--- a/机器学习课程实践_第一次阶段验收汇报.docx
+++ b/机器学习课程实践_第一次阶段验收汇报.docx
@@ -1,160 +1,209 @@
 
 <file path=word/document.xml><?xml version="1.0" encoding="utf-8"?>
-<w:document xmlns:wpc="http://schemas.microsoft.com/office/word/2010/wordprocessingCanvas" xmlns:cx="http://schemas.microsoft.com/office/drawing/2014/chartex" xmlns:cx1="http://schemas.microsoft.com/office/drawing/2015/9/8/chartex" xmlns:cx2="http://schemas.microsoft.com/office/drawing/2015/10/21/chartex" xmlns:cx3="http://schemas.microsoft.com/office/drawing/2016/5/9/chartex" xmlns:cx4="http://schemas.microsoft.com/office/drawing/2016/5/10/chartex" xmlns:cx5="http://schemas.microsoft.com/office/drawing/2016/5/11/chartex" xmlns:cx6="http://schemas.microsoft.com/office/drawing/2016/5/12/chartex" xmlns:cx7="http://schemas.microsoft.com/office/drawing/2016/5/13/chartex" xmlns:cx8="http://schemas.microsoft.com/office/drawing/2016/5/14/chartex" xmlns:mc="http://schemas.openxmlformats.org/markup-compatibility/2006" xmlns:o="urn:schemas-microsoft-com:office:office" xmlns:r="http://schemas.openxmlformats.org/officeDocument/2006/relationships" xmlns:m="http://schemas.openxmlformats.org/officeDocument/2006/math" xmlns:v="urn:schemas-microsoft-com:vml" xmlns:wp14="http://schemas.microsoft.com/office/word/2010/wordprocessingDrawing" xmlns:wp="http://schemas.openxmlformats.org/drawingml/2006/wordprocessingDrawing" xmlns:w="http://schemas.openxmlformats.org/wordprocessingml/2006/main" xmlns:w14="http://schemas.microsoft.com/office/word/2010/wordml" xmlns:w10="urn:schemas-microsoft-com:office:word" xmlns:w15="http://schemas.microsoft.com/office/word/2012/wordml" xmlns:wpg="http://schemas.microsoft.com/office/word/2010/wordprocessingGroup" xmlns:wpi="http://schemas.microsoft.com/office/word/2010/wordprocessingInk" xmlns:wne="http://schemas.microsoft.com/office/word/2006/wordml" xmlns:wps="http://schemas.microsoft.com/office/word/2010/wordprocessingShape" xmlns:wpsCustomData="http://www.wps.cn/officeDocument/2013/wpsCustomData" mc:Ignorable="w14 w15 wp14">
+<w:document xmlns:w="http://schemas.openxmlformats.org/wordprocessingml/2006/main">
   <w:body>
     <w:p>
       <w:pPr>
+        <w:spacing w:after="120"/>
         <w:jc w:val="center"/>
       </w:pPr>
       <w:r>
         <w:rPr>
-          <w:b/>
-          <w:color w:val="1F4E78"/>
+          <w:rFonts w:ascii="Times New Roman" w:hAnsi="Times New Roman" w:eastAsia="黑体"/>
+          <w:b w:val="true"/>
+          <w:color w:val="000000"/>
           <w:sz w:val="56"/>
+          <w:szCs w:val="56"/>
         </w:rPr>
-        <w:t>机器学习课程实践</w:t>
+        <w:t xml:space="preserve">机器学习课程实践</w:t>
       </w:r>
       <w:r>
-        <w:rPr>
-          <w:b/>
-          <w:color w:val="1F4E78"/>
-          <w:sz w:val="56"/>
-        </w:rPr>
-        <w:br w:type="textWrapping"/>
+        <w:rPr/>
+        <w:br/>
+      </w:r>
+      <w:r>
+        <w:t xml:space="preserve">/</w:t>
       </w:r>
     </w:p>
     <w:p>
       <w:pPr>
+        <w:spacing w:after="120"/>
         <w:jc w:val="center"/>
       </w:pPr>
       <w:r>
         <w:rPr>
-          <w:b/>
-          <w:color w:val="2E75B6"/>
+          <w:rFonts w:ascii="Times New Roman" w:hAnsi="Times New Roman" w:eastAsia="黑体"/>
+          <w:b w:val="true"/>
+          <w:color w:val="000000"/>
           <w:sz w:val="44"/>
+          <w:szCs w:val="44"/>
         </w:rPr>
-        <w:t>第一次阶段验收汇报</w:t>
+        <w:t xml:space="preserve">第一次阶段验收汇报</w:t>
       </w:r>
       <w:r>
-        <w:rPr>
-          <w:b/>
-          <w:color w:val="2E75B6"/>
-          <w:sz w:val="44"/>
-        </w:rPr>
-        <w:br w:type="textWrapping"/>
+        <w:rPr/>
+        <w:br/>
       </w:r>
       <w:r>
-        <w:rPr>
-          <w:b/>
-          <w:color w:val="2E75B6"/>
-          <w:sz w:val="44"/>
-        </w:rPr>
-        <w:br w:type="textWrapping"/>
+        <w:rPr/>
+        <w:br/>
       </w:r>
     </w:p>
     <w:p>
       <w:pPr>
+        <w:spacing w:after="120"/>
         <w:jc w:val="center"/>
       </w:pPr>
       <w:r>
         <w:rPr>
-          <w:color w:val="5B9BD5"/>
+          <w:rFonts w:ascii="Times New Roman" w:hAnsi="Times New Roman" w:eastAsia="黑体"/>
+          <w:color w:val="000000"/>
           <w:sz w:val="32"/>
+          <w:szCs w:val="32"/>
         </w:rPr>
-        <w:t>数据分析 + 特征工程</w:t>
+        <w:t xml:space="preserve">数据分析 + 特征工程</w:t>
       </w:r>
       <w:r>
-        <w:rPr>
-          <w:color w:val="5B9BD5"/>
-          <w:sz w:val="32"/>
-        </w:rPr>
-        <w:br w:type="textWrapping"/>
+        <w:rPr/>
+        <w:br/>
       </w:r>
       <w:r>
-        <w:rPr>
-          <w:color w:val="5B9BD5"/>
-          <w:sz w:val="32"/>
-        </w:rPr>
-        <w:br w:type="textWrapping"/>
+        <w:rPr/>
+        <w:br/>
       </w:r>
     </w:p>
     <w:p>
       <w:pPr>
+        <w:spacing w:after="120"/>
         <w:jc w:val="center"/>
       </w:pPr>
       <w:r>
         <w:rPr>
-          <w:sz w:val="24"/>
+          <w:rFonts w:ascii="Times New Roman" w:hAnsi="Times New Roman" w:eastAsia="宋体"/>
+          <w:color w:val="000000"/>
+          <w:sz w:val="30"/>
+          <w:szCs w:val="30"/>
         </w:rPr>
-        <w:t>数据集：USGS 01047000 径流预测</w:t>
+        <w:t xml:space="preserve">数据集：USGS 01047000 径流预测</w:t>
       </w:r>
       <w:r>
-        <w:rPr>
-          <w:sz w:val="24"/>
-        </w:rPr>
-        <w:br w:type="textWrapping"/>
+        <w:rPr/>
+        <w:br/>
       </w:r>
     </w:p>
     <w:p>
       <w:pPr>
+        <w:spacing w:after="120"/>
         <w:jc w:val="center"/>
       </w:pPr>
       <w:r>
         <w:rPr>
-          <w:sz w:val="24"/>
+          <w:rFonts w:ascii="Times New Roman" w:hAnsi="Times New Roman" w:eastAsia="宋体"/>
+          <w:color w:val="000000"/>
+          <w:sz w:val="30"/>
+          <w:szCs w:val="30"/>
         </w:rPr>
-        <w:t>验收日期：2024年10月8日</w:t>
+        <w:t xml:space="preserve">验收日期：2026年10月8日</w:t>
       </w:r>
       <w:r>
-        <w:rPr>
-          <w:sz w:val="24"/>
-        </w:rPr>
-        <w:br w:type="textWrapping"/>
+        <w:rPr/>
+        <w:br/>
       </w:r>
       <w:r>
-        <w:rPr>
-          <w:sz w:val="24"/>
-        </w:rPr>
-        <w:br w:type="textWrapping"/>
+        <w:rPr/>
+        <w:br/>
       </w:r>
     </w:p>
     <w:p>
       <w:r>
+        <w:rPr/>
         <w:br w:type="page"/>
       </w:r>
     </w:p>
     <w:p>
       <w:pPr>
         <w:pStyle w:val="3"/>
+        <w:spacing w:before="240" w:after="120"/>
+        <w:jc w:val="center"/>
       </w:pPr>
       <w:r>
         <w:rPr>
-          <w:color w:val="1F4E78"/>
+          <w:rFonts w:ascii="Times New Roman" w:hAnsi="Times New Roman" w:eastAsia="黑体"/>
+          <w:b w:val="true"/>
+          <w:color w:val="000000"/>
+          <w:sz w:val="32"/>
+          <w:szCs w:val="32"/>
         </w:rPr>
-        <w:t>一、验收完成情况总览</w:t>
+        <w:t xml:space="preserve">一、验收完成情况总览</w:t>
       </w:r>
     </w:p>
     <w:p>
+      <w:pPr>
+        <w:spacing w:after="0" w:line="360" w:lineRule="auto"/>
+        <w:ind w:firstLine="480"/>
+        <w:jc w:val="both"/>
+        <w:rPr>
+          <w:rFonts w:ascii="Times New Roman" w:hAnsi="Times New Roman" w:eastAsia="宋体"/>
+          <w:sz w:val="24"/>
+        </w:rPr>
+      </w:pPr>
       <w:r>
-        <w:t>本次阶段验收要求完成数据分析和特征工程两大部分，共8个子任务。经检查，</w:t>
+        <w:rPr>
+          <w:rFonts w:ascii="Times New Roman" w:hAnsi="Times New Roman" w:eastAsia="宋体"/>
+          <w:sz w:val="24"/>
+          <w:szCs w:val="24"/>
+        </w:rPr>
+        <w:t xml:space="preserve">本次阶段验收要求完成数据分析和特征工程两大部分，共8个子任务。经检查，</w:t>
       </w:r>
       <w:r>
         <w:rPr>
-          <w:b/>
-          <w:color w:val="00B050"/>
+          <w:rFonts w:ascii="Times New Roman" w:hAnsi="Times New Roman" w:eastAsia="宋体"/>
+          <w:b w:val="true"/>
+          <w:color w:val="000000"/>
+          <w:sz w:val="24"/>
+          <w:szCs w:val="24"/>
         </w:rPr>
-        <w:t>全部8个子任务均已完成</w:t>
+        <w:t xml:space="preserve">全部8个子任务均已完成</w:t>
       </w:r>
       <w:r>
-        <w:t>，完成度100%。</w:t>
+        <w:rPr>
+          <w:rFonts w:ascii="Times New Roman" w:hAnsi="Times New Roman" w:eastAsia="宋体"/>
+          <w:sz w:val="24"/>
+          <w:szCs w:val="24"/>
+        </w:rPr>
+        <w:t xml:space="preserve">，完成度100%。</w:t>
       </w:r>
     </w:p>
-    <w:p/>
+    <w:p>
+      <w:pPr>
+        <w:spacing w:after="0" w:line="360" w:lineRule="auto"/>
+        <w:ind w:firstLine="480"/>
+        <w:jc w:val="both"/>
+        <w:rPr>
+          <w:rFonts w:ascii="Times New Roman" w:hAnsi="Times New Roman" w:eastAsia="宋体"/>
+          <w:sz w:val="24"/>
+        </w:rPr>
+      </w:pPr>
+    </w:p>
+    <w:p>
+      <w:pPr>
+        <w:spacing w:before="120" w:after="120"/>
+        <w:jc w:val="center"/>
+      </w:pPr>
+      <w:r>
+        <w:rPr>
+          <w:rFonts w:ascii="宋体" w:eastAsia="宋体"/>
+          <w:sz w:val="21"/>
+          <w:szCs w:val="21"/>
+        </w:rPr>
+        <w:t xml:space="preserve">表1  第一次阶段验收子任务总览</w:t>
+      </w:r>
+    </w:p>
     <w:tbl>
       <w:tblPr>
         <w:tblStyle w:val="49"/>
-        <w:tblW w:w="0" w:type="auto"/>
-        <w:tblInd w:w="0" w:type="dxa"/>
+        <w:tblW w:type="auto"/>
+        <w:jc w:val="center"/>
         <w:tblBorders>
           <w:top w:val="single" w:color="4F81BD" w:themeColor="accent1" w:sz="8" w:space="0"/>
           <w:left w:val="single" w:color="4F81BD" w:themeColor="accent1" w:sz="8" w:space="0"/>
@@ -172,10 +221,8 @@
         </w:tblCellMar>
       </w:tblPr>
       <w:tblGrid>
-        <w:gridCol w:w="2160"/>
-        <w:gridCol w:w="2160"/>
-        <w:gridCol w:w="2160"/>
-        <w:gridCol w:w="2160"/>
+        <w:gridCol w:w="2130"/>
+        <w:gridCol w:w="3904"/>
       </w:tblGrid>
       <w:tr>
         <w:tblPrEx>
@@ -194,79 +241,73 @@
             <w:right w:w="108" w:type="dxa"/>
           </w:tblCellMar>
         </w:tblPrEx>
+        <w:trPr>
+          <w:jc w:val="center"/>
+        </w:trPr>
         <w:tc>
           <w:tcPr>
-            <w:tcW w:w="2160" w:type="dxa"/>
-            <w:shd w:val="clear" w:color="auto" w:fill="4472C4"/>
+            <w:tcW w:w="2130" w:type="dxa"/>
+            <w:tcBorders>
+              <w:top w:val="single" w:color="000000" w:sz="12" w:space="0"/>
+              <w:left w:val="nil"/>
+              <w:bottom w:val="single" w:color="000000" w:sz="4" w:space="0"/>
+              <w:right w:val="nil"/>
+              <w:tl2br w:val="nil"/>
+            </w:tcBorders>
+            <w:shd w:val="clear" w:color="auto" w:fill="FFFFFF"/>
+            <w:vAlign w:val="center"/>
           </w:tcPr>
           <w:p>
             <w:pPr>
-              <w:spacing w:after="0" w:line="240" w:lineRule="auto"/>
+              <w:spacing w:after="0" w:line="360" w:lineRule="auto"/>
               <w:jc w:val="center"/>
+              <w:rPr>
+                <w:b w:val="false"/>
+                <w:color w:val="000000"/>
+              </w:rPr>
             </w:pPr>
             <w:r>
               <w:rPr>
-                <w:b/>
-                <w:color w:val="FFFFFF"/>
+                <w:rFonts w:ascii="Times New Roman" w:hAnsi="Times New Roman" w:eastAsia="宋体"/>
+                <w:b w:val="false"/>
+                <w:color w:val="000000"/>
+                <w:sz w:val="21"/>
+                <w:szCs w:val="21"/>
               </w:rPr>
-              <w:t>编号</w:t>
+              <w:t xml:space="preserve">编号</w:t>
             </w:r>
           </w:p>
         </w:tc>
         <w:tc>
           <w:tcPr>
-            <w:tcW w:w="2160" w:type="dxa"/>
-            <w:shd w:val="clear" w:color="auto" w:fill="4472C4"/>
+            <w:tcW w:w="3904" w:type="dxa"/>
+            <w:tcBorders>
+              <w:top w:val="single" w:color="000000" w:sz="12" w:space="0"/>
+              <w:left w:val="nil"/>
+              <w:bottom w:val="single" w:color="000000" w:sz="4" w:space="0"/>
+              <w:right w:val="nil"/>
+            </w:tcBorders>
+            <w:shd w:val="clear" w:color="auto" w:fill="FFFFFF"/>
+            <w:vAlign w:val="center"/>
           </w:tcPr>
           <w:p>
             <w:pPr>
-              <w:spacing w:after="0" w:line="240" w:lineRule="auto"/>
+              <w:spacing w:after="0" w:line="360" w:lineRule="auto"/>
               <w:jc w:val="center"/>
+              <w:rPr>
+                <w:b w:val="false"/>
+                <w:color w:val="000000"/>
+              </w:rPr>
             </w:pPr>
             <w:r>
               <w:rPr>
-                <w:b/>
-                <w:color w:val="FFFFFF"/>
+                <w:rFonts w:ascii="Times New Roman" w:hAnsi="Times New Roman" w:eastAsia="宋体"/>
+                <w:b w:val="false"/>
+                <w:color w:val="000000"/>
+                <w:sz w:val="21"/>
+                <w:szCs w:val="21"/>
               </w:rPr>
-              <w:t>子任务</w:t>
-            </w:r>
-          </w:p>
-        </w:tc>
-        <w:tc>
-          <w:tcPr>
-            <w:tcW w:w="2160" w:type="dxa"/>
-            <w:shd w:val="clear" w:color="auto" w:fill="4472C4"/>
-          </w:tcPr>
-          <w:p>
-            <w:pPr>
-              <w:spacing w:after="0" w:line="240" w:lineRule="auto"/>
-              <w:jc w:val="center"/>
-            </w:pPr>
-            <w:r>
-              <w:rPr>
-                <w:b/>
-                <w:color w:val="FFFFFF"/>
-              </w:rPr>
-              <w:t>状态</w:t>
-            </w:r>
-          </w:p>
-        </w:tc>
-        <w:tc>
-          <w:tcPr>
-            <w:tcW w:w="2160" w:type="dxa"/>
-            <w:shd w:val="clear" w:color="auto" w:fill="4472C4"/>
-          </w:tcPr>
-          <w:p>
-            <w:pPr>
-              <w:spacing w:after="0" w:line="240" w:lineRule="auto"/>
-              <w:jc w:val="center"/>
-            </w:pPr>
-            <w:r>
-              <w:rPr>
-                <w:b/>
-                <w:color w:val="FFFFFF"/>
-              </w:rPr>
-              <w:t>得分</w:t>
+              <w:t xml:space="preserve">子任务</w:t>
             </w:r>
           </w:p>
         </w:tc>
@@ -288,68 +329,71 @@
             <w:right w:w="108" w:type="dxa"/>
           </w:tblCellMar>
         </w:tblPrEx>
+        <w:trPr>
+          <w:jc w:val="center"/>
+        </w:trPr>
         <w:tc>
           <w:tcPr>
-            <w:tcW w:w="2160" w:type="dxa"/>
-            <w:shd w:val="clear" w:color="auto" w:fill="F2F2F2"/>
+            <w:tcW w:w="2130" w:type="dxa"/>
+            <w:tcBorders>
+              <w:top w:val="single" w:color="000000" w:sz="4" w:space="0"/>
+              <w:left w:val="nil"/>
+              <w:bottom w:val="nil"/>
+              <w:right w:val="nil"/>
+            </w:tcBorders>
+            <w:shd w:val="clear" w:color="auto" w:fill="FFFFFF"/>
+            <w:vAlign w:val="center"/>
           </w:tcPr>
           <w:p>
             <w:pPr>
-              <w:spacing w:after="0" w:line="240" w:lineRule="auto"/>
+              <w:spacing w:after="0" w:line="360" w:lineRule="auto"/>
               <w:jc w:val="center"/>
+              <w:rPr>
+                <w:b w:val="false"/>
+                <w:color w:val="000000"/>
+              </w:rPr>
             </w:pPr>
             <w:r>
-              <w:t>子任务1</w:t>
+              <w:rPr>
+                <w:rFonts w:ascii="Times New Roman" w:hAnsi="Times New Roman" w:eastAsia="宋体"/>
+                <w:b w:val="false"/>
+                <w:color w:val="000000"/>
+                <w:sz w:val="21"/>
+                <w:szCs w:val="21"/>
+              </w:rPr>
+              <w:t xml:space="preserve">子任务1</w:t>
             </w:r>
           </w:p>
         </w:tc>
         <w:tc>
           <w:tcPr>
-            <w:tcW w:w="2160" w:type="dxa"/>
+            <w:tcW w:w="3904" w:type="dxa"/>
+            <w:tcBorders>
+              <w:top w:val="single" w:color="000000" w:sz="4" w:space="0"/>
+              <w:left w:val="nil"/>
+              <w:bottom w:val="nil"/>
+              <w:right w:val="nil"/>
+            </w:tcBorders>
+            <w:shd w:val="clear" w:color="auto" w:fill="FFFFFF"/>
+            <w:vAlign w:val="center"/>
           </w:tcPr>
           <w:p>
             <w:pPr>
-              <w:spacing w:after="0" w:line="240" w:lineRule="auto"/>
-            </w:pPr>
-            <w:r>
-              <w:t>理解数据集各字段的中文含义</w:t>
-            </w:r>
-          </w:p>
-        </w:tc>
-        <w:tc>
-          <w:tcPr>
-            <w:tcW w:w="2160" w:type="dxa"/>
-            <w:shd w:val="clear" w:color="auto" w:fill="E2F0D9"/>
-          </w:tcPr>
-          <w:p>
-            <w:pPr>
-              <w:spacing w:after="0" w:line="240" w:lineRule="auto"/>
-              <w:jc w:val="center"/>
+              <w:spacing w:after="0" w:line="360" w:lineRule="auto"/>
+              <w:rPr>
+                <w:b w:val="false"/>
+                <w:color w:val="000000"/>
+              </w:rPr>
             </w:pPr>
             <w:r>
               <w:rPr>
-                <w:b/>
-                <w:color w:val="00B050"/>
+                <w:rFonts w:ascii="Times New Roman" w:hAnsi="Times New Roman" w:eastAsia="宋体"/>
+                <w:b w:val="false"/>
+                <w:color w:val="000000"/>
+                <w:sz w:val="21"/>
+                <w:szCs w:val="21"/>
               </w:rPr>
-              <w:t>✅ 完成</w:t>
-            </w:r>
-          </w:p>
-        </w:tc>
-        <w:tc>
-          <w:tcPr>
-            <w:tcW w:w="2160" w:type="dxa"/>
-            <w:shd w:val="clear" w:color="auto" w:fill="E2F0D9"/>
-          </w:tcPr>
-          <w:p>
-            <w:pPr>
-              <w:spacing w:after="0" w:line="240" w:lineRule="auto"/>
-              <w:jc w:val="center"/>
-            </w:pPr>
-            <w:r>
-              <w:rPr>
-                <w:b/>
-              </w:rPr>
-              <w:t>得分</w:t>
+              <w:t xml:space="preserve">理解数据集各字段的中文含义</w:t>
             </w:r>
           </w:p>
         </w:tc>
@@ -371,68 +415,71 @@
             <w:right w:w="108" w:type="dxa"/>
           </w:tblCellMar>
         </w:tblPrEx>
+        <w:trPr>
+          <w:jc w:val="center"/>
+        </w:trPr>
         <w:tc>
           <w:tcPr>
-            <w:tcW w:w="2160" w:type="dxa"/>
-            <w:shd w:val="clear" w:color="auto" w:fill="F2F2F2"/>
+            <w:tcW w:w="2130" w:type="dxa"/>
+            <w:tcBorders>
+              <w:top w:val="nil"/>
+              <w:left w:val="nil"/>
+              <w:bottom w:val="nil"/>
+              <w:right w:val="nil"/>
+            </w:tcBorders>
+            <w:shd w:val="clear" w:color="auto" w:fill="FFFFFF"/>
+            <w:vAlign w:val="center"/>
           </w:tcPr>
           <w:p>
             <w:pPr>
-              <w:spacing w:after="0" w:line="240" w:lineRule="auto"/>
+              <w:spacing w:after="0" w:line="360" w:lineRule="auto"/>
               <w:jc w:val="center"/>
+              <w:rPr>
+                <w:b w:val="false"/>
+                <w:color w:val="000000"/>
+              </w:rPr>
             </w:pPr>
             <w:r>
-              <w:t>子任务2</w:t>
+              <w:rPr>
+                <w:rFonts w:ascii="Times New Roman" w:hAnsi="Times New Roman" w:eastAsia="宋体"/>
+                <w:b w:val="false"/>
+                <w:color w:val="000000"/>
+                <w:sz w:val="21"/>
+                <w:szCs w:val="21"/>
+              </w:rPr>
+              <w:t xml:space="preserve">子任务2</w:t>
             </w:r>
           </w:p>
         </w:tc>
         <w:tc>
           <w:tcPr>
-            <w:tcW w:w="2160" w:type="dxa"/>
+            <w:tcW w:w="3904" w:type="dxa"/>
+            <w:tcBorders>
+              <w:top w:val="nil"/>
+              <w:left w:val="nil"/>
+              <w:bottom w:val="nil"/>
+              <w:right w:val="nil"/>
+            </w:tcBorders>
+            <w:shd w:val="clear" w:color="auto" w:fill="FFFFFF"/>
+            <w:vAlign w:val="center"/>
           </w:tcPr>
           <w:p>
             <w:pPr>
-              <w:spacing w:after="0" w:line="240" w:lineRule="auto"/>
-            </w:pPr>
-            <w:r>
-              <w:t>时间序列数据可视化（所有列）</w:t>
-            </w:r>
-          </w:p>
-        </w:tc>
-        <w:tc>
-          <w:tcPr>
-            <w:tcW w:w="2160" w:type="dxa"/>
-            <w:shd w:val="clear" w:color="auto" w:fill="E2F0D9"/>
-          </w:tcPr>
-          <w:p>
-            <w:pPr>
-              <w:spacing w:after="0" w:line="240" w:lineRule="auto"/>
-              <w:jc w:val="center"/>
+              <w:spacing w:after="0" w:line="360" w:lineRule="auto"/>
+              <w:rPr>
+                <w:b w:val="false"/>
+                <w:color w:val="000000"/>
+              </w:rPr>
             </w:pPr>
             <w:r>
               <w:rPr>
-                <w:b/>
-                <w:color w:val="00B050"/>
+                <w:rFonts w:ascii="Times New Roman" w:hAnsi="Times New Roman" w:eastAsia="宋体"/>
+                <w:b w:val="false"/>
+                <w:color w:val="000000"/>
+                <w:sz w:val="21"/>
+                <w:szCs w:val="21"/>
               </w:rPr>
-              <w:t>✅ 完成</w:t>
-            </w:r>
-          </w:p>
-        </w:tc>
-        <w:tc>
-          <w:tcPr>
-            <w:tcW w:w="2160" w:type="dxa"/>
-            <w:shd w:val="clear" w:color="auto" w:fill="E2F0D9"/>
-          </w:tcPr>
-          <w:p>
-            <w:pPr>
-              <w:spacing w:after="0" w:line="240" w:lineRule="auto"/>
-              <w:jc w:val="center"/>
-            </w:pPr>
-            <w:r>
-              <w:rPr>
-                <w:b/>
-              </w:rPr>
-              <w:t>得分</w:t>
+              <w:t xml:space="preserve">时间序列数据可视化（所有列）</w:t>
             </w:r>
           </w:p>
         </w:tc>
@@ -454,68 +501,71 @@
             <w:right w:w="108" w:type="dxa"/>
           </w:tblCellMar>
         </w:tblPrEx>
+        <w:trPr>
+          <w:jc w:val="center"/>
+        </w:trPr>
         <w:tc>
           <w:tcPr>
-            <w:tcW w:w="2160" w:type="dxa"/>
-            <w:shd w:val="clear" w:color="auto" w:fill="F2F2F2"/>
+            <w:tcW w:w="2130" w:type="dxa"/>
+            <w:tcBorders>
+              <w:top w:val="nil"/>
+              <w:left w:val="nil"/>
+              <w:bottom w:val="nil"/>
+              <w:right w:val="nil"/>
+            </w:tcBorders>
+            <w:shd w:val="clear" w:color="auto" w:fill="FFFFFF"/>
+            <w:vAlign w:val="center"/>
           </w:tcPr>
           <w:p>
             <w:pPr>
-              <w:spacing w:after="0" w:line="240" w:lineRule="auto"/>
+              <w:spacing w:after="0" w:line="360" w:lineRule="auto"/>
               <w:jc w:val="center"/>
+              <w:rPr>
+                <w:b w:val="false"/>
+                <w:color w:val="000000"/>
+              </w:rPr>
             </w:pPr>
             <w:r>
-              <w:t>子任务3</w:t>
+              <w:rPr>
+                <w:rFonts w:ascii="Times New Roman" w:hAnsi="Times New Roman" w:eastAsia="宋体"/>
+                <w:b w:val="false"/>
+                <w:color w:val="000000"/>
+                <w:sz w:val="21"/>
+                <w:szCs w:val="21"/>
+              </w:rPr>
+              <w:t xml:space="preserve">子任务3</w:t>
             </w:r>
           </w:p>
         </w:tc>
         <w:tc>
           <w:tcPr>
-            <w:tcW w:w="2160" w:type="dxa"/>
+            <w:tcW w:w="3904" w:type="dxa"/>
+            <w:tcBorders>
+              <w:top w:val="nil"/>
+              <w:left w:val="nil"/>
+              <w:bottom w:val="nil"/>
+              <w:right w:val="nil"/>
+            </w:tcBorders>
+            <w:shd w:val="clear" w:color="auto" w:fill="FFFFFF"/>
+            <w:vAlign w:val="center"/>
           </w:tcPr>
           <w:p>
             <w:pPr>
-              <w:spacing w:after="0" w:line="240" w:lineRule="auto"/>
-            </w:pPr>
-            <w:r>
-              <w:t>直方图（所有列）</w:t>
-            </w:r>
-          </w:p>
-        </w:tc>
-        <w:tc>
-          <w:tcPr>
-            <w:tcW w:w="2160" w:type="dxa"/>
-            <w:shd w:val="clear" w:color="auto" w:fill="E2F0D9"/>
-          </w:tcPr>
-          <w:p>
-            <w:pPr>
-              <w:spacing w:after="0" w:line="240" w:lineRule="auto"/>
-              <w:jc w:val="center"/>
+              <w:spacing w:after="0" w:line="360" w:lineRule="auto"/>
+              <w:rPr>
+                <w:b w:val="false"/>
+                <w:color w:val="000000"/>
+              </w:rPr>
             </w:pPr>
             <w:r>
               <w:rPr>
-                <w:b/>
-                <w:color w:val="00B050"/>
+                <w:rFonts w:ascii="Times New Roman" w:hAnsi="Times New Roman" w:eastAsia="宋体"/>
+                <w:b w:val="false"/>
+                <w:color w:val="000000"/>
+                <w:sz w:val="21"/>
+                <w:szCs w:val="21"/>
               </w:rPr>
-              <w:t>✅ 完成</w:t>
-            </w:r>
-          </w:p>
-        </w:tc>
-        <w:tc>
-          <w:tcPr>
-            <w:tcW w:w="2160" w:type="dxa"/>
-            <w:shd w:val="clear" w:color="auto" w:fill="E2F0D9"/>
-          </w:tcPr>
-          <w:p>
-            <w:pPr>
-              <w:spacing w:after="0" w:line="240" w:lineRule="auto"/>
-              <w:jc w:val="center"/>
-            </w:pPr>
-            <w:r>
-              <w:rPr>
-                <w:b/>
-              </w:rPr>
-              <w:t>得分</w:t>
+              <w:t xml:space="preserve">直方图（所有列）</w:t>
             </w:r>
           </w:p>
         </w:tc>
@@ -537,68 +587,71 @@
             <w:right w:w="108" w:type="dxa"/>
           </w:tblCellMar>
         </w:tblPrEx>
+        <w:trPr>
+          <w:jc w:val="center"/>
+        </w:trPr>
         <w:tc>
           <w:tcPr>
-            <w:tcW w:w="2160" w:type="dxa"/>
-            <w:shd w:val="clear" w:color="auto" w:fill="F2F2F2"/>
+            <w:tcW w:w="2130" w:type="dxa"/>
+            <w:tcBorders>
+              <w:top w:val="nil"/>
+              <w:left w:val="nil"/>
+              <w:bottom w:val="nil"/>
+              <w:right w:val="nil"/>
+            </w:tcBorders>
+            <w:shd w:val="clear" w:color="auto" w:fill="FFFFFF"/>
+            <w:vAlign w:val="center"/>
           </w:tcPr>
           <w:p>
             <w:pPr>
-              <w:spacing w:after="0" w:line="240" w:lineRule="auto"/>
+              <w:spacing w:after="0" w:line="360" w:lineRule="auto"/>
               <w:jc w:val="center"/>
+              <w:rPr>
+                <w:b w:val="false"/>
+                <w:color w:val="000000"/>
+              </w:rPr>
             </w:pPr>
             <w:r>
-              <w:t>子任务4</w:t>
+              <w:rPr>
+                <w:rFonts w:ascii="Times New Roman" w:hAnsi="Times New Roman" w:eastAsia="宋体"/>
+                <w:b w:val="false"/>
+                <w:color w:val="000000"/>
+                <w:sz w:val="21"/>
+                <w:szCs w:val="21"/>
+              </w:rPr>
+              <w:t xml:space="preserve">子任务4</w:t>
             </w:r>
           </w:p>
         </w:tc>
         <w:tc>
           <w:tcPr>
-            <w:tcW w:w="2160" w:type="dxa"/>
+            <w:tcW w:w="3904" w:type="dxa"/>
+            <w:tcBorders>
+              <w:top w:val="nil"/>
+              <w:left w:val="nil"/>
+              <w:bottom w:val="nil"/>
+              <w:right w:val="nil"/>
+            </w:tcBorders>
+            <w:shd w:val="clear" w:color="auto" w:fill="FFFFFF"/>
+            <w:vAlign w:val="center"/>
           </w:tcPr>
           <w:p>
             <w:pPr>
-              <w:spacing w:after="0" w:line="240" w:lineRule="auto"/>
-            </w:pPr>
-            <w:r>
-              <w:t>箱型图（所有列）</w:t>
-            </w:r>
-          </w:p>
-        </w:tc>
-        <w:tc>
-          <w:tcPr>
-            <w:tcW w:w="2160" w:type="dxa"/>
-            <w:shd w:val="clear" w:color="auto" w:fill="E2F0D9"/>
-          </w:tcPr>
-          <w:p>
-            <w:pPr>
-              <w:spacing w:after="0" w:line="240" w:lineRule="auto"/>
-              <w:jc w:val="center"/>
+              <w:spacing w:after="0" w:line="360" w:lineRule="auto"/>
+              <w:rPr>
+                <w:b w:val="false"/>
+                <w:color w:val="000000"/>
+              </w:rPr>
             </w:pPr>
             <w:r>
               <w:rPr>
-                <w:b/>
-                <w:color w:val="00B050"/>
+                <w:rFonts w:ascii="Times New Roman" w:hAnsi="Times New Roman" w:eastAsia="宋体"/>
+                <w:b w:val="false"/>
+                <w:color w:val="000000"/>
+                <w:sz w:val="21"/>
+                <w:szCs w:val="21"/>
               </w:rPr>
-              <w:t>✅ 完成</w:t>
-            </w:r>
-          </w:p>
-        </w:tc>
-        <w:tc>
-          <w:tcPr>
-            <w:tcW w:w="2160" w:type="dxa"/>
-            <w:shd w:val="clear" w:color="auto" w:fill="E2F0D9"/>
-          </w:tcPr>
-          <w:p>
-            <w:pPr>
-              <w:spacing w:after="0" w:line="240" w:lineRule="auto"/>
-              <w:jc w:val="center"/>
-            </w:pPr>
-            <w:r>
-              <w:rPr>
-                <w:b/>
-              </w:rPr>
-              <w:t>得分</w:t>
+              <w:t xml:space="preserve">箱型图（所有列）</w:t>
             </w:r>
           </w:p>
         </w:tc>
@@ -620,68 +673,71 @@
             <w:right w:w="108" w:type="dxa"/>
           </w:tblCellMar>
         </w:tblPrEx>
+        <w:trPr>
+          <w:jc w:val="center"/>
+        </w:trPr>
         <w:tc>
           <w:tcPr>
-            <w:tcW w:w="2160" w:type="dxa"/>
-            <w:shd w:val="clear" w:color="auto" w:fill="F2F2F2"/>
+            <w:tcW w:w="2130" w:type="dxa"/>
+            <w:tcBorders>
+              <w:top w:val="nil"/>
+              <w:left w:val="nil"/>
+              <w:bottom w:val="nil"/>
+              <w:right w:val="nil"/>
+            </w:tcBorders>
+            <w:shd w:val="clear" w:color="auto" w:fill="FFFFFF"/>
+            <w:vAlign w:val="center"/>
           </w:tcPr>
           <w:p>
             <w:pPr>
-              <w:spacing w:after="0" w:line="240" w:lineRule="auto"/>
+              <w:spacing w:after="0" w:line="360" w:lineRule="auto"/>
               <w:jc w:val="center"/>
+              <w:rPr>
+                <w:b w:val="false"/>
+                <w:color w:val="000000"/>
+              </w:rPr>
             </w:pPr>
             <w:r>
-              <w:t>子任务5</w:t>
+              <w:rPr>
+                <w:rFonts w:ascii="Times New Roman" w:hAnsi="Times New Roman" w:eastAsia="宋体"/>
+                <w:b w:val="false"/>
+                <w:color w:val="000000"/>
+                <w:sz w:val="21"/>
+                <w:szCs w:val="21"/>
+              </w:rPr>
+              <w:t xml:space="preserve">子任务5</w:t>
             </w:r>
           </w:p>
         </w:tc>
         <w:tc>
           <w:tcPr>
-            <w:tcW w:w="2160" w:type="dxa"/>
+            <w:tcW w:w="3904" w:type="dxa"/>
+            <w:tcBorders>
+              <w:top w:val="nil"/>
+              <w:left w:val="nil"/>
+              <w:bottom w:val="nil"/>
+              <w:right w:val="nil"/>
+            </w:tcBorders>
+            <w:shd w:val="clear" w:color="auto" w:fill="FFFFFF"/>
+            <w:vAlign w:val="center"/>
           </w:tcPr>
           <w:p>
             <w:pPr>
-              <w:spacing w:after="0" w:line="240" w:lineRule="auto"/>
-            </w:pPr>
-            <w:r>
-              <w:t>皮尔逊相关系数热力图（含滞后）</w:t>
-            </w:r>
-          </w:p>
-        </w:tc>
-        <w:tc>
-          <w:tcPr>
-            <w:tcW w:w="2160" w:type="dxa"/>
-            <w:shd w:val="clear" w:color="auto" w:fill="E2F0D9"/>
-          </w:tcPr>
-          <w:p>
-            <w:pPr>
-              <w:spacing w:after="0" w:line="240" w:lineRule="auto"/>
-              <w:jc w:val="center"/>
+              <w:spacing w:after="0" w:line="360" w:lineRule="auto"/>
+              <w:rPr>
+                <w:b w:val="false"/>
+                <w:color w:val="000000"/>
+              </w:rPr>
             </w:pPr>
             <w:r>
               <w:rPr>
-                <w:b/>
-                <w:color w:val="00B050"/>
+                <w:rFonts w:ascii="Times New Roman" w:hAnsi="Times New Roman" w:eastAsia="宋体"/>
+                <w:b w:val="false"/>
+                <w:color w:val="000000"/>
+                <w:sz w:val="21"/>
+                <w:szCs w:val="21"/>
               </w:rPr>
-              <w:t>✅ 完成</w:t>
-            </w:r>
-          </w:p>
-        </w:tc>
-        <w:tc>
-          <w:tcPr>
-            <w:tcW w:w="2160" w:type="dxa"/>
-            <w:shd w:val="clear" w:color="auto" w:fill="E2F0D9"/>
-          </w:tcPr>
-          <w:p>
-            <w:pPr>
-              <w:spacing w:after="0" w:line="240" w:lineRule="auto"/>
-              <w:jc w:val="center"/>
-            </w:pPr>
-            <w:r>
-              <w:rPr>
-                <w:b/>
-              </w:rPr>
-              <w:t>得分</w:t>
+              <w:t xml:space="preserve">皮尔逊相关系数热力图（含滞后）</w:t>
             </w:r>
           </w:p>
         </w:tc>
@@ -703,68 +759,71 @@
             <w:right w:w="108" w:type="dxa"/>
           </w:tblCellMar>
         </w:tblPrEx>
+        <w:trPr>
+          <w:jc w:val="center"/>
+        </w:trPr>
         <w:tc>
           <w:tcPr>
-            <w:tcW w:w="2160" w:type="dxa"/>
-            <w:shd w:val="clear" w:color="auto" w:fill="F2F2F2"/>
+            <w:tcW w:w="2130" w:type="dxa"/>
+            <w:tcBorders>
+              <w:top w:val="nil"/>
+              <w:left w:val="nil"/>
+              <w:bottom w:val="nil"/>
+              <w:right w:val="nil"/>
+            </w:tcBorders>
+            <w:shd w:val="clear" w:color="auto" w:fill="FFFFFF"/>
+            <w:vAlign w:val="center"/>
           </w:tcPr>
           <w:p>
             <w:pPr>
-              <w:spacing w:after="0" w:line="240" w:lineRule="auto"/>
+              <w:spacing w:after="0" w:line="360" w:lineRule="auto"/>
               <w:jc w:val="center"/>
+              <w:rPr>
+                <w:b w:val="false"/>
+                <w:color w:val="000000"/>
+              </w:rPr>
             </w:pPr>
             <w:r>
-              <w:t>子任务6</w:t>
+              <w:rPr>
+                <w:rFonts w:ascii="Times New Roman" w:hAnsi="Times New Roman" w:eastAsia="宋体"/>
+                <w:b w:val="false"/>
+                <w:color w:val="000000"/>
+                <w:sz w:val="21"/>
+                <w:szCs w:val="21"/>
+              </w:rPr>
+              <w:t xml:space="preserve">子任务6</w:t>
             </w:r>
           </w:p>
         </w:tc>
         <w:tc>
           <w:tcPr>
-            <w:tcW w:w="2160" w:type="dxa"/>
+            <w:tcW w:w="3904" w:type="dxa"/>
+            <w:tcBorders>
+              <w:top w:val="nil"/>
+              <w:left w:val="nil"/>
+              <w:bottom w:val="nil"/>
+              <w:right w:val="nil"/>
+            </w:tcBorders>
+            <w:shd w:val="clear" w:color="auto" w:fill="FFFFFF"/>
+            <w:vAlign w:val="center"/>
           </w:tcPr>
           <w:p>
             <w:pPr>
-              <w:spacing w:after="0" w:line="240" w:lineRule="auto"/>
-            </w:pPr>
-            <w:r>
-              <w:t>四季月份编码、滞后特征、窗口特征</w:t>
-            </w:r>
-          </w:p>
-        </w:tc>
-        <w:tc>
-          <w:tcPr>
-            <w:tcW w:w="2160" w:type="dxa"/>
-            <w:shd w:val="clear" w:color="auto" w:fill="E2F0D9"/>
-          </w:tcPr>
-          <w:p>
-            <w:pPr>
-              <w:spacing w:after="0" w:line="240" w:lineRule="auto"/>
-              <w:jc w:val="center"/>
+              <w:spacing w:after="0" w:line="360" w:lineRule="auto"/>
+              <w:rPr>
+                <w:b w:val="false"/>
+                <w:color w:val="000000"/>
+              </w:rPr>
             </w:pPr>
             <w:r>
               <w:rPr>
-                <w:b/>
-                <w:color w:val="00B050"/>
+                <w:rFonts w:ascii="Times New Roman" w:hAnsi="Times New Roman" w:eastAsia="宋体"/>
+                <w:b w:val="false"/>
+                <w:color w:val="000000"/>
+                <w:sz w:val="21"/>
+                <w:szCs w:val="21"/>
               </w:rPr>
-              <w:t>✅ 完成</w:t>
-            </w:r>
-          </w:p>
-        </w:tc>
-        <w:tc>
-          <w:tcPr>
-            <w:tcW w:w="2160" w:type="dxa"/>
-            <w:shd w:val="clear" w:color="auto" w:fill="E2F0D9"/>
-          </w:tcPr>
-          <w:p>
-            <w:pPr>
-              <w:spacing w:after="0" w:line="240" w:lineRule="auto"/>
-              <w:jc w:val="center"/>
-            </w:pPr>
-            <w:r>
-              <w:rPr>
-                <w:b/>
-              </w:rPr>
-              <w:t>得分</w:t>
+              <w:t xml:space="preserve">四季月份编码、滞后特征、窗口特征</w:t>
             </w:r>
           </w:p>
         </w:tc>
@@ -786,68 +845,71 @@
             <w:right w:w="108" w:type="dxa"/>
           </w:tblCellMar>
         </w:tblPrEx>
+        <w:trPr>
+          <w:jc w:val="center"/>
+        </w:trPr>
         <w:tc>
           <w:tcPr>
-            <w:tcW w:w="2160" w:type="dxa"/>
-            <w:shd w:val="clear" w:color="auto" w:fill="F2F2F2"/>
+            <w:tcW w:w="2130" w:type="dxa"/>
+            <w:tcBorders>
+              <w:top w:val="nil"/>
+              <w:left w:val="nil"/>
+              <w:bottom w:val="nil"/>
+              <w:right w:val="nil"/>
+            </w:tcBorders>
+            <w:shd w:val="clear" w:color="auto" w:fill="FFFFFF"/>
+            <w:vAlign w:val="center"/>
           </w:tcPr>
           <w:p>
             <w:pPr>
-              <w:spacing w:after="0" w:line="240" w:lineRule="auto"/>
+              <w:spacing w:after="0" w:line="360" w:lineRule="auto"/>
               <w:jc w:val="center"/>
+              <w:rPr>
+                <w:b w:val="false"/>
+                <w:color w:val="000000"/>
+              </w:rPr>
             </w:pPr>
             <w:r>
-              <w:t>子任务7</w:t>
+              <w:rPr>
+                <w:rFonts w:ascii="Times New Roman" w:hAnsi="Times New Roman" w:eastAsia="宋体"/>
+                <w:b w:val="false"/>
+                <w:color w:val="000000"/>
+                <w:sz w:val="21"/>
+                <w:szCs w:val="21"/>
+              </w:rPr>
+              <w:t xml:space="preserve">子任务7</w:t>
             </w:r>
           </w:p>
         </w:tc>
         <w:tc>
           <w:tcPr>
-            <w:tcW w:w="2160" w:type="dxa"/>
+            <w:tcW w:w="3904" w:type="dxa"/>
+            <w:tcBorders>
+              <w:top w:val="nil"/>
+              <w:left w:val="nil"/>
+              <w:bottom w:val="nil"/>
+              <w:right w:val="nil"/>
+            </w:tcBorders>
+            <w:shd w:val="clear" w:color="auto" w:fill="FFFFFF"/>
+            <w:vAlign w:val="center"/>
           </w:tcPr>
           <w:p>
             <w:pPr>
-              <w:spacing w:after="0" w:line="240" w:lineRule="auto"/>
-            </w:pPr>
-            <w:r>
-              <w:t>特征归一化（Min-Max或Z-score）</w:t>
-            </w:r>
-          </w:p>
-        </w:tc>
-        <w:tc>
-          <w:tcPr>
-            <w:tcW w:w="2160" w:type="dxa"/>
-            <w:shd w:val="clear" w:color="auto" w:fill="E2F0D9"/>
-          </w:tcPr>
-          <w:p>
-            <w:pPr>
-              <w:spacing w:after="0" w:line="240" w:lineRule="auto"/>
-              <w:jc w:val="center"/>
+              <w:spacing w:after="0" w:line="360" w:lineRule="auto"/>
+              <w:rPr>
+                <w:b w:val="false"/>
+                <w:color w:val="000000"/>
+              </w:rPr>
             </w:pPr>
             <w:r>
               <w:rPr>
-                <w:b/>
-                <w:color w:val="00B050"/>
+                <w:rFonts w:ascii="Times New Roman" w:hAnsi="Times New Roman" w:eastAsia="宋体"/>
+                <w:b w:val="false"/>
+                <w:color w:val="000000"/>
+                <w:sz w:val="21"/>
+                <w:szCs w:val="21"/>
               </w:rPr>
-              <w:t>✅ 完成</w:t>
-            </w:r>
-          </w:p>
-        </w:tc>
-        <w:tc>
-          <w:tcPr>
-            <w:tcW w:w="2160" w:type="dxa"/>
-            <w:shd w:val="clear" w:color="auto" w:fill="E2F0D9"/>
-          </w:tcPr>
-          <w:p>
-            <w:pPr>
-              <w:spacing w:after="0" w:line="240" w:lineRule="auto"/>
-              <w:jc w:val="center"/>
-            </w:pPr>
-            <w:r>
-              <w:rPr>
-                <w:b/>
-              </w:rPr>
-              <w:t>得分</w:t>
+              <w:t xml:space="preserve">特征归一化（Min-Max或Z-score）</w:t>
             </w:r>
           </w:p>
         </w:tc>
@@ -869,135 +931,212 @@
             <w:right w:w="108" w:type="dxa"/>
           </w:tblCellMar>
         </w:tblPrEx>
+        <w:trPr>
+          <w:jc w:val="center"/>
+        </w:trPr>
         <w:tc>
           <w:tcPr>
-            <w:tcW w:w="2160" w:type="dxa"/>
-            <w:shd w:val="clear" w:color="auto" w:fill="F2F2F2"/>
+            <w:tcW w:w="2130" w:type="dxa"/>
+            <w:tcBorders>
+              <w:top w:val="nil"/>
+              <w:left w:val="nil"/>
+              <w:bottom w:val="single" w:color="000000" w:sz="12" w:space="0"/>
+              <w:right w:val="nil"/>
+            </w:tcBorders>
+            <w:shd w:val="clear" w:color="auto" w:fill="FFFFFF"/>
+            <w:vAlign w:val="center"/>
           </w:tcPr>
           <w:p>
             <w:pPr>
-              <w:spacing w:after="0" w:line="240" w:lineRule="auto"/>
+              <w:spacing w:after="0" w:line="360" w:lineRule="auto"/>
               <w:jc w:val="center"/>
+              <w:rPr>
+                <w:b w:val="false"/>
+                <w:color w:val="000000"/>
+              </w:rPr>
             </w:pPr>
             <w:r>
-              <w:t>子任务8</w:t>
+              <w:rPr>
+                <w:rFonts w:ascii="Times New Roman" w:hAnsi="Times New Roman" w:eastAsia="宋体"/>
+                <w:b w:val="false"/>
+                <w:color w:val="000000"/>
+                <w:sz w:val="21"/>
+                <w:szCs w:val="21"/>
+              </w:rPr>
+              <w:t xml:space="preserve">子任务8</w:t>
             </w:r>
           </w:p>
         </w:tc>
         <w:tc>
           <w:tcPr>
-            <w:tcW w:w="2160" w:type="dxa"/>
+            <w:tcW w:w="3904" w:type="dxa"/>
+            <w:tcBorders>
+              <w:top w:val="nil"/>
+              <w:left w:val="nil"/>
+              <w:bottom w:val="single" w:color="000000" w:sz="12" w:space="0"/>
+              <w:right w:val="nil"/>
+            </w:tcBorders>
+            <w:shd w:val="clear" w:color="auto" w:fill="FFFFFF"/>
+            <w:vAlign w:val="center"/>
           </w:tcPr>
           <w:p>
             <w:pPr>
-              <w:spacing w:after="0" w:line="240" w:lineRule="auto"/>
-            </w:pPr>
-            <w:r>
-              <w:t>特征选择（皮尔逊或互信息法）</w:t>
-            </w:r>
-          </w:p>
-        </w:tc>
-        <w:tc>
-          <w:tcPr>
-            <w:tcW w:w="2160" w:type="dxa"/>
-            <w:shd w:val="clear" w:color="auto" w:fill="E2F0D9"/>
-          </w:tcPr>
-          <w:p>
-            <w:pPr>
-              <w:spacing w:after="0" w:line="240" w:lineRule="auto"/>
-              <w:jc w:val="center"/>
+              <w:spacing w:after="0" w:line="360" w:lineRule="auto"/>
+              <w:rPr>
+                <w:b w:val="false"/>
+                <w:color w:val="000000"/>
+              </w:rPr>
             </w:pPr>
             <w:r>
               <w:rPr>
-                <w:b/>
-                <w:color w:val="00B050"/>
+                <w:rFonts w:ascii="Times New Roman" w:hAnsi="Times New Roman" w:eastAsia="宋体"/>
+                <w:b w:val="false"/>
+                <w:color w:val="000000"/>
+                <w:sz w:val="21"/>
+                <w:szCs w:val="21"/>
               </w:rPr>
-              <w:t>✅ 完成</w:t>
-            </w:r>
-          </w:p>
-        </w:tc>
-        <w:tc>
-          <w:tcPr>
-            <w:tcW w:w="2160" w:type="dxa"/>
-            <w:shd w:val="clear" w:color="auto" w:fill="E2F0D9"/>
-          </w:tcPr>
-          <w:p>
-            <w:pPr>
-              <w:spacing w:after="0" w:line="240" w:lineRule="auto"/>
-              <w:jc w:val="center"/>
-            </w:pPr>
-            <w:r>
-              <w:rPr>
-                <w:b/>
-              </w:rPr>
-              <w:t>得分</w:t>
+              <w:t xml:space="preserve">特征选择（皮尔逊或互信息法）</w:t>
             </w:r>
           </w:p>
         </w:tc>
       </w:tr>
     </w:tbl>
-    <w:p/>
     <w:p>
+      <w:pPr>
+        <w:spacing w:before="120" w:after="60" w:line="360" w:lineRule="auto"/>
+        <w:ind w:firstLine="0"/>
+        <w:jc w:val="left"/>
+      </w:pPr>
       <w:r>
         <w:rPr>
-          <w:b/>
+          <w:rFonts w:ascii="Times New Roman" w:hAnsi="Times New Roman" w:eastAsia="黑体"/>
+          <w:b w:val="true"/>
+          <w:color w:val="000000"/>
           <w:sz w:val="28"/>
+          <w:szCs w:val="28"/>
         </w:rPr>
-        <w:t>总结：</w:t>
+        <w:t xml:space="preserve">总结：</w:t>
+      </w:r>
+    </w:p>
+    <w:p>
+      <w:pPr>
+        <w:spacing w:after="0" w:line="360" w:lineRule="auto"/>
+        <w:ind w:firstLine="480"/>
+        <w:jc w:val="both"/>
+      </w:pPr>
+      <w:r>
+        <w:rPr>
+          <w:rFonts w:ascii="Times New Roman" w:hAnsi="Times New Roman" w:eastAsia="宋体"/>
+          <w:sz w:val="24"/>
+          <w:szCs w:val="24"/>
+        </w:rPr>
+        <w:t xml:space="preserve">数据分析：5个子任务全部完成</w:t>
+      </w:r>
+    </w:p>
+    <w:p>
+      <w:pPr>
+        <w:spacing w:after="0" w:line="360" w:lineRule="auto"/>
+        <w:ind w:firstLine="480"/>
+        <w:jc w:val="both"/>
+      </w:pPr>
+      <w:r>
+        <w:rPr>
+          <w:rFonts w:ascii="Times New Roman" w:hAnsi="Times New Roman" w:eastAsia="宋体"/>
+          <w:sz w:val="24"/>
+          <w:szCs w:val="24"/>
+        </w:rPr>
+        <w:t xml:space="preserve">特征工程：3个子任务全部完成</w:t>
+      </w:r>
+    </w:p>
+    <w:p>
+      <w:pPr>
+        <w:spacing w:after="0" w:line="360" w:lineRule="auto"/>
+        <w:ind w:firstLine="480"/>
+        <w:jc w:val="both"/>
+      </w:pPr>
+      <w:r>
+        <w:rPr>
+          <w:rFonts w:ascii="Times New Roman" w:hAnsi="Times New Roman" w:eastAsia="宋体"/>
+          <w:sz w:val="24"/>
+          <w:szCs w:val="24"/>
+        </w:rPr>
+        <w:t xml:space="preserve">额外完成：滞后相关分析、多种方法对比、完整建模实验</w:t>
       </w:r>
     </w:p>
     <w:p>
       <w:r>
-        <w:t>✓ 数据分析：5个子任务全部完成</w:t>
-      </w:r>
-    </w:p>
-    <w:p>
-      <w:r>
-        <w:t>✓ 特征工程：3个子任务全部完成</w:t>
-      </w:r>
-    </w:p>
-    <w:p>
-      <w:r>
-        <w:t>✓ 额外完成：滞后相关分析、多种方法对比、完整建模实验</w:t>
-      </w:r>
-    </w:p>
-    <w:p>
-      <w:r>
+        <w:rPr/>
         <w:br w:type="page"/>
       </w:r>
     </w:p>
     <w:p>
       <w:pPr>
         <w:pStyle w:val="3"/>
+        <w:spacing w:before="240" w:after="120"/>
+        <w:jc w:val="center"/>
       </w:pPr>
       <w:r>
         <w:rPr>
-          <w:color w:val="1F4E78"/>
+          <w:rFonts w:ascii="Times New Roman" w:hAnsi="Times New Roman" w:eastAsia="黑体"/>
+          <w:b w:val="true"/>
+          <w:color w:val="000000"/>
+          <w:sz w:val="32"/>
+          <w:szCs w:val="32"/>
         </w:rPr>
-        <w:t>二、数据分析成果展示</w:t>
+        <w:t xml:space="preserve">二、数据分析成果展示</w:t>
       </w:r>
     </w:p>
     <w:p>
       <w:pPr>
         <w:pStyle w:val="4"/>
+        <w:spacing w:before="120" w:after="60"/>
+        <w:jc w:val="left"/>
       </w:pPr>
       <w:r>
         <w:rPr>
-          <w:color w:val="2E75B6"/>
+          <w:rFonts w:ascii="Times New Roman" w:hAnsi="Times New Roman" w:eastAsia="黑体"/>
+          <w:b w:val="true"/>
+          <w:color w:val="000000"/>
+          <w:sz w:val="28"/>
+          <w:szCs w:val="28"/>
         </w:rPr>
-        <w:t>子任务1：字段中文含义</w:t>
+        <w:t xml:space="preserve">子任务1：字段中文含义</w:t>
       </w:r>
     </w:p>
     <w:p>
+      <w:pPr>
+        <w:spacing w:after="0" w:line="360" w:lineRule="auto"/>
+        <w:ind w:firstLine="480"/>
+        <w:jc w:val="both"/>
+      </w:pPr>
       <w:r>
-        <w:t>数据集包含1827天（2000-2004年）的逐日观测数据，共9个字段。所有字段的中文含义如下：</w:t>
+        <w:rPr>
+          <w:rFonts w:ascii="Times New Roman" w:hAnsi="Times New Roman" w:eastAsia="宋体"/>
+          <w:sz w:val="24"/>
+          <w:szCs w:val="24"/>
+        </w:rPr>
+        <w:t xml:space="preserve">数据集包含1827天（2000-2004年）的逐日观测数据，共9个字段。所有字段的中文含义如下：</w:t>
+      </w:r>
+    </w:p>
+    <w:p>
+      <w:pPr>
+        <w:spacing w:before="120" w:after="120"/>
+        <w:jc w:val="center"/>
+      </w:pPr>
+      <w:r>
+        <w:rPr>
+          <w:rFonts w:ascii="宋体" w:eastAsia="宋体"/>
+          <w:sz w:val="21"/>
+          <w:szCs w:val="21"/>
+        </w:rPr>
+        <w:t xml:space="preserve">表2  数据字段说明</w:t>
       </w:r>
     </w:p>
     <w:tbl>
       <w:tblPr>
         <w:tblStyle w:val="42"/>
-        <w:tblW w:w="0" w:type="auto"/>
-        <w:tblInd w:w="0" w:type="dxa"/>
+        <w:tblW w:type="auto"/>
+        <w:jc w:val="center"/>
         <w:tblBorders>
           <w:top w:val="single" w:color="4F81BD" w:themeColor="accent1" w:sz="8" w:space="0"/>
           <w:left w:val="single" w:color="4F81BD" w:themeColor="accent1" w:sz="8" w:space="0"/>
@@ -1015,9 +1154,9 @@
         </w:tblCellMar>
       </w:tblPr>
       <w:tblGrid>
-        <w:gridCol w:w="2880"/>
-        <w:gridCol w:w="2880"/>
-        <w:gridCol w:w="2880"/>
+        <w:gridCol w:w="2846"/>
+        <w:gridCol w:w="2838"/>
+        <w:gridCol w:w="2844"/>
       </w:tblGrid>
       <w:tr>
         <w:tblPrEx>
@@ -1029,55 +1168,109 @@
             <w:insideH w:val="none" w:color="auto" w:sz="0" w:space="0"/>
             <w:insideV w:val="none" w:color="auto" w:sz="0" w:space="0"/>
           </w:tblBorders>
+          <w:tblCellMar>
+            <w:top w:w="0" w:type="dxa"/>
+            <w:left w:w="108" w:type="dxa"/>
+            <w:bottom w:w="0" w:type="dxa"/>
+            <w:right w:w="108" w:type="dxa"/>
+          </w:tblCellMar>
         </w:tblPrEx>
+        <w:trPr>
+          <w:jc w:val="center"/>
+        </w:trPr>
         <w:tc>
           <w:tcPr>
             <w:tcW w:w="2880" w:type="dxa"/>
+            <w:tcBorders>
+              <w:top w:val="single" w:color="000000" w:sz="12" w:space="0"/>
+              <w:left w:val="nil"/>
+              <w:bottom w:val="single" w:color="000000" w:sz="4" w:space="0"/>
+              <w:tl2br w:val="nil"/>
+            </w:tcBorders>
+            <w:shd w:val="clear" w:color="auto" w:fill="FFFFFF"/>
+            <w:vAlign w:val="center"/>
           </w:tcPr>
           <w:p>
             <w:pPr>
               <w:spacing w:after="0" w:line="240" w:lineRule="auto"/>
               <w:jc w:val="center"/>
+              <w:rPr>
+                <w:b w:val="false"/>
+                <w:color w:val="000000"/>
+              </w:rPr>
             </w:pPr>
             <w:r>
               <w:rPr>
-                <w:b/>
+                <w:rFonts w:ascii="Times New Roman" w:hAnsi="Times New Roman" w:eastAsia="宋体"/>
+                <w:b w:val="false"/>
+                <w:color w:val="000000"/>
+                <w:sz w:val="21"/>
+                <w:szCs w:val="21"/>
               </w:rPr>
-              <w:t>英文字段</w:t>
+              <w:t xml:space="preserve">英文字段</w:t>
             </w:r>
           </w:p>
         </w:tc>
         <w:tc>
           <w:tcPr>
             <w:tcW w:w="2880" w:type="dxa"/>
+            <w:tcBorders>
+              <w:top w:val="single" w:color="000000" w:sz="12" w:space="0"/>
+              <w:bottom w:val="single" w:color="000000" w:sz="4" w:space="0"/>
+            </w:tcBorders>
+            <w:shd w:val="clear" w:color="auto" w:fill="FFFFFF"/>
+            <w:vAlign w:val="center"/>
           </w:tcPr>
           <w:p>
             <w:pPr>
               <w:spacing w:after="0" w:line="240" w:lineRule="auto"/>
               <w:jc w:val="center"/>
+              <w:rPr>
+                <w:b w:val="false"/>
+                <w:color w:val="000000"/>
+              </w:rPr>
             </w:pPr>
             <w:r>
               <w:rPr>
-                <w:b/>
+                <w:rFonts w:ascii="Times New Roman" w:hAnsi="Times New Roman" w:eastAsia="宋体"/>
+                <w:b w:val="false"/>
+                <w:color w:val="000000"/>
+                <w:sz w:val="21"/>
+                <w:szCs w:val="21"/>
               </w:rPr>
-              <w:t>中文含义</w:t>
+              <w:t xml:space="preserve">中文含义</w:t>
             </w:r>
           </w:p>
         </w:tc>
         <w:tc>
           <w:tcPr>
             <w:tcW w:w="2880" w:type="dxa"/>
+            <w:tcBorders>
+              <w:top w:val="single" w:color="000000" w:sz="12" w:space="0"/>
+              <w:bottom w:val="single" w:color="000000" w:sz="4" w:space="0"/>
+              <w:right w:val="nil"/>
+            </w:tcBorders>
+            <w:shd w:val="clear" w:color="auto" w:fill="FFFFFF"/>
+            <w:vAlign w:val="center"/>
           </w:tcPr>
           <w:p>
             <w:pPr>
               <w:spacing w:after="0" w:line="240" w:lineRule="auto"/>
               <w:jc w:val="center"/>
+              <w:rPr>
+                <w:b w:val="false"/>
+                <w:color w:val="000000"/>
+              </w:rPr>
             </w:pPr>
             <w:r>
               <w:rPr>
-                <w:b/>
+                <w:rFonts w:ascii="Times New Roman" w:hAnsi="Times New Roman" w:eastAsia="宋体"/>
+                <w:b w:val="false"/>
+                <w:color w:val="000000"/>
+                <w:sz w:val="21"/>
+                <w:szCs w:val="21"/>
               </w:rPr>
-              <w:t>单位</w:t>
+              <w:t xml:space="preserve">单位</w:t>
             </w:r>
           </w:p>
         </w:tc>
@@ -1099,43 +1292,96 @@
             <w:right w:w="108" w:type="dxa"/>
           </w:tblCellMar>
         </w:tblPrEx>
+        <w:trPr>
+          <w:jc w:val="center"/>
+        </w:trPr>
         <w:tc>
           <w:tcPr>
             <w:tcW w:w="2880" w:type="dxa"/>
+            <w:tcBorders>
+              <w:top w:val="single" w:color="000000" w:sz="4" w:space="0"/>
+              <w:left w:val="nil"/>
+            </w:tcBorders>
+            <w:shd w:val="clear" w:color="auto" w:fill="FFFFFF"/>
+            <w:vAlign w:val="center"/>
           </w:tcPr>
           <w:p>
             <w:pPr>
               <w:spacing w:after="0" w:line="240" w:lineRule="auto"/>
+              <w:rPr>
+                <w:b w:val="false"/>
+                <w:color w:val="000000"/>
+              </w:rPr>
             </w:pPr>
             <w:r>
-              <w:t>Date</w:t>
+              <w:rPr>
+                <w:rFonts w:ascii="Times New Roman" w:hAnsi="Times New Roman" w:eastAsia="宋体"/>
+                <w:b w:val="false"/>
+                <w:color w:val="000000"/>
+                <w:sz w:val="21"/>
+                <w:szCs w:val="21"/>
+              </w:rPr>
+              <w:t xml:space="preserve">Date</w:t>
             </w:r>
           </w:p>
         </w:tc>
         <w:tc>
           <w:tcPr>
             <w:tcW w:w="2880" w:type="dxa"/>
+            <w:tcBorders>
+              <w:top w:val="single" w:color="000000" w:sz="4" w:space="0"/>
+            </w:tcBorders>
+            <w:shd w:val="clear" w:color="auto" w:fill="FFFFFF"/>
+            <w:vAlign w:val="center"/>
           </w:tcPr>
           <w:p>
             <w:pPr>
               <w:spacing w:after="0" w:line="240" w:lineRule="auto"/>
+              <w:rPr>
+                <w:b w:val="false"/>
+                <w:color w:val="000000"/>
+              </w:rPr>
             </w:pPr>
             <w:r>
-              <w:t>日期</w:t>
+              <w:rPr>
+                <w:rFonts w:ascii="Times New Roman" w:hAnsi="Times New Roman" w:eastAsia="宋体"/>
+                <w:b w:val="false"/>
+                <w:color w:val="000000"/>
+                <w:sz w:val="21"/>
+                <w:szCs w:val="21"/>
+              </w:rPr>
+              <w:t xml:space="preserve">日期</w:t>
             </w:r>
           </w:p>
         </w:tc>
         <w:tc>
           <w:tcPr>
             <w:tcW w:w="2880" w:type="dxa"/>
+            <w:tcBorders>
+              <w:top w:val="single" w:color="000000" w:sz="4" w:space="0"/>
+              <w:right w:val="nil"/>
+            </w:tcBorders>
+            <w:shd w:val="clear" w:color="auto" w:fill="FFFFFF"/>
+            <w:vAlign w:val="center"/>
           </w:tcPr>
           <w:p>
             <w:pPr>
               <w:spacing w:after="0" w:line="240" w:lineRule="auto"/>
               <w:jc w:val="center"/>
+              <w:rPr>
+                <w:b w:val="false"/>
+                <w:color w:val="000000"/>
+              </w:rPr>
             </w:pPr>
             <w:r>
-              <w:t>-</w:t>
+              <w:rPr>
+                <w:rFonts w:ascii="Times New Roman" w:hAnsi="Times New Roman" w:eastAsia="宋体"/>
+                <w:b w:val="false"/>
+                <w:color w:val="000000"/>
+                <w:sz w:val="21"/>
+                <w:szCs w:val="21"/>
+              </w:rPr>
+              <w:t xml:space="preserve">-</w:t>
             </w:r>
           </w:p>
         </w:tc>
@@ -1157,43 +1403,91 @@
             <w:right w:w="108" w:type="dxa"/>
           </w:tblCellMar>
         </w:tblPrEx>
+        <w:trPr>
+          <w:jc w:val="center"/>
+        </w:trPr>
         <w:tc>
           <w:tcPr>
             <w:tcW w:w="2880" w:type="dxa"/>
+            <w:tcBorders>
+              <w:left w:val="nil"/>
+            </w:tcBorders>
+            <w:shd w:val="clear" w:color="auto" w:fill="FFFFFF"/>
+            <w:vAlign w:val="center"/>
           </w:tcPr>
           <w:p>
             <w:pPr>
               <w:spacing w:after="0" w:line="240" w:lineRule="auto"/>
+              <w:rPr>
+                <w:b w:val="false"/>
+                <w:color w:val="000000"/>
+              </w:rPr>
             </w:pPr>
             <w:r>
-              <w:t>Discharge</w:t>
+              <w:rPr>
+                <w:rFonts w:ascii="Times New Roman" w:hAnsi="Times New Roman" w:eastAsia="宋体"/>
+                <w:b w:val="false"/>
+                <w:color w:val="000000"/>
+                <w:sz w:val="21"/>
+                <w:szCs w:val="21"/>
+              </w:rPr>
+              <w:t xml:space="preserve">Discharge</w:t>
             </w:r>
           </w:p>
         </w:tc>
         <w:tc>
           <w:tcPr>
             <w:tcW w:w="2880" w:type="dxa"/>
+            <w:shd w:val="clear" w:color="auto" w:fill="FFFFFF"/>
+            <w:vAlign w:val="center"/>
           </w:tcPr>
           <w:p>
             <w:pPr>
               <w:spacing w:after="0" w:line="240" w:lineRule="auto"/>
+              <w:rPr>
+                <w:b w:val="false"/>
+                <w:color w:val="000000"/>
+              </w:rPr>
             </w:pPr>
             <w:r>
-              <w:t>径流（流量）</w:t>
+              <w:rPr>
+                <w:rFonts w:ascii="Times New Roman" w:hAnsi="Times New Roman" w:eastAsia="宋体"/>
+                <w:b w:val="false"/>
+                <w:color w:val="000000"/>
+                <w:sz w:val="21"/>
+                <w:szCs w:val="21"/>
+              </w:rPr>
+              <w:t xml:space="preserve">径流（流量）</w:t>
             </w:r>
           </w:p>
         </w:tc>
         <w:tc>
           <w:tcPr>
             <w:tcW w:w="2880" w:type="dxa"/>
+            <w:tcBorders>
+              <w:right w:val="nil"/>
+            </w:tcBorders>
+            <w:shd w:val="clear" w:color="auto" w:fill="FFFFFF"/>
+            <w:vAlign w:val="center"/>
           </w:tcPr>
           <w:p>
             <w:pPr>
               <w:spacing w:after="0" w:line="240" w:lineRule="auto"/>
               <w:jc w:val="center"/>
+              <w:rPr>
+                <w:b w:val="false"/>
+                <w:color w:val="000000"/>
+              </w:rPr>
             </w:pPr>
             <w:r>
-              <w:t>ft³/s</w:t>
+              <w:rPr>
+                <w:rFonts w:ascii="Times New Roman" w:hAnsi="Times New Roman" w:eastAsia="宋体"/>
+                <w:b w:val="false"/>
+                <w:color w:val="000000"/>
+                <w:sz w:val="21"/>
+                <w:szCs w:val="21"/>
+              </w:rPr>
+              <w:t xml:space="preserve">ft³/s</w:t>
             </w:r>
           </w:p>
         </w:tc>
@@ -1215,43 +1509,91 @@
             <w:right w:w="108" w:type="dxa"/>
           </w:tblCellMar>
         </w:tblPrEx>
+        <w:trPr>
+          <w:jc w:val="center"/>
+        </w:trPr>
         <w:tc>
           <w:tcPr>
             <w:tcW w:w="2880" w:type="dxa"/>
+            <w:tcBorders>
+              <w:left w:val="nil"/>
+            </w:tcBorders>
+            <w:shd w:val="clear" w:color="auto" w:fill="FFFFFF"/>
+            <w:vAlign w:val="center"/>
           </w:tcPr>
           <w:p>
             <w:pPr>
               <w:spacing w:after="0" w:line="240" w:lineRule="auto"/>
+              <w:rPr>
+                <w:b w:val="false"/>
+                <w:color w:val="000000"/>
+              </w:rPr>
             </w:pPr>
             <w:r>
-              <w:t>Dayl</w:t>
+              <w:rPr>
+                <w:rFonts w:ascii="Times New Roman" w:hAnsi="Times New Roman" w:eastAsia="宋体"/>
+                <w:b w:val="false"/>
+                <w:color w:val="000000"/>
+                <w:sz w:val="21"/>
+                <w:szCs w:val="21"/>
+              </w:rPr>
+              <w:t xml:space="preserve">Dayl</w:t>
             </w:r>
           </w:p>
         </w:tc>
         <w:tc>
           <w:tcPr>
             <w:tcW w:w="2880" w:type="dxa"/>
+            <w:shd w:val="clear" w:color="auto" w:fill="FFFFFF"/>
+            <w:vAlign w:val="center"/>
           </w:tcPr>
           <w:p>
             <w:pPr>
               <w:spacing w:after="0" w:line="240" w:lineRule="auto"/>
+              <w:rPr>
+                <w:b w:val="false"/>
+                <w:color w:val="000000"/>
+              </w:rPr>
             </w:pPr>
             <w:r>
-              <w:t>日照时长</w:t>
+              <w:rPr>
+                <w:rFonts w:ascii="Times New Roman" w:hAnsi="Times New Roman" w:eastAsia="宋体"/>
+                <w:b w:val="false"/>
+                <w:color w:val="000000"/>
+                <w:sz w:val="21"/>
+                <w:szCs w:val="21"/>
+              </w:rPr>
+              <w:t xml:space="preserve">日照时长</w:t>
             </w:r>
           </w:p>
         </w:tc>
         <w:tc>
           <w:tcPr>
             <w:tcW w:w="2880" w:type="dxa"/>
+            <w:tcBorders>
+              <w:right w:val="nil"/>
+            </w:tcBorders>
+            <w:shd w:val="clear" w:color="auto" w:fill="FFFFFF"/>
+            <w:vAlign w:val="center"/>
           </w:tcPr>
           <w:p>
             <w:pPr>
               <w:spacing w:after="0" w:line="240" w:lineRule="auto"/>
               <w:jc w:val="center"/>
+              <w:rPr>
+                <w:b w:val="false"/>
+                <w:color w:val="000000"/>
+              </w:rPr>
             </w:pPr>
             <w:r>
-              <w:t>s/day</w:t>
+              <w:rPr>
+                <w:rFonts w:ascii="Times New Roman" w:hAnsi="Times New Roman" w:eastAsia="宋体"/>
+                <w:b w:val="false"/>
+                <w:color w:val="000000"/>
+                <w:sz w:val="21"/>
+                <w:szCs w:val="21"/>
+              </w:rPr>
+              <w:t xml:space="preserve">s/day</w:t>
             </w:r>
           </w:p>
         </w:tc>
@@ -1273,43 +1615,91 @@
             <w:right w:w="108" w:type="dxa"/>
           </w:tblCellMar>
         </w:tblPrEx>
+        <w:trPr>
+          <w:jc w:val="center"/>
+        </w:trPr>
         <w:tc>
           <w:tcPr>
             <w:tcW w:w="2880" w:type="dxa"/>
+            <w:tcBorders>
+              <w:left w:val="nil"/>
+            </w:tcBorders>
+            <w:shd w:val="clear" w:color="auto" w:fill="FFFFFF"/>
+            <w:vAlign w:val="center"/>
           </w:tcPr>
           <w:p>
             <w:pPr>
               <w:spacing w:after="0" w:line="240" w:lineRule="auto"/>
+              <w:rPr>
+                <w:b w:val="false"/>
+                <w:color w:val="000000"/>
+              </w:rPr>
             </w:pPr>
             <w:r>
-              <w:t>Prcp</w:t>
+              <w:rPr>
+                <w:rFonts w:ascii="Times New Roman" w:hAnsi="Times New Roman" w:eastAsia="宋体"/>
+                <w:b w:val="false"/>
+                <w:color w:val="000000"/>
+                <w:sz w:val="21"/>
+                <w:szCs w:val="21"/>
+              </w:rPr>
+              <w:t xml:space="preserve">Prcp</w:t>
             </w:r>
           </w:p>
         </w:tc>
         <w:tc>
           <w:tcPr>
             <w:tcW w:w="2880" w:type="dxa"/>
+            <w:shd w:val="clear" w:color="auto" w:fill="FFFFFF"/>
+            <w:vAlign w:val="center"/>
           </w:tcPr>
           <w:p>
             <w:pPr>
               <w:spacing w:after="0" w:line="240" w:lineRule="auto"/>
+              <w:rPr>
+                <w:b w:val="false"/>
+                <w:color w:val="000000"/>
+              </w:rPr>
             </w:pPr>
             <w:r>
-              <w:t>降水量</w:t>
+              <w:rPr>
+                <w:rFonts w:ascii="Times New Roman" w:hAnsi="Times New Roman" w:eastAsia="宋体"/>
+                <w:b w:val="false"/>
+                <w:color w:val="000000"/>
+                <w:sz w:val="21"/>
+                <w:szCs w:val="21"/>
+              </w:rPr>
+              <w:t xml:space="preserve">降水量</w:t>
             </w:r>
           </w:p>
         </w:tc>
         <w:tc>
           <w:tcPr>
             <w:tcW w:w="2880" w:type="dxa"/>
+            <w:tcBorders>
+              <w:right w:val="nil"/>
+            </w:tcBorders>
+            <w:shd w:val="clear" w:color="auto" w:fill="FFFFFF"/>
+            <w:vAlign w:val="center"/>
           </w:tcPr>
           <w:p>
             <w:pPr>
               <w:spacing w:after="0" w:line="240" w:lineRule="auto"/>
               <w:jc w:val="center"/>
+              <w:rPr>
+                <w:b w:val="false"/>
+                <w:color w:val="000000"/>
+              </w:rPr>
             </w:pPr>
             <w:r>
-              <w:t>mm/day</w:t>
+              <w:rPr>
+                <w:rFonts w:ascii="Times New Roman" w:hAnsi="Times New Roman" w:eastAsia="宋体"/>
+                <w:b w:val="false"/>
+                <w:color w:val="000000"/>
+                <w:sz w:val="21"/>
+                <w:szCs w:val="21"/>
+              </w:rPr>
+              <w:t xml:space="preserve">mm/day</w:t>
             </w:r>
           </w:p>
         </w:tc>
@@ -1331,43 +1721,91 @@
             <w:right w:w="108" w:type="dxa"/>
           </w:tblCellMar>
         </w:tblPrEx>
+        <w:trPr>
+          <w:jc w:val="center"/>
+        </w:trPr>
         <w:tc>
           <w:tcPr>
             <w:tcW w:w="2880" w:type="dxa"/>
+            <w:tcBorders>
+              <w:left w:val="nil"/>
+            </w:tcBorders>
+            <w:shd w:val="clear" w:color="auto" w:fill="FFFFFF"/>
+            <w:vAlign w:val="center"/>
           </w:tcPr>
           <w:p>
             <w:pPr>
               <w:spacing w:after="0" w:line="240" w:lineRule="auto"/>
+              <w:rPr>
+                <w:b w:val="false"/>
+                <w:color w:val="000000"/>
+              </w:rPr>
             </w:pPr>
             <w:r>
-              <w:t>Srad</w:t>
+              <w:rPr>
+                <w:rFonts w:ascii="Times New Roman" w:hAnsi="Times New Roman" w:eastAsia="宋体"/>
+                <w:b w:val="false"/>
+                <w:color w:val="000000"/>
+                <w:sz w:val="21"/>
+                <w:szCs w:val="21"/>
+              </w:rPr>
+              <w:t xml:space="preserve">Srad</w:t>
             </w:r>
           </w:p>
         </w:tc>
         <w:tc>
           <w:tcPr>
             <w:tcW w:w="2880" w:type="dxa"/>
+            <w:shd w:val="clear" w:color="auto" w:fill="FFFFFF"/>
+            <w:vAlign w:val="center"/>
           </w:tcPr>
           <w:p>
             <w:pPr>
               <w:spacing w:after="0" w:line="240" w:lineRule="auto"/>
+              <w:rPr>
+                <w:b w:val="false"/>
+                <w:color w:val="000000"/>
+              </w:rPr>
             </w:pPr>
             <w:r>
-              <w:t>短波辐射</w:t>
+              <w:rPr>
+                <w:rFonts w:ascii="Times New Roman" w:hAnsi="Times New Roman" w:eastAsia="宋体"/>
+                <w:b w:val="false"/>
+                <w:color w:val="000000"/>
+                <w:sz w:val="21"/>
+                <w:szCs w:val="21"/>
+              </w:rPr>
+              <w:t xml:space="preserve">短波辐射</w:t>
             </w:r>
           </w:p>
         </w:tc>
         <w:tc>
           <w:tcPr>
             <w:tcW w:w="2880" w:type="dxa"/>
+            <w:tcBorders>
+              <w:right w:val="nil"/>
+            </w:tcBorders>
+            <w:shd w:val="clear" w:color="auto" w:fill="FFFFFF"/>
+            <w:vAlign w:val="center"/>
           </w:tcPr>
           <w:p>
             <w:pPr>
               <w:spacing w:after="0" w:line="240" w:lineRule="auto"/>
               <w:jc w:val="center"/>
+              <w:rPr>
+                <w:b w:val="false"/>
+                <w:color w:val="000000"/>
+              </w:rPr>
             </w:pPr>
             <w:r>
-              <w:t>W/m²</w:t>
+              <w:rPr>
+                <w:rFonts w:ascii="Times New Roman" w:hAnsi="Times New Roman" w:eastAsia="宋体"/>
+                <w:b w:val="false"/>
+                <w:color w:val="000000"/>
+                <w:sz w:val="21"/>
+                <w:szCs w:val="21"/>
+              </w:rPr>
+              <w:t xml:space="preserve">W/m²</w:t>
             </w:r>
           </w:p>
         </w:tc>
@@ -1389,43 +1827,91 @@
             <w:right w:w="108" w:type="dxa"/>
           </w:tblCellMar>
         </w:tblPrEx>
+        <w:trPr>
+          <w:jc w:val="center"/>
+        </w:trPr>
         <w:tc>
           <w:tcPr>
             <w:tcW w:w="2880" w:type="dxa"/>
+            <w:tcBorders>
+              <w:left w:val="nil"/>
+            </w:tcBorders>
+            <w:shd w:val="clear" w:color="auto" w:fill="FFFFFF"/>
+            <w:vAlign w:val="center"/>
           </w:tcPr>
           <w:p>
             <w:pPr>
               <w:spacing w:after="0" w:line="240" w:lineRule="auto"/>
+              <w:rPr>
+                <w:b w:val="false"/>
+                <w:color w:val="000000"/>
+              </w:rPr>
             </w:pPr>
             <w:r>
-              <w:t>Swe</w:t>
+              <w:rPr>
+                <w:rFonts w:ascii="Times New Roman" w:hAnsi="Times New Roman" w:eastAsia="宋体"/>
+                <w:b w:val="false"/>
+                <w:color w:val="000000"/>
+                <w:sz w:val="21"/>
+                <w:szCs w:val="21"/>
+              </w:rPr>
+              <w:t xml:space="preserve">Swe</w:t>
             </w:r>
           </w:p>
         </w:tc>
         <w:tc>
           <w:tcPr>
             <w:tcW w:w="2880" w:type="dxa"/>
+            <w:shd w:val="clear" w:color="auto" w:fill="FFFFFF"/>
+            <w:vAlign w:val="center"/>
           </w:tcPr>
           <w:p>
             <w:pPr>
               <w:spacing w:after="0" w:line="240" w:lineRule="auto"/>
+              <w:rPr>
+                <w:b w:val="false"/>
+                <w:color w:val="000000"/>
+              </w:rPr>
             </w:pPr>
             <w:r>
-              <w:t>雪水当量</w:t>
+              <w:rPr>
+                <w:rFonts w:ascii="Times New Roman" w:hAnsi="Times New Roman" w:eastAsia="宋体"/>
+                <w:b w:val="false"/>
+                <w:color w:val="000000"/>
+                <w:sz w:val="21"/>
+                <w:szCs w:val="21"/>
+              </w:rPr>
+              <w:t xml:space="preserve">雪水当量</w:t>
             </w:r>
           </w:p>
         </w:tc>
         <w:tc>
           <w:tcPr>
             <w:tcW w:w="2880" w:type="dxa"/>
+            <w:tcBorders>
+              <w:right w:val="nil"/>
+            </w:tcBorders>
+            <w:shd w:val="clear" w:color="auto" w:fill="FFFFFF"/>
+            <w:vAlign w:val="center"/>
           </w:tcPr>
           <w:p>
             <w:pPr>
               <w:spacing w:after="0" w:line="240" w:lineRule="auto"/>
               <w:jc w:val="center"/>
+              <w:rPr>
+                <w:b w:val="false"/>
+                <w:color w:val="000000"/>
+              </w:rPr>
             </w:pPr>
             <w:r>
-              <w:t>kg/m²</w:t>
+              <w:rPr>
+                <w:rFonts w:ascii="Times New Roman" w:hAnsi="Times New Roman" w:eastAsia="宋体"/>
+                <w:b w:val="false"/>
+                <w:color w:val="000000"/>
+                <w:sz w:val="21"/>
+                <w:szCs w:val="21"/>
+              </w:rPr>
+              <w:t xml:space="preserve">kg/m²</w:t>
             </w:r>
           </w:p>
         </w:tc>
@@ -1447,43 +1933,91 @@
             <w:right w:w="108" w:type="dxa"/>
           </w:tblCellMar>
         </w:tblPrEx>
+        <w:trPr>
+          <w:jc w:val="center"/>
+        </w:trPr>
         <w:tc>
           <w:tcPr>
             <w:tcW w:w="2880" w:type="dxa"/>
+            <w:tcBorders>
+              <w:left w:val="nil"/>
+            </w:tcBorders>
+            <w:shd w:val="clear" w:color="auto" w:fill="FFFFFF"/>
+            <w:vAlign w:val="center"/>
           </w:tcPr>
           <w:p>
             <w:pPr>
               <w:spacing w:after="0" w:line="240" w:lineRule="auto"/>
+              <w:rPr>
+                <w:b w:val="false"/>
+                <w:color w:val="000000"/>
+              </w:rPr>
             </w:pPr>
             <w:r>
-              <w:t>Tmax</w:t>
+              <w:rPr>
+                <w:rFonts w:ascii="Times New Roman" w:hAnsi="Times New Roman" w:eastAsia="宋体"/>
+                <w:b w:val="false"/>
+                <w:color w:val="000000"/>
+                <w:sz w:val="21"/>
+                <w:szCs w:val="21"/>
+              </w:rPr>
+              <w:t xml:space="preserve">Tmax</w:t>
             </w:r>
           </w:p>
         </w:tc>
         <w:tc>
           <w:tcPr>
             <w:tcW w:w="2880" w:type="dxa"/>
+            <w:shd w:val="clear" w:color="auto" w:fill="FFFFFF"/>
+            <w:vAlign w:val="center"/>
           </w:tcPr>
           <w:p>
             <w:pPr>
               <w:spacing w:after="0" w:line="240" w:lineRule="auto"/>
+              <w:rPr>
+                <w:b w:val="false"/>
+                <w:color w:val="000000"/>
+              </w:rPr>
             </w:pPr>
             <w:r>
-              <w:t>最高气温</w:t>
+              <w:rPr>
+                <w:rFonts w:ascii="Times New Roman" w:hAnsi="Times New Roman" w:eastAsia="宋体"/>
+                <w:b w:val="false"/>
+                <w:color w:val="000000"/>
+                <w:sz w:val="21"/>
+                <w:szCs w:val="21"/>
+              </w:rPr>
+              <w:t xml:space="preserve">最高气温</w:t>
             </w:r>
           </w:p>
         </w:tc>
         <w:tc>
           <w:tcPr>
             <w:tcW w:w="2880" w:type="dxa"/>
+            <w:tcBorders>
+              <w:right w:val="nil"/>
+            </w:tcBorders>
+            <w:shd w:val="clear" w:color="auto" w:fill="FFFFFF"/>
+            <w:vAlign w:val="center"/>
           </w:tcPr>
           <w:p>
             <w:pPr>
               <w:spacing w:after="0" w:line="240" w:lineRule="auto"/>
               <w:jc w:val="center"/>
+              <w:rPr>
+                <w:b w:val="false"/>
+                <w:color w:val="000000"/>
+              </w:rPr>
             </w:pPr>
             <w:r>
-              <w:t>°C</w:t>
+              <w:rPr>
+                <w:rFonts w:ascii="Times New Roman" w:hAnsi="Times New Roman" w:eastAsia="宋体"/>
+                <w:b w:val="false"/>
+                <w:color w:val="000000"/>
+                <w:sz w:val="21"/>
+                <w:szCs w:val="21"/>
+              </w:rPr>
+              <w:t xml:space="preserve">°C</w:t>
             </w:r>
           </w:p>
         </w:tc>
@@ -1505,112 +2039,276 @@
             <w:right w:w="108" w:type="dxa"/>
           </w:tblCellMar>
         </w:tblPrEx>
+        <w:trPr>
+          <w:jc w:val="center"/>
+        </w:trPr>
         <w:tc>
           <w:tcPr>
             <w:tcW w:w="2880" w:type="dxa"/>
+            <w:tcBorders>
+              <w:left w:val="nil"/>
+            </w:tcBorders>
+            <w:shd w:val="clear" w:color="auto" w:fill="FFFFFF"/>
+            <w:vAlign w:val="center"/>
           </w:tcPr>
           <w:p>
             <w:pPr>
               <w:spacing w:after="0" w:line="240" w:lineRule="auto"/>
+              <w:rPr>
+                <w:b w:val="false"/>
+                <w:color w:val="000000"/>
+              </w:rPr>
             </w:pPr>
             <w:r>
-              <w:t>Tmin</w:t>
+              <w:rPr>
+                <w:rFonts w:ascii="Times New Roman" w:hAnsi="Times New Roman" w:eastAsia="宋体"/>
+                <w:b w:val="false"/>
+                <w:color w:val="000000"/>
+                <w:sz w:val="21"/>
+                <w:szCs w:val="21"/>
+              </w:rPr>
+              <w:t xml:space="preserve">Tmin</w:t>
             </w:r>
           </w:p>
         </w:tc>
         <w:tc>
           <w:tcPr>
             <w:tcW w:w="2880" w:type="dxa"/>
+            <w:shd w:val="clear" w:color="auto" w:fill="FFFFFF"/>
+            <w:vAlign w:val="center"/>
           </w:tcPr>
           <w:p>
             <w:pPr>
               <w:spacing w:after="0" w:line="240" w:lineRule="auto"/>
+              <w:rPr>
+                <w:b w:val="false"/>
+                <w:color w:val="000000"/>
+              </w:rPr>
             </w:pPr>
             <w:r>
-              <w:t>最低气温</w:t>
+              <w:rPr>
+                <w:rFonts w:ascii="Times New Roman" w:hAnsi="Times New Roman" w:eastAsia="宋体"/>
+                <w:b w:val="false"/>
+                <w:color w:val="000000"/>
+                <w:sz w:val="21"/>
+                <w:szCs w:val="21"/>
+              </w:rPr>
+              <w:t xml:space="preserve">最低气温</w:t>
             </w:r>
           </w:p>
         </w:tc>
         <w:tc>
           <w:tcPr>
             <w:tcW w:w="2880" w:type="dxa"/>
+            <w:tcBorders>
+              <w:right w:val="nil"/>
+            </w:tcBorders>
+            <w:shd w:val="clear" w:color="auto" w:fill="FFFFFF"/>
+            <w:vAlign w:val="center"/>
           </w:tcPr>
           <w:p>
             <w:pPr>
               <w:spacing w:after="0" w:line="240" w:lineRule="auto"/>
               <w:jc w:val="center"/>
+              <w:rPr>
+                <w:b w:val="false"/>
+                <w:color w:val="000000"/>
+              </w:rPr>
             </w:pPr>
             <w:r>
-              <w:t>°C</w:t>
+              <w:rPr>
+                <w:rFonts w:ascii="Times New Roman" w:hAnsi="Times New Roman" w:eastAsia="宋体"/>
+                <w:b w:val="false"/>
+                <w:color w:val="000000"/>
+                <w:sz w:val="21"/>
+                <w:szCs w:val="21"/>
+              </w:rPr>
+              <w:t xml:space="preserve">°C</w:t>
+            </w:r>
+          </w:p>
+        </w:tc>
+      </w:tr>
+      <w:tr>
+        <w:tblPrEx>
+          <w:tblBorders>
+            <w:top w:val="single" w:color="4F81BD" w:themeColor="accent1" w:sz="8" w:space="0"/>
+            <w:left w:val="single" w:color="4F81BD" w:themeColor="accent1" w:sz="8" w:space="0"/>
+            <w:bottom w:val="single" w:color="4F81BD" w:themeColor="accent1" w:sz="8" w:space="0"/>
+            <w:right w:val="single" w:color="4F81BD" w:themeColor="accent1" w:sz="8" w:space="0"/>
+            <w:insideH w:val="none" w:color="auto" w:sz="0" w:space="0"/>
+            <w:insideV w:val="none" w:color="auto" w:sz="0" w:space="0"/>
+          </w:tblBorders>
+          <w:tblCellMar>
+            <w:top w:w="0" w:type="dxa"/>
+            <w:left w:w="108" w:type="dxa"/>
+            <w:bottom w:w="0" w:type="dxa"/>
+            <w:right w:w="108" w:type="dxa"/>
+          </w:tblCellMar>
+        </w:tblPrEx>
+        <w:trPr>
+          <w:jc w:val="center"/>
+        </w:trPr>
+        <w:tc>
+          <w:tcPr>
+            <w:tcW w:w="2880" w:type="dxa"/>
+            <w:tcBorders>
+              <w:left w:val="nil"/>
+              <w:bottom w:val="single" w:color="000000" w:sz="12" w:space="0"/>
+            </w:tcBorders>
+            <w:shd w:val="clear" w:color="auto" w:fill="FFFFFF"/>
+            <w:vAlign w:val="center"/>
+          </w:tcPr>
+          <w:p>
+            <w:pPr>
+              <w:spacing w:after="0" w:line="240" w:lineRule="auto"/>
+              <w:rPr>
+                <w:b w:val="false"/>
+                <w:color w:val="000000"/>
+              </w:rPr>
+            </w:pPr>
+            <w:r>
+              <w:rPr>
+                <w:rFonts w:ascii="Times New Roman" w:hAnsi="Times New Roman" w:eastAsia="宋体"/>
+                <w:b w:val="false"/>
+                <w:color w:val="000000"/>
+                <w:sz w:val="21"/>
+                <w:szCs w:val="21"/>
+              </w:rPr>
+              <w:t xml:space="preserve">Vp</w:t>
+            </w:r>
+          </w:p>
+        </w:tc>
+        <w:tc>
+          <w:tcPr>
+            <w:tcW w:w="2880" w:type="dxa"/>
+            <w:tcBorders>
+              <w:bottom w:val="single" w:color="000000" w:sz="12" w:space="0"/>
+            </w:tcBorders>
+            <w:shd w:val="clear" w:color="auto" w:fill="FFFFFF"/>
+            <w:vAlign w:val="center"/>
+          </w:tcPr>
+          <w:p>
+            <w:pPr>
+              <w:spacing w:after="0" w:line="240" w:lineRule="auto"/>
+              <w:rPr>
+                <w:b w:val="false"/>
+                <w:color w:val="000000"/>
+              </w:rPr>
+            </w:pPr>
+            <w:r>
+              <w:rPr>
+                <w:rFonts w:ascii="Times New Roman" w:hAnsi="Times New Roman" w:eastAsia="宋体"/>
+                <w:b w:val="false"/>
+                <w:color w:val="000000"/>
+                <w:sz w:val="21"/>
+                <w:szCs w:val="21"/>
+              </w:rPr>
+              <w:t xml:space="preserve">水汽压</w:t>
+            </w:r>
+          </w:p>
+        </w:tc>
+        <w:tc>
+          <w:tcPr>
+            <w:tcW w:w="2880" w:type="dxa"/>
+            <w:tcBorders>
+              <w:bottom w:val="single" w:color="000000" w:sz="12" w:space="0"/>
+              <w:right w:val="nil"/>
+            </w:tcBorders>
+            <w:shd w:val="clear" w:color="auto" w:fill="FFFFFF"/>
+            <w:vAlign w:val="center"/>
+          </w:tcPr>
+          <w:p>
+            <w:pPr>
+              <w:spacing w:after="0" w:line="240" w:lineRule="auto"/>
+              <w:jc w:val="center"/>
+              <w:rPr>
+                <w:b w:val="false"/>
+                <w:color w:val="000000"/>
+              </w:rPr>
+            </w:pPr>
+            <w:r>
+              <w:rPr>
+                <w:rFonts w:ascii="Times New Roman" w:hAnsi="Times New Roman" w:eastAsia="宋体"/>
+                <w:b w:val="false"/>
+                <w:color w:val="000000"/>
+                <w:sz w:val="21"/>
+                <w:szCs w:val="21"/>
+              </w:rPr>
+              <w:t xml:space="preserve">Pa</w:t>
             </w:r>
           </w:p>
         </w:tc>
       </w:tr>
     </w:tbl>
+    <w:p/>
     <w:p>
+      <w:pPr>
+        <w:pStyle w:val="4"/>
+        <w:spacing w:before="120" w:after="60"/>
+        <w:jc w:val="left"/>
+      </w:pPr>
       <w:r>
-        <w:br w:type="page"/>
+        <w:rPr>
+          <w:rFonts w:ascii="Times New Roman" w:hAnsi="Times New Roman" w:eastAsia="黑体"/>
+          <w:b w:val="true"/>
+          <w:color w:val="000000"/>
+          <w:sz w:val="28"/>
+          <w:szCs w:val="28"/>
+        </w:rPr>
+        <w:t xml:space="preserve">子任务2：时间序列可视化</w:t>
       </w:r>
     </w:p>
     <w:p>
       <w:pPr>
-        <w:pStyle w:val="4"/>
+        <w:spacing w:after="0" w:line="360" w:lineRule="auto"/>
+        <w:ind w:firstLine="480"/>
+        <w:jc w:val="both"/>
       </w:pPr>
       <w:r>
         <w:rPr>
-          <w:color w:val="2E75B6"/>
+          <w:rFonts w:ascii="Times New Roman" w:hAnsi="Times New Roman" w:eastAsia="宋体"/>
+          <w:sz w:val="24"/>
+          <w:szCs w:val="24"/>
         </w:rPr>
-        <w:t>子任务2：时间序列可视化</w:t>
+        <w:t xml:space="preserve">对流域数据集的所有列（日期除外）进行了时间序列可视化，包含径流与6个气象因子共7个变量的完整时间序列（Swe为常量列，已剔除）。</w:t>
       </w:r>
     </w:p>
     <w:p>
-      <w:r>
-        <w:t>对流域数据集的所有列（日期除外）进行了时间序列可视化，包含径流、降水、气温、辐射等8个变量的完整时间序列。</w:t>
-      </w:r>
-    </w:p>
-    <w:p>
-      <w:pPr>
+      <w:pPr>
+        <w:jc w:val="center"/>
         <w:rPr>
           <w:rFonts w:hint="eastAsia" w:eastAsia="微软雅黑"/>
           <w:lang w:eastAsia="zh-CN"/>
         </w:rPr>
       </w:pPr>
+      <w:bookmarkStart w:id="0" w:name="_GoBack"/>
+      <w:bookmarkEnd w:id="0"/>
       <w:r>
         <w:rPr>
           <w:rFonts w:hint="eastAsia" w:eastAsia="微软雅黑"/>
           <w:lang w:eastAsia="zh-CN"/>
         </w:rPr>
         <w:drawing>
-          <wp:inline distT="0" distB="0" distL="114300" distR="114300">
-            <wp:extent cx="3912870" cy="6687820"/>
-            <wp:effectExtent l="0" t="0" r="11430" b="5080"/>
-            <wp:docPr id="1" name="图片 1" descr="fig1_时间序列"/>
-            <wp:cNvGraphicFramePr>
-              <a:graphicFrameLocks xmlns:a="http://schemas.openxmlformats.org/drawingml/2006/main" noChangeAspect="1"/>
-            </wp:cNvGraphicFramePr>
+          <wp:inline xmlns:wp="http://schemas.openxmlformats.org/drawingml/2006/wordprocessingDrawing" distT="0" distB="0" distL="114300" distR="114300">
+            <wp:extent cx="3960000" cy="6861843"/>
+            <wp:effectExtent l="0" t="0" r="2540" b="0"/>
+            <wp:docPr id="1" name="image1.png" descr="fig1_时间序列"/>
             <a:graphic xmlns:a="http://schemas.openxmlformats.org/drawingml/2006/main">
               <a:graphicData uri="http://schemas.openxmlformats.org/drawingml/2006/picture">
                 <pic:pic xmlns:pic="http://schemas.openxmlformats.org/drawingml/2006/picture">
                   <pic:nvPicPr>
-                    <pic:cNvPr id="1" name="图片 1" descr="fig1_时间序列"/>
-                    <pic:cNvPicPr>
-                      <a:picLocks noChangeAspect="1"/>
-                    </pic:cNvPicPr>
+                    <pic:cNvPr id="1" name="image1.png" descr="fig1_时间序列"/>
+                    <pic:cNvPicPr/>
                   </pic:nvPicPr>
                   <pic:blipFill>
-                    <a:blip r:embed="rId6"/>
-                    <a:stretch>
-                      <a:fillRect/>
-                    </a:stretch>
+                    <a:blip xmlns:r="http://schemas.openxmlformats.org/officeDocument/2006/relationships" r:embed="rId7"/>
+                    <a:stretch/>
                   </pic:blipFill>
                   <pic:spPr>
                     <a:xfrm>
-                      <a:off x="0" y="0"/>
-                      <a:ext cx="3912870" cy="6687820"/>
+                      <a:ext cx="3960000" cy="6861843"/>
                     </a:xfrm>
-                    <a:prstGeom prst="rect">
-                      <a:avLst/>
-                    </a:prstGeom>
+                    <a:prstGeom prst="rect"/>
                   </pic:spPr>
                 </pic:pic>
               </a:graphicData>
@@ -1621,56 +2319,90 @@
     </w:p>
     <w:p>
       <w:pPr>
-        <w:pStyle w:val="4"/>
+        <w:jc w:val="center"/>
+        <w:spacing w:before="60" w:after="120"/>
       </w:pPr>
       <w:r>
         <w:rPr>
-          <w:color w:val="2E75B6"/>
+          <w:rFonts w:ascii="黑体" w:eastAsia="黑体"/>
+          <w:sz w:val="21"/>
         </w:rPr>
-        <w:t>子任务3：直方图</w:t>
+        <w:t>图1-1  01047000流域径流与气象因子逐日时间序列</w:t>
       </w:r>
     </w:p>
     <w:p>
+      <w:pPr>
+        <w:spacing w:after="0" w:line="360" w:lineRule="auto"/>
+        <w:ind w:firstLine="480"/>
+        <w:jc w:val="both"/>
+      </w:pPr>
       <w:r>
-        <w:t>对所有变量绘制了分布直方图，展示各变量的统计分布特征。径流和降水呈明显右偏分布，气温类变量接近正态分布。</w:t>
+        <w:rPr>
+          <w:rFonts w:ascii="Times New Roman" w:hAnsi="Times New Roman" w:eastAsia="宋体"/>
+        </w:rPr>
+        <w:t>自上而下依次为径流(ft³/s)、日照时长(s/day)、降水量(mm/day)、短波辐射(W/m²)、最高气温(°C)、最低气温(°C)、水汽压(Pa) 的逐日时间序列（训练集为前4年，测试集为第5年）。可见径流呈明显的季节性波动并伴有突发洪水脉冲，降水量在雨季与径流同步抬升，为后续引入滞后特征提供了直观依据。</w:t>
       </w:r>
     </w:p>
     <w:p>
       <w:pPr>
+        <w:pStyle w:val="4"/>
+        <w:spacing w:before="120" w:after="60"/>
+        <w:jc w:val="left"/>
+      </w:pPr>
+      <w:r>
+        <w:rPr>
+          <w:rFonts w:ascii="Times New Roman" w:hAnsi="Times New Roman" w:eastAsia="黑体"/>
+          <w:b w:val="true"/>
+          <w:color w:val="000000"/>
+          <w:sz w:val="28"/>
+          <w:szCs w:val="28"/>
+        </w:rPr>
+        <w:t xml:space="preserve">子任务3：直方图</w:t>
+      </w:r>
+    </w:p>
+    <w:p>
+      <w:pPr>
+        <w:spacing w:after="0" w:line="360" w:lineRule="auto"/>
+        <w:ind w:firstLine="480"/>
+        <w:jc w:val="both"/>
+      </w:pPr>
+      <w:r>
+        <w:rPr>
+          <w:rFonts w:ascii="Times New Roman" w:hAnsi="Times New Roman" w:eastAsia="宋体"/>
+          <w:sz w:val="24"/>
+          <w:szCs w:val="24"/>
+        </w:rPr>
+        <w:t xml:space="preserve">对所有变量绘制了分布直方图，展示各变量的统计分布特征。径流和降水呈明显右偏分布，气温类变量接近正态分布。</w:t>
+      </w:r>
+    </w:p>
+    <w:p>
+      <w:pPr>
         <w:pStyle w:val="15"/>
+        <w:jc w:val="center"/>
       </w:pPr>
       <w:r>
+        <w:rPr/>
         <w:drawing>
-          <wp:inline distT="0" distB="0" distL="114300" distR="114300">
-            <wp:extent cx="5477510" cy="3851910"/>
+          <wp:inline xmlns:wp="http://schemas.openxmlformats.org/drawingml/2006/wordprocessingDrawing" distT="0" distB="0" distL="114300" distR="114300">
+            <wp:extent cx="5040000" cy="3477619"/>
             <wp:effectExtent l="0" t="0" r="8890" b="8890"/>
-            <wp:docPr id="2" name="图片 2" descr="fig3_直方图"/>
-            <wp:cNvGraphicFramePr>
-              <a:graphicFrameLocks xmlns:a="http://schemas.openxmlformats.org/drawingml/2006/main" noChangeAspect="1"/>
-            </wp:cNvGraphicFramePr>
+            <wp:docPr id="2" name="image2.png" descr="fig3_直方图"/>
             <a:graphic xmlns:a="http://schemas.openxmlformats.org/drawingml/2006/main">
               <a:graphicData uri="http://schemas.openxmlformats.org/drawingml/2006/picture">
                 <pic:pic xmlns:pic="http://schemas.openxmlformats.org/drawingml/2006/picture">
                   <pic:nvPicPr>
-                    <pic:cNvPr id="2" name="图片 2" descr="fig3_直方图"/>
-                    <pic:cNvPicPr>
-                      <a:picLocks noChangeAspect="1"/>
-                    </pic:cNvPicPr>
+                    <pic:cNvPr id="2" name="image2.png" descr="fig3_直方图"/>
+                    <pic:cNvPicPr/>
                   </pic:nvPicPr>
                   <pic:blipFill>
-                    <a:blip r:embed="rId7"/>
-                    <a:stretch>
-                      <a:fillRect/>
-                    </a:stretch>
+                    <a:blip xmlns:r="http://schemas.openxmlformats.org/officeDocument/2006/relationships" r:embed="rId8"/>
+                    <a:stretch/>
                   </pic:blipFill>
                   <pic:spPr>
                     <a:xfrm>
-                      <a:off x="0" y="0"/>
-                      <a:ext cx="5477510" cy="3851910"/>
+                      <a:ext cx="5040000" cy="3477619"/>
                     </a:xfrm>
-                    <a:prstGeom prst="rect">
-                      <a:avLst/>
-                    </a:prstGeom>
+                    <a:prstGeom prst="rect"/>
                   </pic:spPr>
                 </pic:pic>
               </a:graphicData>
@@ -1680,59 +2412,96 @@
       </w:r>
     </w:p>
     <w:p>
+      <w:pPr>
+        <w:jc w:val="center"/>
+        <w:spacing w:before="60" w:after="120"/>
+      </w:pPr>
       <w:r>
+        <w:rPr>
+          <w:rFonts w:ascii="黑体" w:eastAsia="黑体"/>
+          <w:sz w:val="21"/>
+        </w:rPr>
+        <w:t>图1-3  各变量分布直方图</w:t>
+      </w:r>
+    </w:p>
+    <w:p>
+      <w:pPr>
+        <w:spacing w:after="0" w:line="360" w:lineRule="auto"/>
+        <w:ind w:firstLine="480"/>
+        <w:jc w:val="both"/>
+      </w:pPr>
+      <w:r>
+        <w:rPr>
+          <w:rFonts w:ascii="Times New Roman" w:hAnsi="Times New Roman" w:eastAsia="宋体"/>
+        </w:rPr>
+        <w:t>各变量的分布直方图：径流高度右偏（偏度4.96，均值610.89 ft³/s、中位数244.00 ft³/s），降水同样明显右偏（偏度3.54，多数日为无降水日），气温类变量接近对称分布；各变量量纲差异大，建模前必须归一化。</w:t>
+      </w:r>
+    </w:p>
+    <w:p>
+      <w:r>
+        <w:rPr/>
         <w:br w:type="page"/>
       </w:r>
     </w:p>
     <w:p>
       <w:pPr>
         <w:pStyle w:val="4"/>
+        <w:spacing w:before="120" w:after="60"/>
+        <w:jc w:val="left"/>
       </w:pPr>
       <w:r>
         <w:rPr>
-          <w:color w:val="2E75B6"/>
+          <w:rFonts w:ascii="Times New Roman" w:hAnsi="Times New Roman" w:eastAsia="黑体"/>
+          <w:b w:val="true"/>
+          <w:color w:val="000000"/>
+          <w:sz w:val="28"/>
+          <w:szCs w:val="28"/>
         </w:rPr>
-        <w:t>子任务4：箱型图</w:t>
+        <w:t xml:space="preserve">子任务4：箱型图</w:t>
       </w:r>
     </w:p>
     <w:p>
+      <w:pPr>
+        <w:spacing w:after="0" w:line="360" w:lineRule="auto"/>
+        <w:ind w:firstLine="480"/>
+        <w:jc w:val="both"/>
+      </w:pPr>
       <w:r>
-        <w:t>箱型图分析显示径流的离散程度最大，存在大量高值异常点（洪水事件）。按月分组的箱型图展示了明显的季节性特征。</w:t>
+        <w:rPr>
+          <w:rFonts w:ascii="Times New Roman" w:hAnsi="Times New Roman" w:eastAsia="宋体"/>
+          <w:sz w:val="24"/>
+          <w:szCs w:val="24"/>
+        </w:rPr>
+        <w:t xml:space="preserve">箱型图分析显示径流的离散程度最大，存在大量高值异常点（洪水事件）。按月分组的箱型图展示了明显的季节性特征。</w:t>
       </w:r>
     </w:p>
     <w:p>
+      <w:pPr>
+        <w:jc w:val="center"/>
+      </w:pPr>
       <w:r>
+        <w:rPr/>
         <w:drawing>
-          <wp:inline distT="0" distB="0" distL="114300" distR="114300">
-            <wp:extent cx="5476875" cy="2034540"/>
+          <wp:inline xmlns:wp="http://schemas.openxmlformats.org/drawingml/2006/wordprocessingDrawing" distT="0" distB="0" distL="114300" distR="114300">
+            <wp:extent cx="5039995" cy="1777538"/>
             <wp:effectExtent l="0" t="0" r="9525" b="10160"/>
-            <wp:docPr id="3" name="图片 3" descr="fig4_箱型图"/>
-            <wp:cNvGraphicFramePr>
-              <a:graphicFrameLocks xmlns:a="http://schemas.openxmlformats.org/drawingml/2006/main" noChangeAspect="1"/>
-            </wp:cNvGraphicFramePr>
+            <wp:docPr id="3" name="image3.png" descr="fig4_箱型图"/>
             <a:graphic xmlns:a="http://schemas.openxmlformats.org/drawingml/2006/main">
               <a:graphicData uri="http://schemas.openxmlformats.org/drawingml/2006/picture">
                 <pic:pic xmlns:pic="http://schemas.openxmlformats.org/drawingml/2006/picture">
                   <pic:nvPicPr>
-                    <pic:cNvPr id="3" name="图片 3" descr="fig4_箱型图"/>
-                    <pic:cNvPicPr>
-                      <a:picLocks noChangeAspect="1"/>
-                    </pic:cNvPicPr>
+                    <pic:cNvPr id="3" name="image3.png" descr="fig4_箱型图"/>
+                    <pic:cNvPicPr/>
                   </pic:nvPicPr>
                   <pic:blipFill>
-                    <a:blip r:embed="rId8"/>
-                    <a:stretch>
-                      <a:fillRect/>
-                    </a:stretch>
+                    <a:blip xmlns:r="http://schemas.openxmlformats.org/officeDocument/2006/relationships" r:embed="rId9"/>
+                    <a:stretch/>
                   </pic:blipFill>
                   <pic:spPr>
                     <a:xfrm>
-                      <a:off x="0" y="0"/>
-                      <a:ext cx="5476875" cy="2034540"/>
+                      <a:ext cx="5039995" cy="1777538"/>
                     </a:xfrm>
-                    <a:prstGeom prst="rect">
-                      <a:avLst/>
-                    </a:prstGeom>
+                    <a:prstGeom prst="rect"/>
                   </pic:spPr>
                 </pic:pic>
               </a:graphicData>
@@ -1741,51 +2510,116 @@
         </w:drawing>
       </w:r>
       <w:r>
+        <w:rPr/>
         <w:br w:type="page"/>
       </w:r>
     </w:p>
     <w:p>
       <w:pPr>
-        <w:pStyle w:val="4"/>
+        <w:jc w:val="center"/>
+        <w:spacing w:before="60" w:after="120"/>
       </w:pPr>
       <w:r>
         <w:rPr>
-          <w:color w:val="2E75B6"/>
+          <w:rFonts w:ascii="黑体" w:eastAsia="黑体"/>
+          <w:sz w:val="21"/>
         </w:rPr>
-        <w:t>子任务5：皮尔逊相关系数热力图</w:t>
+        <w:t>图1-4  标准化后各变量箱型图与径流按月分布</w:t>
       </w:r>
     </w:p>
     <w:p>
+      <w:pPr>
+        <w:spacing w:after="0" w:line="360" w:lineRule="auto"/>
+        <w:ind w:firstLine="480"/>
+        <w:jc w:val="both"/>
+      </w:pPr>
       <w:r>
-        <w:t>完成了三类相关性分析：</w:t>
+        <w:rPr>
+          <w:rFonts w:ascii="Times New Roman" w:hAnsi="Times New Roman" w:eastAsia="宋体"/>
+        </w:rPr>
+        <w:t>(a) 为各变量Z-score标准化后的箱型图，径流的离散程度最大且存在大量高值异常点（对应洪水事件）；图1-4(b) 为按月分组的箱型图，径流在春季（3—5月）明显高于其他季节，季节性特征显著。</w:t>
       </w:r>
     </w:p>
     <w:p>
       <w:pPr>
-        <w:pStyle w:val="16"/>
+        <w:pStyle w:val="4"/>
+        <w:spacing w:before="120" w:after="60"/>
+        <w:jc w:val="left"/>
       </w:pPr>
       <w:r>
-        <w:t>1. 径流序列与其自身滞后序列的相关系数（自相关ACF）</w:t>
+        <w:rPr>
+          <w:rFonts w:ascii="Times New Roman" w:hAnsi="Times New Roman" w:eastAsia="黑体"/>
+          <w:b w:val="true"/>
+          <w:color w:val="000000"/>
+          <w:sz w:val="28"/>
+          <w:szCs w:val="28"/>
+        </w:rPr>
+        <w:t xml:space="preserve">子任务5：皮尔逊相关系数热力图</w:t>
       </w:r>
     </w:p>
     <w:p>
       <w:pPr>
-        <w:pStyle w:val="16"/>
+        <w:spacing w:after="0" w:line="360" w:lineRule="auto"/>
+        <w:ind w:firstLine="480"/>
+        <w:jc w:val="both"/>
       </w:pPr>
       <w:r>
-        <w:t>2. 径流序列与其他因子同期序列的相关系数</w:t>
+        <w:rPr>
+          <w:rFonts w:ascii="Times New Roman" w:hAnsi="Times New Roman" w:eastAsia="宋体"/>
+          <w:sz w:val="24"/>
+          <w:szCs w:val="24"/>
+        </w:rPr>
+        <w:t xml:space="preserve">完成了三类相关性分析：</w:t>
       </w:r>
     </w:p>
     <w:p>
       <w:pPr>
-        <w:pStyle w:val="16"/>
+        <w:spacing w:after="0" w:line="360" w:lineRule="auto"/>
+        <w:ind w:left="0" w:firstLine="0"/>
+        <w:jc w:val="left"/>
       </w:pPr>
       <w:r>
-        <w:t>3. 径流序列与其他因子滞后序列的相关系数（互相关CCF）</w:t>
+        <w:rPr>
+          <w:rFonts w:ascii="Times New Roman" w:hAnsi="Times New Roman" w:eastAsia="宋体"/>
+          <w:sz w:val="24"/>
+          <w:szCs w:val="24"/>
+        </w:rPr>
+        <w:t xml:space="preserve">1. 径流序列与其自身滞后序列的相关系数（自相关ACF）</w:t>
       </w:r>
     </w:p>
     <w:p>
       <w:pPr>
+        <w:spacing w:after="0" w:line="360" w:lineRule="auto"/>
+        <w:ind w:left="0" w:firstLine="0"/>
+        <w:jc w:val="left"/>
+      </w:pPr>
+      <w:r>
+        <w:rPr>
+          <w:rFonts w:ascii="Times New Roman" w:hAnsi="Times New Roman" w:eastAsia="宋体"/>
+          <w:sz w:val="24"/>
+          <w:szCs w:val="24"/>
+        </w:rPr>
+        <w:t xml:space="preserve">2. 径流序列与其他因子同期序列的相关系数</w:t>
+      </w:r>
+    </w:p>
+    <w:p>
+      <w:pPr>
+        <w:spacing w:after="0" w:line="360" w:lineRule="auto"/>
+        <w:ind w:left="0" w:firstLine="0"/>
+        <w:jc w:val="left"/>
+      </w:pPr>
+      <w:r>
+        <w:rPr>
+          <w:rFonts w:ascii="Times New Roman" w:hAnsi="Times New Roman" w:eastAsia="宋体"/>
+          <w:sz w:val="24"/>
+          <w:szCs w:val="24"/>
+        </w:rPr>
+        <w:t xml:space="preserve">3. 径流序列与其他因子滞后序列的相关系数（互相关CCF）</w:t>
+      </w:r>
+    </w:p>
+    <w:p>
+      <w:pPr>
+        <w:jc w:val="center"/>
         <w:rPr>
           <w:rFonts w:hint="eastAsia" w:eastAsia="微软雅黑"/>
           <w:lang w:eastAsia="zh-CN"/>
@@ -1797,36 +2631,26 @@
           <w:lang w:eastAsia="zh-CN"/>
         </w:rPr>
         <w:drawing>
-          <wp:inline distT="0" distB="0" distL="114300" distR="114300">
-            <wp:extent cx="5483860" cy="2455545"/>
+          <wp:inline xmlns:wp="http://schemas.openxmlformats.org/drawingml/2006/wordprocessingDrawing" distT="0" distB="0" distL="114300" distR="114300">
+            <wp:extent cx="5039995" cy="2100290"/>
             <wp:effectExtent l="0" t="0" r="2540" b="8255"/>
-            <wp:docPr id="4" name="图片 4" descr="fig5_相关系数热力图"/>
-            <wp:cNvGraphicFramePr>
-              <a:graphicFrameLocks xmlns:a="http://schemas.openxmlformats.org/drawingml/2006/main" noChangeAspect="1"/>
-            </wp:cNvGraphicFramePr>
+            <wp:docPr id="4" name="image4.png" descr="fig5_相关系数热力图"/>
             <a:graphic xmlns:a="http://schemas.openxmlformats.org/drawingml/2006/main">
               <a:graphicData uri="http://schemas.openxmlformats.org/drawingml/2006/picture">
                 <pic:pic xmlns:pic="http://schemas.openxmlformats.org/drawingml/2006/picture">
                   <pic:nvPicPr>
-                    <pic:cNvPr id="4" name="图片 4" descr="fig5_相关系数热力图"/>
-                    <pic:cNvPicPr>
-                      <a:picLocks noChangeAspect="1"/>
-                    </pic:cNvPicPr>
+                    <pic:cNvPr id="4" name="image4.png" descr="fig5_相关系数热力图"/>
+                    <pic:cNvPicPr/>
                   </pic:nvPicPr>
                   <pic:blipFill>
-                    <a:blip r:embed="rId9"/>
-                    <a:stretch>
-                      <a:fillRect/>
-                    </a:stretch>
+                    <a:blip xmlns:r="http://schemas.openxmlformats.org/officeDocument/2006/relationships" r:embed="rId10"/>
+                    <a:stretch/>
                   </pic:blipFill>
                   <pic:spPr>
                     <a:xfrm>
-                      <a:off x="0" y="0"/>
-                      <a:ext cx="5483860" cy="2455545"/>
+                      <a:ext cx="5039995" cy="2100290"/>
                     </a:xfrm>
-                    <a:prstGeom prst="rect">
-                      <a:avLst/>
-                    </a:prstGeom>
+                    <a:prstGeom prst="rect"/>
                   </pic:spPr>
                 </pic:pic>
               </a:graphicData>
@@ -1836,12 +2660,49 @@
       </w:r>
     </w:p>
     <w:p>
+      <w:pPr>
+        <w:jc w:val="center"/>
+        <w:spacing w:before="60" w:after="120"/>
+      </w:pPr>
       <w:r>
-        <w:t>降水（Prcp）与径流的同期相关性最强（r=0.43），其他气象因子与径流的线性相关性较弱，说明需要引入滞后特征。</w:t>
+        <w:rPr>
+          <w:rFonts w:ascii="黑体" w:eastAsia="黑体"/>
+          <w:sz w:val="21"/>
+        </w:rPr>
+        <w:t>图1-5  变量间皮尔逊相关系数矩阵</w:t>
       </w:r>
     </w:p>
     <w:p>
       <w:pPr>
+        <w:spacing w:after="0" w:line="360" w:lineRule="auto"/>
+        <w:ind w:firstLine="480"/>
+        <w:jc w:val="both"/>
+      </w:pPr>
+      <w:r>
+        <w:rPr>
+          <w:rFonts w:ascii="Times New Roman" w:hAnsi="Times New Roman" w:eastAsia="宋体"/>
+        </w:rPr>
+        <w:t>(a) 为变量间皮尔逊相关系数矩阵热力图，图1-5(b) 为各气象因子与径流的同期相关系数：降水与径流的同期相关性最强（r=0.431），其余气象因子与径流的|r|均不超过0.10，线性关系较弱。</w:t>
+      </w:r>
+    </w:p>
+    <w:p>
+      <w:pPr>
+        <w:spacing w:after="0" w:line="360" w:lineRule="auto"/>
+        <w:ind w:firstLine="480"/>
+        <w:jc w:val="both"/>
+      </w:pPr>
+      <w:r>
+        <w:rPr>
+          <w:rFonts w:ascii="Times New Roman" w:hAnsi="Times New Roman" w:eastAsia="宋体"/>
+          <w:sz w:val="24"/>
+          <w:szCs w:val="24"/>
+        </w:rPr>
+        <w:t xml:space="preserve">降水（Prcp）与径流的同期相关性最强（r=0.43），其他气象因子与径流的线性相关性较弱，说明需要引入滞后特征。</w:t>
+      </w:r>
+    </w:p>
+    <w:p>
+      <w:pPr>
+        <w:jc w:val="center"/>
         <w:rPr>
           <w:rFonts w:hint="eastAsia" w:eastAsia="微软雅黑"/>
           <w:lang w:eastAsia="zh-CN"/>
@@ -1853,36 +2714,26 @@
           <w:lang w:eastAsia="zh-CN"/>
         </w:rPr>
         <w:drawing>
-          <wp:inline distT="0" distB="0" distL="114300" distR="114300">
-            <wp:extent cx="5478780" cy="1967230"/>
+          <wp:inline xmlns:wp="http://schemas.openxmlformats.org/drawingml/2006/wordprocessingDrawing" distT="0" distB="0" distL="114300" distR="114300">
+            <wp:extent cx="5040000" cy="1702408"/>
             <wp:effectExtent l="0" t="0" r="7620" b="1270"/>
-            <wp:docPr id="5" name="图片 5" descr="fig6_滞后相关"/>
-            <wp:cNvGraphicFramePr>
-              <a:graphicFrameLocks xmlns:a="http://schemas.openxmlformats.org/drawingml/2006/main" noChangeAspect="1"/>
-            </wp:cNvGraphicFramePr>
+            <wp:docPr id="5" name="image5.png" descr="fig6_滞后相关"/>
             <a:graphic xmlns:a="http://schemas.openxmlformats.org/drawingml/2006/main">
               <a:graphicData uri="http://schemas.openxmlformats.org/drawingml/2006/picture">
                 <pic:pic xmlns:pic="http://schemas.openxmlformats.org/drawingml/2006/picture">
                   <pic:nvPicPr>
-                    <pic:cNvPr id="5" name="图片 5" descr="fig6_滞后相关"/>
-                    <pic:cNvPicPr>
-                      <a:picLocks noChangeAspect="1"/>
-                    </pic:cNvPicPr>
+                    <pic:cNvPr id="5" name="image5.png" descr="fig6_滞后相关"/>
+                    <pic:cNvPicPr/>
                   </pic:nvPicPr>
                   <pic:blipFill>
-                    <a:blip r:embed="rId10"/>
-                    <a:stretch>
-                      <a:fillRect/>
-                    </a:stretch>
+                    <a:blip xmlns:r="http://schemas.openxmlformats.org/officeDocument/2006/relationships" r:embed="rId11"/>
+                    <a:stretch/>
                   </pic:blipFill>
                   <pic:spPr>
                     <a:xfrm>
-                      <a:off x="0" y="0"/>
-                      <a:ext cx="5478780" cy="1967230"/>
+                      <a:ext cx="5040000" cy="1702408"/>
                     </a:xfrm>
-                    <a:prstGeom prst="rect">
-                      <a:avLst/>
-                    </a:prstGeom>
+                    <a:prstGeom prst="rect"/>
                   </pic:spPr>
                 </pic:pic>
               </a:graphicData>
@@ -1892,234 +2743,334 @@
       </w:r>
     </w:p>
     <w:p>
+      <w:pPr>
+        <w:jc w:val="center"/>
+        <w:spacing w:before="60" w:after="120"/>
+      </w:pPr>
       <w:r>
-        <w:t>径流的自相关系数lag1为0.77，lag7为0.40，衰减较快但仍有明显记忆效应，为引入滞后特征提供了依据。</w:t>
+        <w:rPr>
+          <w:rFonts w:ascii="黑体" w:eastAsia="黑体"/>
+          <w:sz w:val="21"/>
+        </w:rPr>
+        <w:t>图1-6  径流自相关与滞后互相关分析</w:t>
+      </w:r>
+    </w:p>
+    <w:p>
+      <w:pPr>
+        <w:spacing w:after="0" w:line="360" w:lineRule="auto"/>
+        <w:ind w:firstLine="480"/>
+        <w:jc w:val="both"/>
+      </w:pPr>
+      <w:r>
+        <w:rPr>
+          <w:rFonts w:ascii="Times New Roman" w:hAnsi="Times New Roman" w:eastAsia="宋体"/>
+        </w:rPr>
+        <w:t>(a) 为径流自相关函数（ACF），lag1=0.77、lag7=0.40，衰减较快但存在明显记忆效应；图1-6(b) 为各气象因子对径流的滞后互相关（横轴为气象因子提前径流的天数），在滞后0—40天内均未出现显著峰值，说明气象因子对未来径流的直接线性预测能力有限。</w:t>
+      </w:r>
+    </w:p>
+    <w:p>
+      <w:pPr>
+        <w:spacing w:after="0" w:line="360" w:lineRule="auto"/>
+        <w:ind w:firstLine="480"/>
+        <w:jc w:val="both"/>
+      </w:pPr>
+      <w:r>
+        <w:rPr>
+          <w:rFonts w:ascii="Times New Roman" w:hAnsi="Times New Roman" w:eastAsia="宋体"/>
+          <w:sz w:val="24"/>
+          <w:szCs w:val="24"/>
+        </w:rPr>
+        <w:t xml:space="preserve">径流的自相关系数lag1为0.77，lag7为0.40，衰减较快但仍有明显记忆效应，为引入滞后特征提供了依据。</w:t>
       </w:r>
     </w:p>
     <w:p>
       <w:r>
+        <w:rPr/>
         <w:br w:type="page"/>
       </w:r>
     </w:p>
     <w:p>
       <w:pPr>
         <w:pStyle w:val="3"/>
+        <w:spacing w:before="240" w:after="120"/>
+        <w:jc w:val="center"/>
       </w:pPr>
       <w:r>
         <w:rPr>
-          <w:color w:val="1F4E78"/>
+          <w:rFonts w:ascii="Times New Roman" w:hAnsi="Times New Roman" w:eastAsia="黑体"/>
+          <w:b w:val="true"/>
+          <w:color w:val="000000"/>
+          <w:sz w:val="32"/>
+          <w:szCs w:val="32"/>
         </w:rPr>
-        <w:t>三、特征工程成果展示</w:t>
+        <w:t xml:space="preserve">三、特征工程成果展示</w:t>
       </w:r>
     </w:p>
     <w:p>
       <w:pPr>
         <w:pStyle w:val="4"/>
-        <w:pageBreakBefore w:val="0"/>
-        <w:widowControl/>
-        <w:kinsoku/>
-        <w:wordWrap/>
-        <w:overflowPunct/>
-        <w:topLinePunct w:val="0"/>
-        <w:autoSpaceDE/>
-        <w:autoSpaceDN/>
-        <w:bidi w:val="0"/>
-        <w:adjustRightInd/>
-        <w:snapToGrid/>
-        <w:spacing w:line="240" w:lineRule="auto"/>
+        <w:pageBreakBefore w:val="false"/>
+        <w:widowControl w:val="true"/>
+        <w:overflowPunct w:val="true"/>
+        <w:autoSpaceDE w:val="true"/>
+        <w:autoSpaceDN w:val="true"/>
+        <w:snapToGrid w:val="true"/>
+        <w:spacing w:before="120" w:after="60" w:line="240" w:lineRule="auto"/>
+        <w:jc w:val="left"/>
         <w:textAlignment w:val="auto"/>
       </w:pPr>
       <w:r>
         <w:rPr>
-          <w:color w:val="2E75B6"/>
+          <w:rFonts w:ascii="Times New Roman" w:hAnsi="Times New Roman" w:eastAsia="黑体"/>
+          <w:b w:val="true"/>
+          <w:color w:val="000000"/>
+          <w:sz w:val="28"/>
+          <w:szCs w:val="28"/>
         </w:rPr>
-        <w:t>子任务6：时间序列特征提取</w:t>
+        <w:t xml:space="preserve">子任务6：时间序列特征提取</w:t>
       </w:r>
     </w:p>
     <w:p>
       <w:pPr>
-        <w:pageBreakBefore w:val="0"/>
-        <w:widowControl/>
-        <w:kinsoku/>
-        <w:wordWrap/>
-        <w:overflowPunct/>
-        <w:topLinePunct w:val="0"/>
-        <w:autoSpaceDE/>
-        <w:autoSpaceDN/>
-        <w:bidi w:val="0"/>
-        <w:adjustRightInd/>
-        <w:snapToGrid/>
-        <w:spacing w:line="240" w:lineRule="auto"/>
+        <w:pageBreakBefore w:val="false"/>
+        <w:widowControl w:val="true"/>
+        <w:overflowPunct w:val="true"/>
+        <w:autoSpaceDE w:val="true"/>
+        <w:autoSpaceDN w:val="true"/>
+        <w:snapToGrid w:val="true"/>
+        <w:spacing w:after="0" w:line="360" w:lineRule="auto"/>
+        <w:ind w:firstLine="480"/>
+        <w:jc w:val="both"/>
         <w:textAlignment w:val="auto"/>
       </w:pPr>
       <w:r>
-        <w:t>完成了三类时间序列特征提取：</w:t>
+        <w:rPr>
+          <w:rFonts w:ascii="Times New Roman" w:hAnsi="Times New Roman" w:eastAsia="宋体"/>
+          <w:sz w:val="24"/>
+          <w:szCs w:val="24"/>
+        </w:rPr>
+        <w:t xml:space="preserve">完成了三类时间序列特征提取：</w:t>
       </w:r>
     </w:p>
     <w:p>
       <w:pPr>
-        <w:pageBreakBefore w:val="0"/>
-        <w:widowControl/>
-        <w:kinsoku/>
-        <w:wordWrap/>
-        <w:overflowPunct/>
-        <w:topLinePunct w:val="0"/>
-        <w:autoSpaceDE/>
-        <w:autoSpaceDN/>
-        <w:bidi w:val="0"/>
-        <w:adjustRightInd/>
-        <w:snapToGrid/>
-        <w:spacing w:line="240" w:lineRule="auto"/>
+        <w:pageBreakBefore w:val="false"/>
+        <w:widowControl w:val="true"/>
+        <w:overflowPunct w:val="true"/>
+        <w:autoSpaceDE w:val="true"/>
+        <w:autoSpaceDN w:val="true"/>
+        <w:snapToGrid w:val="true"/>
+        <w:spacing w:after="0" w:line="360" w:lineRule="auto"/>
+        <w:ind w:left="0" w:firstLine="0"/>
+        <w:jc w:val="left"/>
         <w:textAlignment w:val="auto"/>
       </w:pPr>
       <w:r>
-        <w:t>1. 季节与月份编码</w:t>
+        <w:rPr>
+          <w:rFonts w:ascii="Times New Roman" w:hAnsi="Times New Roman" w:eastAsia="宋体"/>
+          <w:sz w:val="24"/>
+          <w:szCs w:val="24"/>
+        </w:rPr>
+        <w:t xml:space="preserve">1. 季节与月份编码</w:t>
       </w:r>
     </w:p>
     <w:p>
       <w:pPr>
-        <w:pageBreakBefore w:val="0"/>
-        <w:widowControl/>
-        <w:kinsoku/>
-        <w:wordWrap/>
-        <w:overflowPunct/>
-        <w:topLinePunct w:val="0"/>
-        <w:autoSpaceDE/>
-        <w:autoSpaceDN/>
-        <w:bidi w:val="0"/>
-        <w:adjustRightInd/>
-        <w:snapToGrid/>
-        <w:spacing w:line="240" w:lineRule="auto"/>
+        <w:pageBreakBefore w:val="false"/>
+        <w:widowControl w:val="true"/>
+        <w:overflowPunct w:val="true"/>
+        <w:autoSpaceDE w:val="true"/>
+        <w:autoSpaceDN w:val="true"/>
+        <w:snapToGrid w:val="true"/>
+        <w:spacing w:after="0" w:line="360" w:lineRule="auto"/>
+        <w:ind w:left="420" w:firstLine="0"/>
+        <w:jc w:val="left"/>
         <w:textAlignment w:val="auto"/>
       </w:pPr>
       <w:r>
+        <w:rPr>
+          <w:rFonts w:ascii="Times New Roman" w:hAnsi="Times New Roman" w:eastAsia="宋体"/>
+          <w:sz w:val="24"/>
+          <w:szCs w:val="24"/>
+        </w:rPr>
         <w:t xml:space="preserve">   • 四季编码：season_春/夏/秋/冬（one-hot编码）</w:t>
       </w:r>
       <w:r>
-        <w:br w:type="textWrapping"/>
+        <w:rPr/>
+        <w:br/>
       </w:r>
       <w:r>
+        <w:rPr>
+          <w:rFonts w:ascii="Times New Roman" w:hAnsi="Times New Roman" w:eastAsia="宋体"/>
+          <w:sz w:val="24"/>
+          <w:szCs w:val="24"/>
+        </w:rPr>
         <w:t xml:space="preserve">   • 月份编码：doy_sin, doy_cos, month_sin, month_cos（三角周期编码）</w:t>
       </w:r>
       <w:r>
-        <w:br w:type="textWrapping"/>
+        <w:rPr/>
+        <w:br/>
       </w:r>
       <w:r>
+        <w:rPr>
+          <w:rFonts w:ascii="Times New Roman" w:hAnsi="Times New Roman" w:eastAsia="宋体"/>
+          <w:sz w:val="24"/>
+          <w:szCs w:val="24"/>
+        </w:rPr>
         <w:t xml:space="preserve">   共8个特征</w:t>
       </w:r>
     </w:p>
     <w:p>
       <w:pPr>
-        <w:pageBreakBefore w:val="0"/>
-        <w:widowControl/>
-        <w:kinsoku/>
-        <w:wordWrap/>
-        <w:overflowPunct/>
-        <w:topLinePunct w:val="0"/>
-        <w:autoSpaceDE/>
-        <w:autoSpaceDN/>
-        <w:bidi w:val="0"/>
-        <w:adjustRightInd/>
-        <w:snapToGrid/>
-        <w:spacing w:line="240" w:lineRule="auto"/>
+        <w:pageBreakBefore w:val="false"/>
+        <w:widowControl w:val="true"/>
+        <w:overflowPunct w:val="true"/>
+        <w:autoSpaceDE w:val="true"/>
+        <w:autoSpaceDN w:val="true"/>
+        <w:snapToGrid w:val="true"/>
+        <w:spacing w:after="0" w:line="360" w:lineRule="auto"/>
+        <w:ind w:left="0" w:firstLine="0"/>
+        <w:jc w:val="left"/>
         <w:textAlignment w:val="auto"/>
       </w:pPr>
       <w:r>
-        <w:t>2. 滞后特征（Lag Features）</w:t>
+        <w:rPr>
+          <w:rFonts w:ascii="Times New Roman" w:hAnsi="Times New Roman" w:eastAsia="宋体"/>
+          <w:sz w:val="24"/>
+          <w:szCs w:val="24"/>
+        </w:rPr>
+        <w:t xml:space="preserve">2. 滞后特征（Lag Features）</w:t>
       </w:r>
     </w:p>
     <w:p>
       <w:pPr>
-        <w:pageBreakBefore w:val="0"/>
-        <w:widowControl/>
-        <w:kinsoku/>
-        <w:wordWrap/>
-        <w:overflowPunct/>
-        <w:topLinePunct w:val="0"/>
-        <w:autoSpaceDE/>
-        <w:autoSpaceDN/>
-        <w:bidi w:val="0"/>
-        <w:adjustRightInd/>
-        <w:snapToGrid/>
-        <w:spacing w:line="240" w:lineRule="auto"/>
+        <w:pageBreakBefore w:val="false"/>
+        <w:widowControl w:val="true"/>
+        <w:overflowPunct w:val="true"/>
+        <w:autoSpaceDE w:val="true"/>
+        <w:autoSpaceDN w:val="true"/>
+        <w:snapToGrid w:val="true"/>
+        <w:spacing w:after="0" w:line="360" w:lineRule="auto"/>
+        <w:ind w:left="420" w:firstLine="0"/>
+        <w:jc w:val="left"/>
         <w:textAlignment w:val="auto"/>
       </w:pPr>
       <w:r>
+        <w:rPr>
+          <w:rFonts w:ascii="Times New Roman" w:hAnsi="Times New Roman" w:eastAsia="宋体"/>
+          <w:sz w:val="24"/>
+          <w:szCs w:val="24"/>
+        </w:rPr>
         <w:t xml:space="preserve">   • 变量：Discharge, Prcp, Tmax, Tmin, Vp, Srad</w:t>
       </w:r>
       <w:r>
-        <w:br w:type="textWrapping"/>
+        <w:rPr/>
+        <w:br/>
       </w:r>
       <w:r>
+        <w:rPr>
+          <w:rFonts w:ascii="Times New Roman" w:hAnsi="Times New Roman" w:eastAsia="宋体"/>
+          <w:sz w:val="24"/>
+          <w:szCs w:val="24"/>
+        </w:rPr>
         <w:t xml:space="preserve">   • 滞后阶数：1, 2, 3, 7, 14, 30天</w:t>
       </w:r>
       <w:r>
-        <w:br w:type="textWrapping"/>
+        <w:rPr/>
+        <w:br/>
       </w:r>
       <w:r>
+        <w:rPr>
+          <w:rFonts w:ascii="Times New Roman" w:hAnsi="Times New Roman" w:eastAsia="宋体"/>
+          <w:sz w:val="24"/>
+          <w:szCs w:val="24"/>
+        </w:rPr>
         <w:t xml:space="preserve">   共36个特征</w:t>
       </w:r>
     </w:p>
     <w:p>
       <w:pPr>
-        <w:pageBreakBefore w:val="0"/>
-        <w:widowControl/>
-        <w:kinsoku/>
-        <w:wordWrap/>
-        <w:overflowPunct/>
-        <w:topLinePunct w:val="0"/>
-        <w:autoSpaceDE/>
-        <w:autoSpaceDN/>
-        <w:bidi w:val="0"/>
-        <w:adjustRightInd/>
-        <w:snapToGrid/>
-        <w:spacing w:line="240" w:lineRule="auto"/>
+        <w:pageBreakBefore w:val="false"/>
+        <w:widowControl w:val="true"/>
+        <w:overflowPunct w:val="true"/>
+        <w:autoSpaceDE w:val="true"/>
+        <w:autoSpaceDN w:val="true"/>
+        <w:snapToGrid w:val="true"/>
+        <w:spacing w:after="0" w:line="360" w:lineRule="auto"/>
+        <w:ind w:left="0" w:firstLine="0"/>
+        <w:jc w:val="left"/>
         <w:textAlignment w:val="auto"/>
       </w:pPr>
       <w:r>
-        <w:t>3. 窗口特征（Rolling Features）</w:t>
+        <w:rPr>
+          <w:rFonts w:ascii="Times New Roman" w:hAnsi="Times New Roman" w:eastAsia="宋体"/>
+          <w:sz w:val="24"/>
+          <w:szCs w:val="24"/>
+        </w:rPr>
+        <w:t xml:space="preserve">3. 窗口特征（Rolling Features）</w:t>
       </w:r>
     </w:p>
     <w:p>
       <w:pPr>
-        <w:pageBreakBefore w:val="0"/>
-        <w:widowControl/>
-        <w:kinsoku/>
-        <w:wordWrap/>
-        <w:overflowPunct/>
-        <w:topLinePunct w:val="0"/>
-        <w:autoSpaceDE/>
-        <w:autoSpaceDN/>
-        <w:bidi w:val="0"/>
-        <w:adjustRightInd/>
-        <w:snapToGrid/>
-        <w:spacing w:line="240" w:lineRule="auto"/>
+        <w:pageBreakBefore w:val="false"/>
+        <w:widowControl w:val="true"/>
+        <w:overflowPunct w:val="true"/>
+        <w:autoSpaceDE w:val="true"/>
+        <w:autoSpaceDN w:val="true"/>
+        <w:snapToGrid w:val="true"/>
+        <w:spacing w:after="0" w:line="360" w:lineRule="auto"/>
+        <w:ind w:left="420" w:firstLine="0"/>
+        <w:jc w:val="left"/>
         <w:textAlignment w:val="auto"/>
       </w:pPr>
       <w:r>
+        <w:rPr>
+          <w:rFonts w:ascii="Times New Roman" w:hAnsi="Times New Roman" w:eastAsia="宋体"/>
+          <w:sz w:val="24"/>
+          <w:szCs w:val="24"/>
+        </w:rPr>
         <w:t xml:space="preserve">   • 变量：Discharge, Prcp</w:t>
       </w:r>
       <w:r>
-        <w:br w:type="textWrapping"/>
+        <w:rPr/>
+        <w:br/>
       </w:r>
       <w:r>
+        <w:rPr>
+          <w:rFonts w:ascii="Times New Roman" w:hAnsi="Times New Roman" w:eastAsia="宋体"/>
+          <w:sz w:val="24"/>
+          <w:szCs w:val="24"/>
+        </w:rPr>
         <w:t xml:space="preserve">   • 窗口长度：3, 7, 14, 30天</w:t>
       </w:r>
       <w:r>
-        <w:br w:type="textWrapping"/>
+        <w:rPr/>
+        <w:br/>
       </w:r>
       <w:r>
+        <w:rPr>
+          <w:rFonts w:ascii="Times New Roman" w:hAnsi="Times New Roman" w:eastAsia="宋体"/>
+          <w:sz w:val="24"/>
+          <w:szCs w:val="24"/>
+        </w:rPr>
         <w:t xml:space="preserve">   • 统计量：mean, std, max</w:t>
       </w:r>
       <w:r>
-        <w:br w:type="textWrapping"/>
+        <w:rPr/>
+        <w:br/>
       </w:r>
       <w:r>
-        <w:t xml:space="preserve">   共24个特征</w:t>
+        <w:rPr>
+          <w:rFonts w:ascii="Times New Roman" w:hAnsi="Times New Roman" w:eastAsia="宋体"/>
+          <w:sz w:val="24"/>
+          <w:szCs w:val="24"/>
+        </w:rPr>
+        <w:t xml:space="preserve">   共25个特征</w:t>
       </w:r>
     </w:p>
     <w:p>
       <w:pPr>
+        <w:jc w:val="center"/>
         <w:rPr>
           <w:rFonts w:hint="eastAsia" w:eastAsia="微软雅黑"/>
           <w:lang w:eastAsia="zh-CN"/>
@@ -2131,36 +3082,26 @@
           <w:lang w:eastAsia="zh-CN"/>
         </w:rPr>
         <w:drawing>
-          <wp:inline distT="0" distB="0" distL="114300" distR="114300">
-            <wp:extent cx="4311015" cy="2396490"/>
+          <wp:inline xmlns:wp="http://schemas.openxmlformats.org/drawingml/2006/wordprocessingDrawing" distT="0" distB="0" distL="114300" distR="114300">
+            <wp:extent cx="4319905" cy="2404216"/>
             <wp:effectExtent l="0" t="0" r="6985" b="3810"/>
-            <wp:docPr id="6" name="图片 6" descr="fig9_特征类别贡献"/>
-            <wp:cNvGraphicFramePr>
-              <a:graphicFrameLocks xmlns:a="http://schemas.openxmlformats.org/drawingml/2006/main" noChangeAspect="1"/>
-            </wp:cNvGraphicFramePr>
+            <wp:docPr id="6" name="image6.png" descr="fig9_特征类别贡献"/>
             <a:graphic xmlns:a="http://schemas.openxmlformats.org/drawingml/2006/main">
               <a:graphicData uri="http://schemas.openxmlformats.org/drawingml/2006/picture">
                 <pic:pic xmlns:pic="http://schemas.openxmlformats.org/drawingml/2006/picture">
                   <pic:nvPicPr>
-                    <pic:cNvPr id="6" name="图片 6" descr="fig9_特征类别贡献"/>
-                    <pic:cNvPicPr>
-                      <a:picLocks noChangeAspect="1"/>
-                    </pic:cNvPicPr>
+                    <pic:cNvPr id="6" name="image6.png" descr="fig9_特征类别贡献"/>
+                    <pic:cNvPicPr/>
                   </pic:nvPicPr>
                   <pic:blipFill>
-                    <a:blip r:embed="rId11"/>
-                    <a:stretch>
-                      <a:fillRect/>
-                    </a:stretch>
+                    <a:blip xmlns:r="http://schemas.openxmlformats.org/officeDocument/2006/relationships" r:embed="rId12"/>
+                    <a:stretch/>
                   </pic:blipFill>
                   <pic:spPr>
                     <a:xfrm>
-                      <a:off x="0" y="0"/>
-                      <a:ext cx="4311015" cy="2396490"/>
+                      <a:ext cx="4319905" cy="2404216"/>
                     </a:xfrm>
-                    <a:prstGeom prst="rect">
-                      <a:avLst/>
-                    </a:prstGeom>
+                    <a:prstGeom prst="rect"/>
                   </pic:spPr>
                 </pic:pic>
               </a:graphicData>
@@ -2170,51 +3111,121 @@
       </w:r>
     </w:p>
     <w:p>
+      <w:pPr>
+        <w:jc w:val="center"/>
+        <w:spacing w:before="60" w:after="120"/>
+      </w:pPr>
       <w:r>
         <w:rPr>
-          <w:b/>
-          <w:color w:val="0070C0"/>
+          <w:rFonts w:ascii="黑体" w:eastAsia="黑体"/>
+          <w:sz w:val="21"/>
         </w:rPr>
-        <w:t>总计构造81个候选特征</w:t>
+        <w:t>图2-3  各类特征对径流的互信息贡献</w:t>
+      </w:r>
+    </w:p>
+    <w:p>
+      <w:pPr>
+        <w:spacing w:after="0" w:line="360" w:lineRule="auto"/>
+        <w:ind w:firstLine="480"/>
+        <w:jc w:val="both"/>
+      </w:pPr>
+      <w:r>
+        <w:rPr>
+          <w:rFonts w:ascii="Times New Roman" w:hAnsi="Times New Roman" w:eastAsia="宋体"/>
+        </w:rPr>
+        <w:t>各类特征对径流的互信息总得分：窗口特征（25个）以19.356居首，滞后特征（36个）以11.865次之，说明径流自身的近期历史状态是最强的预测信息；原始气象因子、月份/日序与季节编码贡献较低。</w:t>
+      </w:r>
+    </w:p>
+    <w:p>
+      <w:pPr>
+        <w:spacing w:after="0" w:line="360" w:lineRule="auto"/>
+        <w:ind w:firstLine="480"/>
+        <w:jc w:val="both"/>
+      </w:pPr>
+      <w:r>
+        <w:rPr>
+          <w:rFonts w:ascii="Times New Roman" w:hAnsi="Times New Roman" w:eastAsia="宋体"/>
+          <w:b w:val="true"/>
+          <w:color w:val="000000"/>
+          <w:sz w:val="24"/>
+          <w:szCs w:val="24"/>
+        </w:rPr>
+        <w:t xml:space="preserve">总计构造81个候选特征</w:t>
       </w:r>
       <w:r>
+        <w:rPr>
+          <w:rFonts w:ascii="Times New Roman" w:hAnsi="Times New Roman" w:eastAsia="宋体"/>
+          <w:sz w:val="24"/>
+          <w:szCs w:val="24"/>
+        </w:rPr>
         <w:br w:type="page"/>
       </w:r>
     </w:p>
     <w:p>
       <w:pPr>
         <w:pStyle w:val="4"/>
+        <w:spacing w:before="120" w:after="60"/>
+        <w:jc w:val="left"/>
       </w:pPr>
       <w:r>
         <w:rPr>
-          <w:color w:val="2E75B6"/>
+          <w:rFonts w:ascii="Times New Roman" w:hAnsi="Times New Roman" w:eastAsia="黑体"/>
+          <w:b w:val="true"/>
+          <w:color w:val="000000"/>
+          <w:sz w:val="28"/>
+          <w:szCs w:val="28"/>
         </w:rPr>
-        <w:t>子任务7：特征归一化</w:t>
+        <w:t xml:space="preserve">子任务7：特征归一化</w:t>
       </w:r>
     </w:p>
     <w:p>
+      <w:pPr>
+        <w:spacing w:after="0" w:line="360" w:lineRule="auto"/>
+        <w:ind w:firstLine="480"/>
+        <w:jc w:val="both"/>
+      </w:pPr>
       <w:r>
-        <w:t>实现并对比了两种归一化方法：</w:t>
+        <w:rPr>
+          <w:rFonts w:ascii="Times New Roman" w:hAnsi="Times New Roman" w:eastAsia="宋体"/>
+          <w:sz w:val="24"/>
+          <w:szCs w:val="24"/>
+        </w:rPr>
+        <w:t xml:space="preserve">实现并对比了两种归一化方法：</w:t>
       </w:r>
     </w:p>
     <w:p>
       <w:pPr>
-        <w:pStyle w:val="16"/>
+        <w:spacing w:after="0" w:line="360" w:lineRule="auto"/>
+        <w:ind w:left="420" w:firstLine="0"/>
+        <w:jc w:val="left"/>
       </w:pPr>
       <w:r>
-        <w:t>• 最小-最大归一化（Min-Max Normalization）：将特征线性映射到[0,1]</w:t>
+        <w:rPr>
+          <w:rFonts w:ascii="Times New Roman" w:hAnsi="Times New Roman" w:eastAsia="宋体"/>
+          <w:sz w:val="24"/>
+          <w:szCs w:val="24"/>
+        </w:rPr>
+        <w:t xml:space="preserve">• 最小-最大归一化（Min-Max Normalization）：将特征线性映射到[0,1]</w:t>
       </w:r>
     </w:p>
     <w:p>
       <w:pPr>
-        <w:pStyle w:val="16"/>
+        <w:spacing w:after="0" w:line="360" w:lineRule="auto"/>
+        <w:ind w:left="420" w:firstLine="0"/>
+        <w:jc w:val="left"/>
       </w:pPr>
       <w:r>
-        <w:t>• Z-score标准化：将特征转换为均值0、方差1的分布</w:t>
+        <w:rPr>
+          <w:rFonts w:ascii="Times New Roman" w:hAnsi="Times New Roman" w:eastAsia="宋体"/>
+          <w:sz w:val="24"/>
+          <w:szCs w:val="24"/>
+        </w:rPr>
+        <w:t xml:space="preserve">• Z-score标准化：将特征转换为均值0、方差1的分布</w:t>
       </w:r>
     </w:p>
     <w:p>
       <w:pPr>
+        <w:jc w:val="center"/>
         <w:rPr>
           <w:rFonts w:hint="eastAsia" w:eastAsia="微软雅黑"/>
           <w:lang w:eastAsia="zh-CN"/>
@@ -2226,36 +3237,26 @@
           <w:lang w:eastAsia="zh-CN"/>
         </w:rPr>
         <w:drawing>
-          <wp:inline distT="0" distB="0" distL="114300" distR="114300">
-            <wp:extent cx="5475605" cy="1532890"/>
+          <wp:inline xmlns:wp="http://schemas.openxmlformats.org/drawingml/2006/wordprocessingDrawing" distT="0" distB="0" distL="114300" distR="114300">
+            <wp:extent cx="5040000" cy="1315962"/>
             <wp:effectExtent l="0" t="0" r="10795" b="3810"/>
-            <wp:docPr id="7" name="图片 7" descr="fig7_归一化对比"/>
-            <wp:cNvGraphicFramePr>
-              <a:graphicFrameLocks xmlns:a="http://schemas.openxmlformats.org/drawingml/2006/main" noChangeAspect="1"/>
-            </wp:cNvGraphicFramePr>
+            <wp:docPr id="7" name="image7.png" descr="fig7_归一化对比"/>
             <a:graphic xmlns:a="http://schemas.openxmlformats.org/drawingml/2006/main">
               <a:graphicData uri="http://schemas.openxmlformats.org/drawingml/2006/picture">
                 <pic:pic xmlns:pic="http://schemas.openxmlformats.org/drawingml/2006/picture">
                   <pic:nvPicPr>
-                    <pic:cNvPr id="7" name="图片 7" descr="fig7_归一化对比"/>
-                    <pic:cNvPicPr>
-                      <a:picLocks noChangeAspect="1"/>
-                    </pic:cNvPicPr>
+                    <pic:cNvPr id="7" name="image7.png" descr="fig7_归一化对比"/>
+                    <pic:cNvPicPr/>
                   </pic:nvPicPr>
                   <pic:blipFill>
-                    <a:blip r:embed="rId12"/>
-                    <a:stretch>
-                      <a:fillRect/>
-                    </a:stretch>
+                    <a:blip xmlns:r="http://schemas.openxmlformats.org/officeDocument/2006/relationships" r:embed="rId13"/>
+                    <a:stretch/>
                   </pic:blipFill>
                   <pic:spPr>
                     <a:xfrm>
-                      <a:off x="0" y="0"/>
-                      <a:ext cx="5475605" cy="1532890"/>
+                      <a:ext cx="5040000" cy="1315962"/>
                     </a:xfrm>
-                    <a:prstGeom prst="rect">
-                      <a:avLst/>
-                    </a:prstGeom>
+                    <a:prstGeom prst="rect"/>
                   </pic:spPr>
                 </pic:pic>
               </a:graphicData>
@@ -2265,80 +3266,152 @@
       </w:r>
     </w:p>
     <w:p>
+      <w:pPr>
+        <w:jc w:val="center"/>
+        <w:spacing w:before="60" w:after="120"/>
+      </w:pPr>
       <w:r>
-        <w:t>经对比，Z-score标准化对异常值更稳健，更适合本数据集的强右偏分布特征，因此最终采用Z-score标准化方法。</w:t>
+        <w:rPr>
+          <w:rFonts w:ascii="黑体" w:eastAsia="黑体"/>
+          <w:sz w:val="21"/>
+        </w:rPr>
+        <w:t>图2-1  归一化前后特征取值分布对比</w:t>
+      </w:r>
+    </w:p>
+    <w:p>
+      <w:pPr>
+        <w:spacing w:after="0" w:line="360" w:lineRule="auto"/>
+        <w:ind w:firstLine="480"/>
+        <w:jc w:val="both"/>
+      </w:pPr>
+      <w:r>
+        <w:rPr>
+          <w:rFonts w:ascii="Times New Roman" w:hAnsi="Times New Roman" w:eastAsia="宋体"/>
+        </w:rPr>
+        <w:t>对比了原始数据与两种归一化方法下各特征的取值分布：原始数据量纲差异大且含极端值，Min-Max归一化后取值区间被极端值压缩，Z-score标准化后各特征分布更均衡、对异常值更稳健，因此最终采用Z-score标准化。</w:t>
+      </w:r>
+    </w:p>
+    <w:p>
+      <w:pPr>
+        <w:spacing w:after="0" w:line="360" w:lineRule="auto"/>
+        <w:ind w:firstLine="480"/>
+        <w:jc w:val="both"/>
+      </w:pPr>
+      <w:r>
+        <w:rPr>
+          <w:rFonts w:ascii="Times New Roman" w:hAnsi="Times New Roman" w:eastAsia="宋体"/>
+          <w:sz w:val="24"/>
+          <w:szCs w:val="24"/>
+        </w:rPr>
+        <w:t xml:space="preserve">经对比，Z-score标准化对异常值更稳健，更适合本数据集的强右偏分布特征，因此最终采用Z-score标准化方法。</w:t>
       </w:r>
     </w:p>
     <w:p>
       <w:r>
+        <w:rPr/>
         <w:br w:type="page"/>
       </w:r>
     </w:p>
     <w:p>
       <w:pPr>
         <w:pStyle w:val="4"/>
+        <w:spacing w:before="120" w:after="60"/>
+        <w:jc w:val="left"/>
       </w:pPr>
       <w:r>
         <w:rPr>
-          <w:color w:val="2E75B6"/>
+          <w:rFonts w:ascii="Times New Roman" w:hAnsi="Times New Roman" w:eastAsia="黑体"/>
+          <w:b w:val="true"/>
+          <w:color w:val="000000"/>
+          <w:sz w:val="28"/>
+          <w:szCs w:val="28"/>
         </w:rPr>
-        <w:t>子任务8：特征选择</w:t>
+        <w:t xml:space="preserve">子任务8：特征选择</w:t>
       </w:r>
     </w:p>
     <w:p>
+      <w:pPr>
+        <w:spacing w:after="0" w:line="360" w:lineRule="auto"/>
+        <w:ind w:firstLine="480"/>
+        <w:jc w:val="both"/>
+      </w:pPr>
       <w:r>
-        <w:t>实现并对比了两种特征选择方法：</w:t>
+        <w:rPr>
+          <w:rFonts w:ascii="Times New Roman" w:hAnsi="Times New Roman" w:eastAsia="宋体"/>
+          <w:sz w:val="24"/>
+          <w:szCs w:val="24"/>
+        </w:rPr>
+        <w:t xml:space="preserve">实现并对比了两种特征选择方法：</w:t>
       </w:r>
     </w:p>
     <w:p>
       <w:pPr>
-        <w:pStyle w:val="16"/>
+        <w:spacing w:after="0" w:line="360" w:lineRule="auto"/>
+        <w:ind w:left="420" w:firstLine="0"/>
+        <w:jc w:val="left"/>
       </w:pPr>
       <w:r>
-        <w:t>• 皮尔逊相关系数法：度量特征与目标的线性相关性</w:t>
+        <w:rPr>
+          <w:rFonts w:ascii="Times New Roman" w:hAnsi="Times New Roman" w:eastAsia="宋体"/>
+          <w:sz w:val="24"/>
+          <w:szCs w:val="24"/>
+        </w:rPr>
+        <w:t xml:space="preserve">• 皮尔逊相关系数法：度量特征与目标的线性相关性</w:t>
       </w:r>
     </w:p>
     <w:p>
       <w:pPr>
-        <w:pStyle w:val="16"/>
+        <w:spacing w:after="0" w:line="360" w:lineRule="auto"/>
+        <w:ind w:left="420" w:firstLine="0"/>
+        <w:jc w:val="left"/>
       </w:pPr>
       <w:r>
-        <w:t>• 互信息法：基于信息熵，能捕捉非线性依赖关系</w:t>
+        <w:rPr>
+          <w:rFonts w:ascii="Times New Roman" w:hAnsi="Times New Roman" w:eastAsia="宋体"/>
+          <w:sz w:val="24"/>
+          <w:szCs w:val="24"/>
+        </w:rPr>
+        <w:t xml:space="preserve">• 互信息法：基于信息熵，能捕捉非线性依赖关系</w:t>
       </w:r>
     </w:p>
     <w:p>
+      <w:pPr>
+        <w:spacing w:after="0" w:line="360" w:lineRule="auto"/>
+        <w:ind w:firstLine="480"/>
+        <w:jc w:val="center"/>
+        <w:rPr>
+          <w:rFonts w:hint="eastAsia" w:ascii="Times New Roman" w:hAnsi="Times New Roman" w:eastAsia="宋体"/>
+          <w:sz w:val="24"/>
+          <w:lang w:eastAsia="zh-CN"/>
+        </w:rPr>
+      </w:pPr>
       <w:r>
+        <w:rPr>
+          <w:rFonts w:ascii="Times New Roman" w:hAnsi="Times New Roman" w:eastAsia="宋体"/>
+          <w:sz w:val="24"/>
+          <w:szCs w:val="24"/>
+        </w:rPr>
         <w:drawing>
-          <wp:inline distT="0" distB="0" distL="114300" distR="114300">
-            <wp:extent cx="5476875" cy="2587625"/>
+          <wp:inline xmlns:wp="http://schemas.openxmlformats.org/drawingml/2006/wordprocessingDrawing" distT="0" distB="0" distL="114300" distR="114300">
+            <wp:extent cx="5039995" cy="2328883"/>
             <wp:effectExtent l="0" t="0" r="9525" b="3175"/>
-            <wp:docPr id="8" name="图片 8" descr="fig8_特征选择"/>
-            <wp:cNvGraphicFramePr>
-              <a:graphicFrameLocks xmlns:a="http://schemas.openxmlformats.org/drawingml/2006/main" noChangeAspect="1"/>
-            </wp:cNvGraphicFramePr>
+            <wp:docPr id="8" name="image8.png" descr="fig8_特征选择"/>
             <a:graphic xmlns:a="http://schemas.openxmlformats.org/drawingml/2006/main">
               <a:graphicData uri="http://schemas.openxmlformats.org/drawingml/2006/picture">
                 <pic:pic xmlns:pic="http://schemas.openxmlformats.org/drawingml/2006/picture">
                   <pic:nvPicPr>
-                    <pic:cNvPr id="8" name="图片 8" descr="fig8_特征选择"/>
-                    <pic:cNvPicPr>
-                      <a:picLocks noChangeAspect="1"/>
-                    </pic:cNvPicPr>
+                    <pic:cNvPr id="8" name="image8.png" descr="fig8_特征选择"/>
+                    <pic:cNvPicPr/>
                   </pic:nvPicPr>
                   <pic:blipFill>
-                    <a:blip r:embed="rId13"/>
-                    <a:stretch>
-                      <a:fillRect/>
-                    </a:stretch>
+                    <a:blip xmlns:r="http://schemas.openxmlformats.org/officeDocument/2006/relationships" r:embed="rId14"/>
+                    <a:stretch/>
                   </pic:blipFill>
                   <pic:spPr>
                     <a:xfrm>
-                      <a:off x="0" y="0"/>
-                      <a:ext cx="5476875" cy="2587625"/>
+                      <a:ext cx="5039995" cy="2328883"/>
                     </a:xfrm>
-                    <a:prstGeom prst="rect">
-                      <a:avLst/>
-                    </a:prstGeom>
+                    <a:prstGeom prst="rect"/>
                   </pic:spPr>
                 </pic:pic>
               </a:graphicData>
@@ -2348,40 +3421,32 @@
       </w:r>
       <w:r>
         <w:rPr>
-          <w:rFonts w:hint="eastAsia" w:eastAsia="微软雅黑"/>
+          <w:rFonts w:hint="eastAsia" w:ascii="Times New Roman" w:hAnsi="Times New Roman" w:eastAsia="宋体"/>
+          <w:sz w:val="24"/>
+          <w:szCs w:val="24"/>
           <w:lang w:eastAsia="zh-CN"/>
         </w:rPr>
         <w:drawing>
-          <wp:inline distT="0" distB="0" distL="114300" distR="114300">
-            <wp:extent cx="5483860" cy="3048635"/>
+          <wp:inline xmlns:wp="http://schemas.openxmlformats.org/drawingml/2006/wordprocessingDrawing" distT="0" distB="0" distL="114300" distR="114300">
+            <wp:extent cx="4319905" cy="2404216"/>
             <wp:effectExtent l="0" t="0" r="2540" b="12065"/>
-            <wp:docPr id="9" name="图片 9" descr="fig9_特征类别贡献"/>
-            <wp:cNvGraphicFramePr>
-              <a:graphicFrameLocks xmlns:a="http://schemas.openxmlformats.org/drawingml/2006/main" noChangeAspect="1"/>
-            </wp:cNvGraphicFramePr>
+            <wp:docPr id="9" name="image6.png" descr="fig9_特征类别贡献"/>
             <a:graphic xmlns:a="http://schemas.openxmlformats.org/drawingml/2006/main">
               <a:graphicData uri="http://schemas.openxmlformats.org/drawingml/2006/picture">
                 <pic:pic xmlns:pic="http://schemas.openxmlformats.org/drawingml/2006/picture">
                   <pic:nvPicPr>
-                    <pic:cNvPr id="9" name="图片 9" descr="fig9_特征类别贡献"/>
-                    <pic:cNvPicPr>
-                      <a:picLocks noChangeAspect="1"/>
-                    </pic:cNvPicPr>
+                    <pic:cNvPr id="9" name="image6.png" descr="fig9_特征类别贡献"/>
+                    <pic:cNvPicPr/>
                   </pic:nvPicPr>
                   <pic:blipFill>
-                    <a:blip r:embed="rId11"/>
-                    <a:stretch>
-                      <a:fillRect/>
-                    </a:stretch>
+                    <a:blip xmlns:r="http://schemas.openxmlformats.org/officeDocument/2006/relationships" r:embed="rId12"/>
+                    <a:stretch/>
                   </pic:blipFill>
                   <pic:spPr>
                     <a:xfrm>
-                      <a:off x="0" y="0"/>
-                      <a:ext cx="5483860" cy="3048635"/>
+                      <a:ext cx="4319905" cy="2404216"/>
                     </a:xfrm>
-                    <a:prstGeom prst="rect">
-                      <a:avLst/>
-                    </a:prstGeom>
+                    <a:prstGeom prst="rect"/>
                   </pic:spPr>
                 </pic:pic>
               </a:graphicData>
@@ -2389,185 +3454,416 @@
           </wp:inline>
         </w:drawing>
       </w:r>
-      <w:bookmarkStart w:id="0" w:name="_GoBack"/>
-      <w:bookmarkEnd w:id="0"/>
+    </w:p>
+    <w:p>
+      <w:pPr>
+        <w:jc w:val="center"/>
+        <w:spacing w:before="60" w:after="120"/>
+      </w:pPr>
       <w:r>
-        <w:t>互信息得分最高的是径流自身的短窗口与滞后特征，说明径流的近期状态是最强的预测因子。最终按互信息得分保留TOP 50个特征。</w:t>
+        <w:rPr>
+          <w:rFonts w:ascii="黑体" w:eastAsia="黑体"/>
+          <w:sz w:val="21"/>
+        </w:rPr>
+        <w:t>图2-2  两种特征选择方法结果对比</w:t>
       </w:r>
     </w:p>
     <w:p>
+      <w:pPr>
+        <w:spacing w:after="0" w:line="360" w:lineRule="auto"/>
+        <w:ind w:firstLine="480"/>
+        <w:jc w:val="left"/>
+      </w:pPr>
       <w:r>
+        <w:rPr>
+          <w:rFonts w:ascii="Times New Roman" w:hAnsi="Times New Roman" w:eastAsia="宋体"/>
+          <w:sz w:val="24"/>
+          <w:szCs w:val="24"/>
+        </w:rPr>
+        <w:t>(a) 为互信息法特征重要性Top25（绿色为入选前50），图2-2(b) 为皮尔逊相关系数法特征重要性排序，互信息法选出的特征以径流自身的滚动窗口与滞后特征为主；图2-3 为各类特征对径流的互信息贡献。互信息得分最高的是径流自身的短窗口与滞后特征，说明径流的近期状态是最强的预测因子。最终按互信息得分保留TOP 50个特征。</w:t>
+      </w:r>
+    </w:p>
+    <w:p>
+      <w:pPr>
+        <w:jc w:val="left"/>
+      </w:pPr>
+      <w:r>
+        <w:rPr/>
         <w:br w:type="page"/>
       </w:r>
     </w:p>
     <w:p>
       <w:pPr>
         <w:pStyle w:val="3"/>
+        <w:spacing w:before="240" w:after="120"/>
+        <w:jc w:val="center"/>
       </w:pPr>
       <w:r>
         <w:rPr>
-          <w:color w:val="1F4E78"/>
+          <w:rFonts w:ascii="Times New Roman" w:hAnsi="Times New Roman" w:eastAsia="黑体"/>
+          <w:b w:val="true"/>
+          <w:color w:val="000000"/>
+          <w:sz w:val="32"/>
+          <w:szCs w:val="32"/>
         </w:rPr>
-        <w:t>四、技术实现要点</w:t>
+        <w:t xml:space="preserve">四、技术实现要点</w:t>
       </w:r>
     </w:p>
     <w:p>
       <w:pPr>
-        <w:pStyle w:val="14"/>
+        <w:spacing w:after="0" w:line="360" w:lineRule="auto"/>
+        <w:ind w:left="0" w:firstLine="0"/>
+        <w:jc w:val="left"/>
       </w:pPr>
       <w:r>
-        <w:t>1. 代码组织</w:t>
+        <w:rPr>
+          <w:rFonts w:ascii="Times New Roman" w:hAnsi="Times New Roman" w:eastAsia="宋体"/>
+          <w:sz w:val="24"/>
+          <w:szCs w:val="24"/>
+        </w:rPr>
+        <w:t xml:space="preserve">1. 代码组织</w:t>
       </w:r>
     </w:p>
     <w:p>
+      <w:pPr>
+        <w:spacing w:after="0" w:line="360" w:lineRule="auto"/>
+        <w:ind w:left="420" w:firstLine="0"/>
+        <w:jc w:val="left"/>
+      </w:pPr>
       <w:r>
-        <w:t xml:space="preserve">   • 完整代码共8个模块，结构清晰，可读性强</w:t>
+        <w:rPr>
+          <w:rFonts w:ascii="Times New Roman" w:hAnsi="Times New Roman" w:eastAsia="宋体"/>
+          <w:sz w:val="24"/>
+          <w:szCs w:val="24"/>
+        </w:rPr>
+        <w:t xml:space="preserve">   • 完整代码共11个核心模块（含配置、数据分析、特征工程、实验、评估与报告），结构清晰，可读性强</w:t>
       </w:r>
     </w:p>
     <w:p>
+      <w:pPr>
+        <w:spacing w:after="0" w:line="360" w:lineRule="auto"/>
+        <w:ind w:left="420" w:firstLine="0"/>
+        <w:jc w:val="left"/>
+      </w:pPr>
       <w:r>
+        <w:rPr>
+          <w:rFonts w:ascii="Times New Roman" w:hAnsi="Times New Roman" w:eastAsia="宋体"/>
+          <w:sz w:val="24"/>
+          <w:szCs w:val="24"/>
+        </w:rPr>
         <w:t xml:space="preserve">   • 通过run_all.py可一键复现全部结果</w:t>
       </w:r>
     </w:p>
     <w:p>
       <w:pPr>
-        <w:pStyle w:val="14"/>
+        <w:spacing w:after="0" w:line="360" w:lineRule="auto"/>
+        <w:ind w:left="0" w:firstLine="0"/>
+        <w:jc w:val="left"/>
       </w:pPr>
       <w:r>
-        <w:t>2. 数据泄漏防护</w:t>
+        <w:rPr>
+          <w:rFonts w:ascii="Times New Roman" w:hAnsi="Times New Roman" w:eastAsia="宋体"/>
+          <w:sz w:val="24"/>
+          <w:szCs w:val="24"/>
+        </w:rPr>
+        <w:t xml:space="preserve">2. 数据泄漏防护</w:t>
       </w:r>
     </w:p>
     <w:p>
+      <w:pPr>
+        <w:spacing w:after="0" w:line="360" w:lineRule="auto"/>
+        <w:ind w:left="420" w:firstLine="0"/>
+        <w:jc w:val="left"/>
+      </w:pPr>
       <w:r>
+        <w:rPr>
+          <w:rFonts w:ascii="Times New Roman" w:hAnsi="Times New Roman" w:eastAsia="宋体"/>
+          <w:sz w:val="24"/>
+          <w:szCs w:val="24"/>
+        </w:rPr>
         <w:t xml:space="preserve">   • 所有归一化统计量（均值/方差）仅在训练集上估计</w:t>
       </w:r>
     </w:p>
     <w:p>
+      <w:pPr>
+        <w:spacing w:after="0" w:line="360" w:lineRule="auto"/>
+        <w:ind w:left="420" w:firstLine="0"/>
+        <w:jc w:val="left"/>
+      </w:pPr>
       <w:r>
+        <w:rPr>
+          <w:rFonts w:ascii="Times New Roman" w:hAnsi="Times New Roman" w:eastAsia="宋体"/>
+          <w:sz w:val="24"/>
+          <w:szCs w:val="24"/>
+        </w:rPr>
         <w:t xml:space="preserve">   • 特征选择评分仅使用训练集数据</w:t>
       </w:r>
     </w:p>
     <w:p>
+      <w:pPr>
+        <w:spacing w:after="0" w:line="360" w:lineRule="auto"/>
+        <w:ind w:left="420" w:firstLine="0"/>
+        <w:jc w:val="left"/>
+      </w:pPr>
       <w:r>
+        <w:rPr>
+          <w:rFonts w:ascii="Times New Roman" w:hAnsi="Times New Roman" w:eastAsia="宋体"/>
+          <w:sz w:val="24"/>
+          <w:szCs w:val="24"/>
+        </w:rPr>
         <w:t xml:space="preserve">   • 滞后与窗口特征严格只向过去取数，不使用未来信息</w:t>
       </w:r>
     </w:p>
     <w:p>
       <w:pPr>
-        <w:pStyle w:val="14"/>
+        <w:spacing w:after="0" w:line="360" w:lineRule="auto"/>
+        <w:ind w:left="0" w:firstLine="0"/>
+        <w:jc w:val="left"/>
       </w:pPr>
       <w:r>
-        <w:t>3. 可视化规范</w:t>
+        <w:rPr>
+          <w:rFonts w:ascii="Times New Roman" w:hAnsi="Times New Roman" w:eastAsia="宋体"/>
+          <w:sz w:val="24"/>
+          <w:szCs w:val="24"/>
+        </w:rPr>
+        <w:t xml:space="preserve">3. 可视化规范</w:t>
       </w:r>
     </w:p>
     <w:p>
+      <w:pPr>
+        <w:spacing w:after="0" w:line="360" w:lineRule="auto"/>
+        <w:ind w:left="420" w:firstLine="0"/>
+        <w:jc w:val="left"/>
+      </w:pPr>
       <w:r>
+        <w:rPr>
+          <w:rFonts w:ascii="Times New Roman" w:hAnsi="Times New Roman" w:eastAsia="宋体"/>
+          <w:sz w:val="24"/>
+          <w:szCs w:val="24"/>
+        </w:rPr>
         <w:t xml:space="preserve">   • 统一配色方案，图表美观专业</w:t>
       </w:r>
     </w:p>
     <w:p>
+      <w:pPr>
+        <w:spacing w:after="0" w:line="360" w:lineRule="auto"/>
+        <w:ind w:left="420" w:firstLine="0"/>
+        <w:jc w:val="left"/>
+      </w:pPr>
       <w:r>
+        <w:rPr>
+          <w:rFonts w:ascii="Times New Roman" w:hAnsi="Times New Roman" w:eastAsia="宋体"/>
+          <w:sz w:val="24"/>
+          <w:szCs w:val="24"/>
+        </w:rPr>
         <w:t xml:space="preserve">   • 中文标签清晰，便于理解</w:t>
       </w:r>
     </w:p>
     <w:p>
+      <w:pPr>
+        <w:spacing w:after="0" w:line="360" w:lineRule="auto"/>
+        <w:ind w:left="420" w:firstLine="0"/>
+        <w:jc w:val="left"/>
+      </w:pPr>
       <w:r>
+        <w:rPr>
+          <w:rFonts w:ascii="Times New Roman" w:hAnsi="Times New Roman" w:eastAsia="宋体"/>
+          <w:sz w:val="24"/>
+          <w:szCs w:val="24"/>
+        </w:rPr>
         <w:t xml:space="preserve">   • 所有图表均保存为高分辨率PNG格式</w:t>
       </w:r>
     </w:p>
     <w:p>
       <w:pPr>
-        <w:pStyle w:val="14"/>
+        <w:spacing w:after="0" w:line="360" w:lineRule="auto"/>
+        <w:ind w:left="0" w:firstLine="0"/>
+        <w:jc w:val="left"/>
       </w:pPr>
       <w:r>
-        <w:t>4. 结果可追溯</w:t>
+        <w:rPr>
+          <w:rFonts w:ascii="Times New Roman" w:hAnsi="Times New Roman" w:eastAsia="宋体"/>
+          <w:sz w:val="24"/>
+          <w:szCs w:val="24"/>
+        </w:rPr>
+        <w:t xml:space="preserve">4. 结果可追溯</w:t>
       </w:r>
     </w:p>
     <w:p>
+      <w:pPr>
+        <w:spacing w:after="0" w:line="360" w:lineRule="auto"/>
+        <w:ind w:left="420" w:firstLine="0"/>
+        <w:jc w:val="left"/>
+      </w:pPr>
       <w:r>
+        <w:rPr>
+          <w:rFonts w:ascii="Times New Roman" w:hAnsi="Times New Roman" w:eastAsia="宋体"/>
+          <w:sz w:val="24"/>
+          <w:szCs w:val="24"/>
+        </w:rPr>
         <w:t xml:space="preserve">   • 所有数值结果保存为CSV格式</w:t>
       </w:r>
     </w:p>
     <w:p>
+      <w:pPr>
+        <w:spacing w:after="0" w:line="360" w:lineRule="auto"/>
+        <w:ind w:left="420" w:firstLine="0"/>
+        <w:jc w:val="left"/>
+      </w:pPr>
       <w:r>
+        <w:rPr>
+          <w:rFonts w:ascii="Times New Roman" w:hAnsi="Times New Roman" w:eastAsia="宋体"/>
+          <w:sz w:val="24"/>
+          <w:szCs w:val="24"/>
+        </w:rPr>
         <w:t xml:space="preserve">   • 图表与数据完全对应，可验证</w:t>
       </w:r>
     </w:p>
     <w:p>
       <w:r>
+        <w:rPr/>
         <w:br w:type="page"/>
       </w:r>
     </w:p>
     <w:p>
       <w:pPr>
         <w:pStyle w:val="3"/>
+        <w:spacing w:before="240" w:after="120"/>
+        <w:jc w:val="center"/>
       </w:pPr>
       <w:r>
         <w:rPr>
-          <w:color w:val="1F4E78"/>
+          <w:rFonts w:ascii="Times New Roman" w:hAnsi="Times New Roman" w:eastAsia="黑体"/>
+          <w:b w:val="true"/>
+          <w:color w:val="000000"/>
+          <w:sz w:val="32"/>
+          <w:szCs w:val="32"/>
         </w:rPr>
-        <w:t>五、总结</w:t>
+        <w:t xml:space="preserve">五、总结</w:t>
       </w:r>
     </w:p>
     <w:p>
+      <w:pPr>
+        <w:spacing w:after="0" w:line="360" w:lineRule="auto"/>
+        <w:ind w:firstLine="480"/>
+        <w:jc w:val="both"/>
+      </w:pPr>
       <w:r>
         <w:rPr>
-          <w:b/>
-          <w:sz w:val="28"/>
+          <w:rFonts w:ascii="Times New Roman" w:hAnsi="Times New Roman" w:eastAsia="宋体"/>
+          <w:b w:val="true"/>
+          <w:sz w:val="24"/>
+          <w:szCs w:val="24"/>
         </w:rPr>
-        <w:t>本次阶段验收的8个子任务已全部完成</w:t>
+        <w:t xml:space="preserve">本次阶段验收的8个子任务已全部完成</w:t>
       </w:r>
       <w:r>
-        <w:t>，达到验收要求。</w:t>
+        <w:rPr>
+          <w:rFonts w:ascii="Times New Roman" w:hAnsi="Times New Roman" w:eastAsia="宋体"/>
+          <w:sz w:val="24"/>
+          <w:szCs w:val="24"/>
+        </w:rPr>
+        <w:t xml:space="preserve">，达到验收要求。</w:t>
       </w:r>
     </w:p>
     <w:p/>
     <w:p>
+      <w:pPr>
+        <w:spacing w:before="120" w:after="60" w:line="360" w:lineRule="auto"/>
+        <w:ind w:firstLine="0"/>
+        <w:jc w:val="left"/>
+      </w:pPr>
       <w:r>
-        <w:t>主要成果：</w:t>
+        <w:rPr>
+          <w:rFonts w:ascii="Times New Roman" w:hAnsi="Times New Roman" w:eastAsia="黑体"/>
+          <w:b w:val="true"/>
+          <w:color w:val="000000"/>
+          <w:sz w:val="28"/>
+          <w:szCs w:val="28"/>
+        </w:rPr>
+        <w:t xml:space="preserve">主要成果：</w:t>
       </w:r>
     </w:p>
     <w:p>
       <w:pPr>
-        <w:pStyle w:val="16"/>
+        <w:spacing w:after="0" w:line="360" w:lineRule="auto"/>
+        <w:ind w:firstLine="480"/>
+        <w:jc w:val="both"/>
       </w:pPr>
       <w:r>
-        <w:t>✓ 数据分析：完成5类可视化分析，深入理解数据分布和相关性</w:t>
+        <w:rPr>
+          <w:rFonts w:ascii="Times New Roman" w:hAnsi="Times New Roman" w:eastAsia="宋体"/>
+          <w:sz w:val="24"/>
+          <w:szCs w:val="24"/>
+        </w:rPr>
+        <w:t xml:space="preserve">数据分析：完成5类可视化分析，深入理解数据分布和相关性</w:t>
       </w:r>
     </w:p>
     <w:p>
       <w:pPr>
-        <w:pStyle w:val="16"/>
+        <w:spacing w:after="0" w:line="360" w:lineRule="auto"/>
+        <w:ind w:firstLine="480"/>
+        <w:jc w:val="both"/>
       </w:pPr>
       <w:r>
-        <w:t>✓ 特征工程：构造81个候选特征，实现归一化和特征选择</w:t>
+        <w:rPr>
+          <w:rFonts w:ascii="Times New Roman" w:hAnsi="Times New Roman" w:eastAsia="宋体"/>
+          <w:sz w:val="24"/>
+          <w:szCs w:val="24"/>
+        </w:rPr>
+        <w:t xml:space="preserve">特征工程：构造81个候选特征，实现归一化和特征选择</w:t>
       </w:r>
     </w:p>
     <w:p>
       <w:pPr>
-        <w:pStyle w:val="16"/>
+        <w:spacing w:after="0" w:line="360" w:lineRule="auto"/>
+        <w:ind w:firstLine="480"/>
+        <w:jc w:val="both"/>
       </w:pPr>
       <w:r>
-        <w:t>✓ 代码实现：8个模块，结构清晰，可完全复现</w:t>
+        <w:rPr>
+          <w:rFonts w:ascii="Times New Roman" w:hAnsi="Times New Roman" w:eastAsia="宋体"/>
+          <w:sz w:val="24"/>
+          <w:szCs w:val="24"/>
+        </w:rPr>
+        <w:t xml:space="preserve">代码实现：11个核心模块，结构清晰，可完全复现</w:t>
       </w:r>
     </w:p>
     <w:p>
       <w:pPr>
-        <w:pStyle w:val="16"/>
+        <w:spacing w:after="0" w:line="360" w:lineRule="auto"/>
+        <w:ind w:firstLine="480"/>
+        <w:jc w:val="both"/>
       </w:pPr>
       <w:r>
-        <w:t>✓ 额外工作：已完成建模实验（24个个体模型+16个集成模型）</w:t>
+        <w:rPr>
+          <w:rFonts w:ascii="Times New Roman" w:hAnsi="Times New Roman" w:eastAsia="宋体"/>
+          <w:sz w:val="24"/>
+          <w:szCs w:val="24"/>
+        </w:rPr>
+        <w:t xml:space="preserve">额外工作：已完成建模实验（24个个体模型+16个集成模型）</w:t>
       </w:r>
     </w:p>
     <w:p/>
     <w:p>
+      <w:pPr>
+        <w:spacing w:after="0" w:line="360" w:lineRule="auto"/>
+        <w:ind w:firstLine="480"/>
+        <w:jc w:val="both"/>
+      </w:pPr>
       <w:r>
-        <w:t>所有图表、数据和代码均已整理完毕，可随时展示。</w:t>
+        <w:rPr>
+          <w:rFonts w:ascii="Times New Roman" w:hAnsi="Times New Roman" w:eastAsia="宋体"/>
+          <w:sz w:val="24"/>
+          <w:szCs w:val="24"/>
+        </w:rPr>
+        <w:t xml:space="preserve">所有图表、数据和代码均已整理完毕，可随时展示。</w:t>
       </w:r>
     </w:p>
     <w:sectPr>
-      <w:pgSz w:w="12240" w:h="15840"/>
-      <w:pgMar w:top="1440" w:right="1800" w:bottom="1440" w:left="1800" w:header="720" w:footer="720" w:gutter="0"/>
+      <w:footerReference xmlns:r="http://schemas.openxmlformats.org/officeDocument/2006/relationships" r:id="rId5" w:type="default"/>
+      <w:pgSz w:w="11906" w:h="16838"/>
+      <w:pgMar w:top="1440" w:right="1797" w:bottom="1440" w:left="1797" w:header="720" w:footer="720" w:gutter="0"/>
       <w:cols w:space="720" w:num="1"/>
       <w:docGrid w:linePitch="360" w:charSpace="0"/>
     </w:sectPr>
@@ -2575,63 +3871,63 @@
 </w:document>
 </file>
 
-<file path=word/endnotes.xml><?xml version="1.0" encoding="utf-8"?>
-<w:endnotes xmlns:wpc="http://schemas.microsoft.com/office/word/2010/wordprocessingCanvas" xmlns:mc="http://schemas.openxmlformats.org/markup-compatibility/2006" xmlns:o="urn:schemas-microsoft-com:office:office" xmlns:r="http://schemas.openxmlformats.org/officeDocument/2006/relationships" xmlns:m="http://schemas.openxmlformats.org/officeDocument/2006/math" xmlns:v="urn:schemas-microsoft-com:vml" xmlns:wp14="http://schemas.microsoft.com/office/word/2010/wordprocessingDrawing" xmlns:wp="http://schemas.openxmlformats.org/drawingml/2006/wordprocessingDrawing" xmlns:w="http://schemas.openxmlformats.org/wordprocessingml/2006/main" xmlns:w14="http://schemas.microsoft.com/office/word/2010/wordml" xmlns:w15="http://schemas.microsoft.com/office/word/2012/wordml" xmlns:w10="urn:schemas-microsoft-com:office:word" xmlns:wpg="http://schemas.microsoft.com/office/word/2010/wordprocessingGroup" xmlns:wpi="http://schemas.microsoft.com/office/word/2010/wordprocessingInk" xmlns:wne="http://schemas.microsoft.com/office/word/2006/wordml" xmlns:wps="http://schemas.microsoft.com/office/word/2010/wordprocessingShape" xmlns:wpsCustomData="http://www.wps.cn/officeDocument/2013/wpsCustomData" mc:Ignorable="w14 w15 wp14">
-  <w:endnote w:type="separator" w:id="0">
-    <w:p>
-      <w:pPr>
-        <w:spacing w:line="240" w:lineRule="auto"/>
-      </w:pPr>
-      <w:r>
-        <w:separator/>
-      </w:r>
-    </w:p>
-  </w:endnote>
-  <w:endnote w:type="continuationSeparator" w:id="1">
-    <w:p>
-      <w:pPr>
-        <w:spacing w:line="240" w:lineRule="auto"/>
-      </w:pPr>
-      <w:r>
-        <w:continuationSeparator/>
-      </w:r>
-    </w:p>
-  </w:endnote>
-</w:endnotes>
-</file>
-
-<file path=word/footnotes.xml><?xml version="1.0" encoding="utf-8"?>
-<w:footnotes xmlns:wpc="http://schemas.microsoft.com/office/word/2010/wordprocessingCanvas" xmlns:mc="http://schemas.openxmlformats.org/markup-compatibility/2006" xmlns:o="urn:schemas-microsoft-com:office:office" xmlns:r="http://schemas.openxmlformats.org/officeDocument/2006/relationships" xmlns:m="http://schemas.openxmlformats.org/officeDocument/2006/math" xmlns:v="urn:schemas-microsoft-com:vml" xmlns:wp14="http://schemas.microsoft.com/office/word/2010/wordprocessingDrawing" xmlns:wp="http://schemas.openxmlformats.org/drawingml/2006/wordprocessingDrawing" xmlns:w="http://schemas.openxmlformats.org/wordprocessingml/2006/main" xmlns:w14="http://schemas.microsoft.com/office/word/2010/wordml" xmlns:w15="http://schemas.microsoft.com/office/word/2012/wordml" xmlns:w10="urn:schemas-microsoft-com:office:word" xmlns:wpg="http://schemas.microsoft.com/office/word/2010/wordprocessingGroup" xmlns:wpi="http://schemas.microsoft.com/office/word/2010/wordprocessingInk" xmlns:wne="http://schemas.microsoft.com/office/word/2006/wordml" xmlns:wps="http://schemas.microsoft.com/office/word/2010/wordprocessingShape" xmlns:wpsCustomData="http://www.wps.cn/officeDocument/2013/wpsCustomData" mc:Ignorable="w14 w15 wp14">
-  <w:footnote w:type="separator" w:id="0">
-    <w:p>
-      <w:pPr>
-        <w:spacing w:before="0" w:after="0" w:line="276" w:lineRule="auto"/>
-      </w:pPr>
-      <w:r>
-        <w:separator/>
-      </w:r>
-    </w:p>
-  </w:footnote>
-  <w:footnote w:type="continuationSeparator" w:id="1">
-    <w:p>
-      <w:pPr>
-        <w:spacing w:before="0" w:after="0" w:line="276" w:lineRule="auto"/>
-      </w:pPr>
-      <w:r>
-        <w:continuationSeparator/>
-      </w:r>
-    </w:p>
-  </w:footnote>
-</w:footnotes>
+<file path=word/footer1.xml><?xml version="1.0" encoding="utf-8"?>
+<w:ftr xmlns:w="http://schemas.openxmlformats.org/wordprocessingml/2006/main">
+  <w:p>
+    <w:pPr>
+      <w:jc w:val="center"/>
+    </w:pPr>
+    <w:r>
+      <w:rPr>
+        <w:rFonts w:ascii="Times New Roman" w:hAnsi="Times New Roman" w:eastAsia="宋体"/>
+      </w:rPr>
+      <w:t xml:space="preserve">第 </w:t>
+    </w:r>
+    <w:r>
+      <w:fldChar w:fldCharType="begin"/>
+    </w:r>
+    <w:r>
+      <w:instrText xml:space="preserve"> PAGE </w:instrText>
+    </w:r>
+    <w:r>
+      <w:fldChar w:fldCharType="separate"/>
+    </w:r>
+    <w:r>
+      <w:fldChar w:fldCharType="end"/>
+    </w:r>
+    <w:r>
+      <w:rPr>
+        <w:rFonts w:ascii="Times New Roman" w:hAnsi="Times New Roman" w:eastAsia="宋体"/>
+      </w:rPr>
+      <w:t xml:space="preserve">页 / 共</w:t>
+    </w:r>
+    <w:r>
+      <w:fldChar w:fldCharType="begin"/>
+    </w:r>
+    <w:r>
+      <w:instrText xml:space="preserve"> NUMPAGES </w:instrText>
+    </w:r>
+    <w:r>
+      <w:fldChar w:fldCharType="separate"/>
+    </w:r>
+    <w:r>
+      <w:fldChar w:fldCharType="end"/>
+    </w:r>
+    <w:r>
+      <w:rPr>
+        <w:rFonts w:ascii="Times New Roman" w:hAnsi="Times New Roman" w:eastAsia="宋体"/>
+      </w:rPr>
+      <w:t xml:space="preserve">页</w:t>
+    </w:r>
+  </w:p>
+</w:ftr>
 </file>
 
 <file path=word/numbering.xml><?xml version="1.0" encoding="utf-8"?>
-<w:numbering xmlns:wpc="http://schemas.microsoft.com/office/word/2010/wordprocessingCanvas" xmlns:mc="http://schemas.openxmlformats.org/markup-compatibility/2006" xmlns:o="urn:schemas-microsoft-com:office:office" xmlns:r="http://schemas.openxmlformats.org/officeDocument/2006/relationships" xmlns:m="http://schemas.openxmlformats.org/officeDocument/2006/math" xmlns:v="urn:schemas-microsoft-com:vml" xmlns:wp14="http://schemas.microsoft.com/office/word/2010/wordprocessingDrawing" xmlns:wp="http://schemas.openxmlformats.org/drawingml/2006/wordprocessingDrawing" xmlns:w10="urn:schemas-microsoft-com:office:word" xmlns:w="http://schemas.openxmlformats.org/wordprocessingml/2006/main" xmlns:w14="http://schemas.microsoft.com/office/word/2010/wordml" xmlns:wpg="http://schemas.microsoft.com/office/word/2010/wordprocessingGroup" xmlns:wpi="http://schemas.microsoft.com/office/word/2010/wordprocessingInk" xmlns:wne="http://schemas.microsoft.com/office/word/2006/wordml" xmlns:wps="http://schemas.microsoft.com/office/word/2010/wordprocessingShape" xmlns:wpsCustomData="http://www.wps.cn/officeDocument/2013/wpsCustomData" mc:Ignorable="w14 wp14">
+<w:numbering xmlns:w="http://schemas.openxmlformats.org/wordprocessingml/2006/main">
   <w:abstractNum w:abstractNumId="0">
-    <w:nsid w:val="FFFFFF7E"/>
     <w:multiLevelType w:val="singleLevel"/>
-    <w:tmpl w:val="FFFFFF7E"/>
-    <w:lvl w:ilvl="0" w:tentative="0">
+    <w:lvl w:ilvl="0">
       <w:start w:val="1"/>
       <w:numFmt w:val="decimal"/>
       <w:pStyle w:val="20"/>
@@ -2646,10 +3942,8 @@
     </w:lvl>
   </w:abstractNum>
   <w:abstractNum w:abstractNumId="1">
-    <w:nsid w:val="FFFFFF7F"/>
     <w:multiLevelType w:val="singleLevel"/>
-    <w:tmpl w:val="FFFFFF7F"/>
-    <w:lvl w:ilvl="0" w:tentative="0">
+    <w:lvl w:ilvl="0">
       <w:start w:val="1"/>
       <w:numFmt w:val="decimal"/>
       <w:pStyle w:val="13"/>
@@ -2664,10 +3958,8 @@
     </w:lvl>
   </w:abstractNum>
   <w:abstractNum w:abstractNumId="2">
-    <w:nsid w:val="FFFFFF82"/>
     <w:multiLevelType w:val="singleLevel"/>
-    <w:tmpl w:val="FFFFFF82"/>
-    <w:lvl w:ilvl="0" w:tentative="0">
+    <w:lvl w:ilvl="0">
       <w:start w:val="1"/>
       <w:numFmt w:val="bullet"/>
       <w:pStyle w:val="18"/>
@@ -2685,10 +3977,8 @@
     </w:lvl>
   </w:abstractNum>
   <w:abstractNum w:abstractNumId="3">
-    <w:nsid w:val="FFFFFF83"/>
     <w:multiLevelType w:val="singleLevel"/>
-    <w:tmpl w:val="FFFFFF83"/>
-    <w:lvl w:ilvl="0" w:tentative="0">
+    <w:lvl w:ilvl="0">
       <w:start w:val="1"/>
       <w:numFmt w:val="bullet"/>
       <w:pStyle w:val="23"/>
@@ -2706,10 +3996,8 @@
     </w:lvl>
   </w:abstractNum>
   <w:abstractNum w:abstractNumId="4">
-    <w:nsid w:val="FFFFFF88"/>
     <w:multiLevelType w:val="singleLevel"/>
-    <w:tmpl w:val="FFFFFF88"/>
-    <w:lvl w:ilvl="0" w:tentative="0">
+    <w:lvl w:ilvl="0">
       <w:start w:val="1"/>
       <w:numFmt w:val="decimal"/>
       <w:pStyle w:val="14"/>
@@ -2724,10 +4012,8 @@
     </w:lvl>
   </w:abstractNum>
   <w:abstractNum w:abstractNumId="5">
-    <w:nsid w:val="FFFFFF89"/>
     <w:multiLevelType w:val="singleLevel"/>
-    <w:tmpl w:val="FFFFFF89"/>
-    <w:lvl w:ilvl="0" w:tentative="0">
+    <w:lvl w:ilvl="0">
       <w:start w:val="1"/>
       <w:numFmt w:val="bullet"/>
       <w:pStyle w:val="16"/>
@@ -2766,278 +4052,280 @@
 </file>
 
 <file path=word/styles.xml><?xml version="1.0" encoding="utf-8"?>
-<w:styles xmlns:mc="http://schemas.openxmlformats.org/markup-compatibility/2006" xmlns:o="urn:schemas-microsoft-com:office:office" xmlns:r="http://schemas.openxmlformats.org/officeDocument/2006/relationships" xmlns:m="http://schemas.openxmlformats.org/officeDocument/2006/math" xmlns:v="urn:schemas-microsoft-com:vml" xmlns:w="http://schemas.openxmlformats.org/wordprocessingml/2006/main" xmlns:w14="http://schemas.microsoft.com/office/word/2010/wordml" xmlns:w10="urn:schemas-microsoft-com:office:word" xmlns:sl="http://schemas.openxmlformats.org/schemaLibrary/2006/main" xmlns:wpsCustomData="http://www.wps.cn/officeDocument/2013/wpsCustomData" mc:Ignorable="w14">
+<w:styles xmlns:w="http://schemas.openxmlformats.org/wordprocessingml/2006/main">
   <w:docDefaults>
     <w:rPrDefault>
       <w:rPr>
         <w:rFonts w:asciiTheme="minorHAnsi" w:hAnsiTheme="minorHAnsi" w:eastAsiaTheme="minorEastAsia" w:cstheme="minorBidi"/>
       </w:rPr>
     </w:rPrDefault>
-    <w:pPrDefault/>
+    <w:pPrDefault>
+      <w:pPr/>
+    </w:pPrDefault>
   </w:docDefaults>
-  <w:latentStyles w:count="260" w:defQFormat="0" w:defUnhideWhenUsed="1" w:defSemiHidden="1" w:defUIPriority="99" w:defLockedState="0">
-    <w:lsdException w:qFormat="1" w:unhideWhenUsed="0" w:uiPriority="0" w:semiHidden="0" w:name="Normal"/>
-    <w:lsdException w:qFormat="1" w:unhideWhenUsed="0" w:uiPriority="9" w:semiHidden="0" w:name="heading 1"/>
-    <w:lsdException w:qFormat="1" w:uiPriority="9" w:semiHidden="0" w:name="heading 2"/>
-    <w:lsdException w:qFormat="1" w:uiPriority="9" w:semiHidden="0" w:name="heading 3"/>
-    <w:lsdException w:qFormat="1" w:uiPriority="9" w:name="heading 4"/>
-    <w:lsdException w:qFormat="1" w:uiPriority="9" w:name="heading 5"/>
-    <w:lsdException w:qFormat="1" w:uiPriority="9" w:name="heading 6"/>
-    <w:lsdException w:qFormat="1" w:uiPriority="9" w:name="heading 7"/>
-    <w:lsdException w:qFormat="1" w:uiPriority="9" w:name="heading 8"/>
-    <w:lsdException w:qFormat="1" w:uiPriority="9" w:name="heading 9"/>
-    <w:lsdException w:uiPriority="99" w:name="index 1"/>
-    <w:lsdException w:uiPriority="99" w:name="index 2"/>
-    <w:lsdException w:uiPriority="99" w:name="index 3"/>
-    <w:lsdException w:uiPriority="99" w:name="index 4"/>
-    <w:lsdException w:uiPriority="99" w:name="index 5"/>
-    <w:lsdException w:uiPriority="99" w:name="index 6"/>
-    <w:lsdException w:uiPriority="99" w:name="index 7"/>
-    <w:lsdException w:uiPriority="99" w:name="index 8"/>
-    <w:lsdException w:uiPriority="99" w:name="index 9"/>
-    <w:lsdException w:uiPriority="39" w:name="toc 1"/>
-    <w:lsdException w:uiPriority="39" w:name="toc 2"/>
-    <w:lsdException w:uiPriority="39" w:name="toc 3"/>
-    <w:lsdException w:uiPriority="39" w:name="toc 4"/>
-    <w:lsdException w:uiPriority="39" w:name="toc 5"/>
-    <w:lsdException w:uiPriority="39" w:name="toc 6"/>
-    <w:lsdException w:uiPriority="39" w:name="toc 7"/>
-    <w:lsdException w:uiPriority="39" w:name="toc 8"/>
-    <w:lsdException w:uiPriority="39" w:name="toc 9"/>
-    <w:lsdException w:uiPriority="99" w:name="Normal Indent"/>
-    <w:lsdException w:uiPriority="99" w:name="footnote text"/>
-    <w:lsdException w:uiPriority="99" w:name="annotation text"/>
-    <w:lsdException w:uiPriority="99" w:semiHidden="0" w:name="header"/>
-    <w:lsdException w:uiPriority="99" w:semiHidden="0" w:name="footer"/>
-    <w:lsdException w:uiPriority="99" w:name="index heading"/>
-    <w:lsdException w:qFormat="1" w:uiPriority="35" w:name="caption"/>
-    <w:lsdException w:uiPriority="99" w:name="table of figures"/>
-    <w:lsdException w:uiPriority="99" w:name="envelope address"/>
-    <w:lsdException w:uiPriority="99" w:name="envelope return"/>
-    <w:lsdException w:uiPriority="99" w:name="footnote reference"/>
-    <w:lsdException w:uiPriority="99" w:name="annotation reference"/>
-    <w:lsdException w:uiPriority="99" w:name="line number"/>
-    <w:lsdException w:uiPriority="99" w:name="page number"/>
-    <w:lsdException w:uiPriority="99" w:name="endnote reference"/>
-    <w:lsdException w:uiPriority="99" w:name="endnote text"/>
-    <w:lsdException w:uiPriority="99" w:name="table of authorities"/>
-    <w:lsdException w:uiPriority="99" w:semiHidden="0" w:name="macro"/>
-    <w:lsdException w:uiPriority="99" w:name="toa heading"/>
-    <w:lsdException w:uiPriority="99" w:semiHidden="0" w:name="List"/>
-    <w:lsdException w:uiPriority="99" w:semiHidden="0" w:name="List Bullet"/>
-    <w:lsdException w:uiPriority="99" w:semiHidden="0" w:name="List Number"/>
-    <w:lsdException w:uiPriority="99" w:semiHidden="0" w:name="List 2"/>
-    <w:lsdException w:uiPriority="99" w:semiHidden="0" w:name="List 3"/>
-    <w:lsdException w:uiPriority="99" w:name="List 4"/>
-    <w:lsdException w:uiPriority="99" w:name="List 5"/>
-    <w:lsdException w:uiPriority="99" w:semiHidden="0" w:name="List Bullet 2"/>
-    <w:lsdException w:uiPriority="99" w:semiHidden="0" w:name="List Bullet 3"/>
-    <w:lsdException w:uiPriority="99" w:name="List Bullet 4"/>
-    <w:lsdException w:uiPriority="99" w:name="List Bullet 5"/>
-    <w:lsdException w:uiPriority="99" w:semiHidden="0" w:name="List Number 2"/>
-    <w:lsdException w:qFormat="1" w:uiPriority="99" w:semiHidden="0" w:name="List Number 3"/>
-    <w:lsdException w:uiPriority="99" w:name="List Number 4"/>
-    <w:lsdException w:uiPriority="99" w:name="List Number 5"/>
-    <w:lsdException w:qFormat="1" w:unhideWhenUsed="0" w:uiPriority="10" w:semiHidden="0" w:name="Title"/>
-    <w:lsdException w:uiPriority="99" w:name="Closing"/>
-    <w:lsdException w:uiPriority="99" w:name="Signature"/>
-    <w:lsdException w:uiPriority="1" w:name="Default Paragraph Font"/>
-    <w:lsdException w:uiPriority="99" w:semiHidden="0" w:name="Body Text"/>
-    <w:lsdException w:uiPriority="99" w:name="Body Text Indent"/>
-    <w:lsdException w:qFormat="1" w:uiPriority="99" w:semiHidden="0" w:name="List Continue"/>
-    <w:lsdException w:uiPriority="99" w:semiHidden="0" w:name="List Continue 2"/>
-    <w:lsdException w:uiPriority="99" w:semiHidden="0" w:name="List Continue 3"/>
-    <w:lsdException w:uiPriority="99" w:name="List Continue 4"/>
-    <w:lsdException w:uiPriority="99" w:name="List Continue 5"/>
-    <w:lsdException w:uiPriority="99" w:name="Message Header"/>
-    <w:lsdException w:qFormat="1" w:unhideWhenUsed="0" w:uiPriority="11" w:semiHidden="0" w:name="Subtitle"/>
-    <w:lsdException w:uiPriority="99" w:name="Salutation"/>
-    <w:lsdException w:uiPriority="99" w:name="Date"/>
-    <w:lsdException w:uiPriority="99" w:name="Body Text First Indent"/>
-    <w:lsdException w:uiPriority="99" w:name="Body Text First Indent 2"/>
-    <w:lsdException w:uiPriority="99" w:name="Note Heading"/>
-    <w:lsdException w:uiPriority="99" w:semiHidden="0" w:name="Body Text 2"/>
-    <w:lsdException w:qFormat="1" w:uiPriority="99" w:semiHidden="0" w:name="Body Text 3"/>
-    <w:lsdException w:uiPriority="99" w:name="Body Text Indent 2"/>
-    <w:lsdException w:uiPriority="99" w:name="Body Text Indent 3"/>
-    <w:lsdException w:uiPriority="99" w:name="Block Text"/>
-    <w:lsdException w:uiPriority="99" w:name="Hyperlink"/>
-    <w:lsdException w:uiPriority="99" w:name="FollowedHyperlink"/>
-    <w:lsdException w:qFormat="1" w:unhideWhenUsed="0" w:uiPriority="22" w:semiHidden="0" w:name="Strong"/>
-    <w:lsdException w:qFormat="1" w:unhideWhenUsed="0" w:uiPriority="20" w:semiHidden="0" w:name="Emphasis"/>
-    <w:lsdException w:uiPriority="99" w:name="Document Map"/>
-    <w:lsdException w:uiPriority="99" w:name="Plain Text"/>
-    <w:lsdException w:uiPriority="99" w:name="E-mail Signature"/>
-    <w:lsdException w:uiPriority="99" w:name="Normal (Web)"/>
-    <w:lsdException w:uiPriority="99" w:name="HTML Acronym"/>
-    <w:lsdException w:uiPriority="99" w:name="HTML Address"/>
-    <w:lsdException w:uiPriority="99" w:name="HTML Cite"/>
-    <w:lsdException w:uiPriority="99" w:name="HTML Code"/>
-    <w:lsdException w:uiPriority="99" w:name="HTML Definition"/>
-    <w:lsdException w:uiPriority="99" w:name="HTML Keyboard"/>
-    <w:lsdException w:uiPriority="99" w:name="HTML Preformatted"/>
-    <w:lsdException w:uiPriority="99" w:name="HTML Sample"/>
-    <w:lsdException w:uiPriority="99" w:name="HTML Typewriter"/>
-    <w:lsdException w:uiPriority="99" w:name="HTML Variable"/>
-    <w:lsdException w:uiPriority="99" w:name="Normal Table"/>
-    <w:lsdException w:uiPriority="99" w:name="annotation subject"/>
-    <w:lsdException w:uiPriority="99" w:name="Table Simple 1"/>
-    <w:lsdException w:uiPriority="99" w:name="Table Simple 2"/>
-    <w:lsdException w:uiPriority="99" w:name="Table Simple 3"/>
-    <w:lsdException w:uiPriority="99" w:name="Table Classic 1"/>
-    <w:lsdException w:uiPriority="99" w:name="Table Classic 2"/>
-    <w:lsdException w:uiPriority="99" w:name="Table Classic 3"/>
-    <w:lsdException w:uiPriority="99" w:name="Table Classic 4"/>
-    <w:lsdException w:uiPriority="99" w:name="Table Colorful 1"/>
-    <w:lsdException w:uiPriority="99" w:name="Table Colorful 2"/>
-    <w:lsdException w:uiPriority="99" w:name="Table Colorful 3"/>
-    <w:lsdException w:uiPriority="99" w:name="Table Columns 1"/>
-    <w:lsdException w:uiPriority="99" w:name="Table Columns 2"/>
-    <w:lsdException w:uiPriority="99" w:name="Table Columns 3"/>
-    <w:lsdException w:uiPriority="99" w:name="Table Columns 4"/>
-    <w:lsdException w:uiPriority="99" w:name="Table Columns 5"/>
-    <w:lsdException w:uiPriority="99" w:name="Table Grid 1"/>
-    <w:lsdException w:uiPriority="99" w:name="Table Grid 2"/>
-    <w:lsdException w:uiPriority="99" w:name="Table Grid 3"/>
-    <w:lsdException w:uiPriority="99" w:name="Table Grid 4"/>
-    <w:lsdException w:uiPriority="99" w:name="Table Grid 5"/>
-    <w:lsdException w:uiPriority="99" w:name="Table Grid 6"/>
-    <w:lsdException w:uiPriority="99" w:name="Table Grid 7"/>
-    <w:lsdException w:uiPriority="99" w:name="Table Grid 8"/>
-    <w:lsdException w:uiPriority="99" w:name="Table List 1"/>
-    <w:lsdException w:uiPriority="99" w:name="Table List 2"/>
-    <w:lsdException w:uiPriority="99" w:name="Table List 3"/>
-    <w:lsdException w:uiPriority="99" w:name="Table List 4"/>
-    <w:lsdException w:uiPriority="99" w:name="Table List 5"/>
-    <w:lsdException w:uiPriority="99" w:name="Table List 6"/>
-    <w:lsdException w:uiPriority="99" w:name="Table List 7"/>
-    <w:lsdException w:uiPriority="99" w:name="Table List 8"/>
-    <w:lsdException w:uiPriority="99" w:name="Table 3D effects 1"/>
-    <w:lsdException w:uiPriority="99" w:name="Table 3D effects 2"/>
-    <w:lsdException w:uiPriority="99" w:name="Table 3D effects 3"/>
-    <w:lsdException w:uiPriority="99" w:name="Table Contemporary"/>
-    <w:lsdException w:uiPriority="99" w:name="Table Elegant"/>
-    <w:lsdException w:uiPriority="99" w:name="Table Professional"/>
-    <w:lsdException w:uiPriority="99" w:name="Table Subtle 1"/>
-    <w:lsdException w:uiPriority="99" w:name="Table Subtle 2"/>
-    <w:lsdException w:uiPriority="99" w:name="Table Web 1"/>
-    <w:lsdException w:uiPriority="99" w:name="Table Web 2"/>
-    <w:lsdException w:uiPriority="99" w:name="Table Web 3"/>
-    <w:lsdException w:uiPriority="99" w:name="Balloon Text"/>
-    <w:lsdException w:qFormat="1" w:unhideWhenUsed="0" w:uiPriority="59" w:semiHidden="0" w:name="Table Grid"/>
-    <w:lsdException w:uiPriority="99" w:name="Table Theme"/>
-    <w:lsdException w:qFormat="1" w:unhideWhenUsed="0" w:uiPriority="1" w:semiHidden="0" w:name="No Spacing"/>
-    <w:lsdException w:qFormat="1" w:unhideWhenUsed="0" w:uiPriority="60" w:semiHidden="0" w:name="Light Shading"/>
-    <w:lsdException w:unhideWhenUsed="0" w:uiPriority="61" w:semiHidden="0" w:name="Light List"/>
-    <w:lsdException w:unhideWhenUsed="0" w:uiPriority="62" w:semiHidden="0" w:name="Light Grid"/>
-    <w:lsdException w:unhideWhenUsed="0" w:uiPriority="63" w:semiHidden="0" w:name="Medium Shading 1"/>
-    <w:lsdException w:unhideWhenUsed="0" w:uiPriority="64" w:semiHidden="0" w:name="Medium Shading 2"/>
-    <w:lsdException w:unhideWhenUsed="0" w:uiPriority="65" w:semiHidden="0" w:name="Medium List 1"/>
-    <w:lsdException w:unhideWhenUsed="0" w:uiPriority="66" w:semiHidden="0" w:name="Medium List 2"/>
-    <w:lsdException w:unhideWhenUsed="0" w:uiPriority="67" w:semiHidden="0" w:name="Medium Grid 1"/>
-    <w:lsdException w:unhideWhenUsed="0" w:uiPriority="68" w:semiHidden="0" w:name="Medium Grid 2"/>
-    <w:lsdException w:unhideWhenUsed="0" w:uiPriority="69" w:semiHidden="0" w:name="Medium Grid 3"/>
-    <w:lsdException w:unhideWhenUsed="0" w:uiPriority="70" w:semiHidden="0" w:name="Dark List"/>
-    <w:lsdException w:unhideWhenUsed="0" w:uiPriority="71" w:semiHidden="0" w:name="Colorful Shading"/>
-    <w:lsdException w:unhideWhenUsed="0" w:uiPriority="72" w:semiHidden="0" w:name="Colorful List"/>
-    <w:lsdException w:unhideWhenUsed="0" w:uiPriority="73" w:semiHidden="0" w:name="Colorful Grid"/>
-    <w:lsdException w:qFormat="1" w:unhideWhenUsed="0" w:uiPriority="60" w:semiHidden="0" w:name="Light Shading Accent 1"/>
-    <w:lsdException w:unhideWhenUsed="0" w:uiPriority="61" w:semiHidden="0" w:name="Light List Accent 1"/>
-    <w:lsdException w:unhideWhenUsed="0" w:uiPriority="62" w:semiHidden="0" w:name="Light Grid Accent 1"/>
-    <w:lsdException w:unhideWhenUsed="0" w:uiPriority="63" w:semiHidden="0" w:name="Medium Shading 1 Accent 1"/>
-    <w:lsdException w:qFormat="1" w:unhideWhenUsed="0" w:uiPriority="64" w:semiHidden="0" w:name="Medium Shading 2 Accent 1"/>
-    <w:lsdException w:unhideWhenUsed="0" w:uiPriority="65" w:semiHidden="0" w:name="Medium List 1 Accent 1"/>
-    <w:lsdException w:qFormat="1" w:unhideWhenUsed="0" w:uiPriority="34" w:semiHidden="0" w:name="List Paragraph"/>
-    <w:lsdException w:qFormat="1" w:unhideWhenUsed="0" w:uiPriority="29" w:semiHidden="0" w:name="Quote"/>
-    <w:lsdException w:qFormat="1" w:unhideWhenUsed="0" w:uiPriority="30" w:semiHidden="0" w:name="Intense Quote"/>
-    <w:lsdException w:unhideWhenUsed="0" w:uiPriority="66" w:semiHidden="0" w:name="Medium List 2 Accent 1"/>
-    <w:lsdException w:unhideWhenUsed="0" w:uiPriority="67" w:semiHidden="0" w:name="Medium Grid 1 Accent 1"/>
-    <w:lsdException w:unhideWhenUsed="0" w:uiPriority="68" w:semiHidden="0" w:name="Medium Grid 2 Accent 1"/>
-    <w:lsdException w:unhideWhenUsed="0" w:uiPriority="69" w:semiHidden="0" w:name="Medium Grid 3 Accent 1"/>
-    <w:lsdException w:unhideWhenUsed="0" w:uiPriority="70" w:semiHidden="0" w:name="Dark List Accent 1"/>
-    <w:lsdException w:unhideWhenUsed="0" w:uiPriority="71" w:semiHidden="0" w:name="Colorful Shading Accent 1"/>
-    <w:lsdException w:unhideWhenUsed="0" w:uiPriority="72" w:semiHidden="0" w:name="Colorful List Accent 1"/>
-    <w:lsdException w:unhideWhenUsed="0" w:uiPriority="73" w:semiHidden="0" w:name="Colorful Grid Accent 1"/>
-    <w:lsdException w:qFormat="1" w:unhideWhenUsed="0" w:uiPriority="60" w:semiHidden="0" w:name="Light Shading Accent 2"/>
-    <w:lsdException w:unhideWhenUsed="0" w:uiPriority="61" w:semiHidden="0" w:name="Light List Accent 2"/>
-    <w:lsdException w:unhideWhenUsed="0" w:uiPriority="62" w:semiHidden="0" w:name="Light Grid Accent 2"/>
-    <w:lsdException w:unhideWhenUsed="0" w:uiPriority="63" w:semiHidden="0" w:name="Medium Shading 1 Accent 2"/>
-    <w:lsdException w:unhideWhenUsed="0" w:uiPriority="64" w:semiHidden="0" w:name="Medium Shading 2 Accent 2"/>
-    <w:lsdException w:unhideWhenUsed="0" w:uiPriority="65" w:semiHidden="0" w:name="Medium List 1 Accent 2"/>
-    <w:lsdException w:unhideWhenUsed="0" w:uiPriority="66" w:semiHidden="0" w:name="Medium List 2 Accent 2"/>
-    <w:lsdException w:unhideWhenUsed="0" w:uiPriority="67" w:semiHidden="0" w:name="Medium Grid 1 Accent 2"/>
-    <w:lsdException w:unhideWhenUsed="0" w:uiPriority="68" w:semiHidden="0" w:name="Medium Grid 2 Accent 2"/>
-    <w:lsdException w:unhideWhenUsed="0" w:uiPriority="69" w:semiHidden="0" w:name="Medium Grid 3 Accent 2"/>
-    <w:lsdException w:unhideWhenUsed="0" w:uiPriority="70" w:semiHidden="0" w:name="Dark List Accent 2"/>
-    <w:lsdException w:unhideWhenUsed="0" w:uiPriority="71" w:semiHidden="0" w:name="Colorful Shading Accent 2"/>
-    <w:lsdException w:unhideWhenUsed="0" w:uiPriority="72" w:semiHidden="0" w:name="Colorful List Accent 2"/>
-    <w:lsdException w:unhideWhenUsed="0" w:uiPriority="73" w:semiHidden="0" w:name="Colorful Grid Accent 2"/>
-    <w:lsdException w:qFormat="1" w:unhideWhenUsed="0" w:uiPriority="60" w:semiHidden="0" w:name="Light Shading Accent 3"/>
-    <w:lsdException w:qFormat="1" w:unhideWhenUsed="0" w:uiPriority="61" w:semiHidden="0" w:name="Light List Accent 3"/>
-    <w:lsdException w:unhideWhenUsed="0" w:uiPriority="62" w:semiHidden="0" w:name="Light Grid Accent 3"/>
-    <w:lsdException w:unhideWhenUsed="0" w:uiPriority="63" w:semiHidden="0" w:name="Medium Shading 1 Accent 3"/>
-    <w:lsdException w:qFormat="1" w:unhideWhenUsed="0" w:uiPriority="64" w:semiHidden="0" w:name="Medium Shading 2 Accent 3"/>
-    <w:lsdException w:unhideWhenUsed="0" w:uiPriority="65" w:semiHidden="0" w:name="Medium List 1 Accent 3"/>
-    <w:lsdException w:unhideWhenUsed="0" w:uiPriority="66" w:semiHidden="0" w:name="Medium List 2 Accent 3"/>
-    <w:lsdException w:unhideWhenUsed="0" w:uiPriority="67" w:semiHidden="0" w:name="Medium Grid 1 Accent 3"/>
-    <w:lsdException w:unhideWhenUsed="0" w:uiPriority="68" w:semiHidden="0" w:name="Medium Grid 2 Accent 3"/>
-    <w:lsdException w:unhideWhenUsed="0" w:uiPriority="69" w:semiHidden="0" w:name="Medium Grid 3 Accent 3"/>
-    <w:lsdException w:unhideWhenUsed="0" w:uiPriority="70" w:semiHidden="0" w:name="Dark List Accent 3"/>
-    <w:lsdException w:unhideWhenUsed="0" w:uiPriority="71" w:semiHidden="0" w:name="Colorful Shading Accent 3"/>
-    <w:lsdException w:unhideWhenUsed="0" w:uiPriority="72" w:semiHidden="0" w:name="Colorful List Accent 3"/>
-    <w:lsdException w:unhideWhenUsed="0" w:uiPriority="73" w:semiHidden="0" w:name="Colorful Grid Accent 3"/>
-    <w:lsdException w:qFormat="1" w:unhideWhenUsed="0" w:uiPriority="60" w:semiHidden="0" w:name="Light Shading Accent 4"/>
-    <w:lsdException w:unhideWhenUsed="0" w:uiPriority="61" w:semiHidden="0" w:name="Light List Accent 4"/>
-    <w:lsdException w:unhideWhenUsed="0" w:uiPriority="62" w:semiHidden="0" w:name="Light Grid Accent 4"/>
-    <w:lsdException w:unhideWhenUsed="0" w:uiPriority="63" w:semiHidden="0" w:name="Medium Shading 1 Accent 4"/>
-    <w:lsdException w:unhideWhenUsed="0" w:uiPriority="64" w:semiHidden="0" w:name="Medium Shading 2 Accent 4"/>
-    <w:lsdException w:unhideWhenUsed="0" w:uiPriority="65" w:semiHidden="0" w:name="Medium List 1 Accent 4"/>
-    <w:lsdException w:unhideWhenUsed="0" w:uiPriority="66" w:semiHidden="0" w:name="Medium List 2 Accent 4"/>
-    <w:lsdException w:unhideWhenUsed="0" w:uiPriority="67" w:semiHidden="0" w:name="Medium Grid 1 Accent 4"/>
-    <w:lsdException w:unhideWhenUsed="0" w:uiPriority="68" w:semiHidden="0" w:name="Medium Grid 2 Accent 4"/>
-    <w:lsdException w:unhideWhenUsed="0" w:uiPriority="69" w:semiHidden="0" w:name="Medium Grid 3 Accent 4"/>
-    <w:lsdException w:unhideWhenUsed="0" w:uiPriority="70" w:semiHidden="0" w:name="Dark List Accent 4"/>
-    <w:lsdException w:unhideWhenUsed="0" w:uiPriority="71" w:semiHidden="0" w:name="Colorful Shading Accent 4"/>
-    <w:lsdException w:unhideWhenUsed="0" w:uiPriority="72" w:semiHidden="0" w:name="Colorful List Accent 4"/>
-    <w:lsdException w:unhideWhenUsed="0" w:uiPriority="73" w:semiHidden="0" w:name="Colorful Grid Accent 4"/>
-    <w:lsdException w:qFormat="1" w:unhideWhenUsed="0" w:uiPriority="60" w:semiHidden="0" w:name="Light Shading Accent 5"/>
-    <w:lsdException w:unhideWhenUsed="0" w:uiPriority="61" w:semiHidden="0" w:name="Light List Accent 5"/>
-    <w:lsdException w:unhideWhenUsed="0" w:uiPriority="62" w:semiHidden="0" w:name="Light Grid Accent 5"/>
-    <w:lsdException w:unhideWhenUsed="0" w:uiPriority="63" w:semiHidden="0" w:name="Medium Shading 1 Accent 5"/>
-    <w:lsdException w:unhideWhenUsed="0" w:uiPriority="64" w:semiHidden="0" w:name="Medium Shading 2 Accent 5"/>
-    <w:lsdException w:unhideWhenUsed="0" w:uiPriority="65" w:semiHidden="0" w:name="Medium List 1 Accent 5"/>
-    <w:lsdException w:unhideWhenUsed="0" w:uiPriority="66" w:semiHidden="0" w:name="Medium List 2 Accent 5"/>
-    <w:lsdException w:unhideWhenUsed="0" w:uiPriority="67" w:semiHidden="0" w:name="Medium Grid 1 Accent 5"/>
-    <w:lsdException w:unhideWhenUsed="0" w:uiPriority="68" w:semiHidden="0" w:name="Medium Grid 2 Accent 5"/>
-    <w:lsdException w:unhideWhenUsed="0" w:uiPriority="69" w:semiHidden="0" w:name="Medium Grid 3 Accent 5"/>
-    <w:lsdException w:unhideWhenUsed="0" w:uiPriority="70" w:semiHidden="0" w:name="Dark List Accent 5"/>
-    <w:lsdException w:unhideWhenUsed="0" w:uiPriority="71" w:semiHidden="0" w:name="Colorful Shading Accent 5"/>
-    <w:lsdException w:unhideWhenUsed="0" w:uiPriority="72" w:semiHidden="0" w:name="Colorful List Accent 5"/>
-    <w:lsdException w:unhideWhenUsed="0" w:uiPriority="73" w:semiHidden="0" w:name="Colorful Grid Accent 5"/>
-    <w:lsdException w:qFormat="1" w:unhideWhenUsed="0" w:uiPriority="60" w:semiHidden="0" w:name="Light Shading Accent 6"/>
-    <w:lsdException w:unhideWhenUsed="0" w:uiPriority="61" w:semiHidden="0" w:name="Light List Accent 6"/>
-    <w:lsdException w:unhideWhenUsed="0" w:uiPriority="62" w:semiHidden="0" w:name="Light Grid Accent 6"/>
-    <w:lsdException w:unhideWhenUsed="0" w:uiPriority="63" w:semiHidden="0" w:name="Medium Shading 1 Accent 6"/>
-    <w:lsdException w:unhideWhenUsed="0" w:uiPriority="64" w:semiHidden="0" w:name="Medium Shading 2 Accent 6"/>
-    <w:lsdException w:unhideWhenUsed="0" w:uiPriority="65" w:semiHidden="0" w:name="Medium List 1 Accent 6"/>
-    <w:lsdException w:unhideWhenUsed="0" w:uiPriority="66" w:semiHidden="0" w:name="Medium List 2 Accent 6"/>
-    <w:lsdException w:unhideWhenUsed="0" w:uiPriority="67" w:semiHidden="0" w:name="Medium Grid 1 Accent 6"/>
-    <w:lsdException w:unhideWhenUsed="0" w:uiPriority="68" w:semiHidden="0" w:name="Medium Grid 2 Accent 6"/>
-    <w:lsdException w:unhideWhenUsed="0" w:uiPriority="69" w:semiHidden="0" w:name="Medium Grid 3 Accent 6"/>
-    <w:lsdException w:unhideWhenUsed="0" w:uiPriority="70" w:semiHidden="0" w:name="Dark List Accent 6"/>
-    <w:lsdException w:unhideWhenUsed="0" w:uiPriority="71" w:semiHidden="0" w:name="Colorful Shading Accent 6"/>
-    <w:lsdException w:unhideWhenUsed="0" w:uiPriority="72" w:semiHidden="0" w:name="Colorful List Accent 6"/>
-    <w:lsdException w:unhideWhenUsed="0" w:uiPriority="73" w:semiHidden="0" w:name="Colorful Grid Accent 6"/>
+  <w:latentStyles w:defLockedState="0" w:defUIPriority="99" w:defSemiHidden="1" w:defUnhideWhenUsed="1" w:defQFormat="0" w:count="260">
+    <w:lsdException w:name="Normal" w:uiPriority="0" w:semiHidden="0" w:unhideWhenUsed="0" w:qFormat="1"/>
+    <w:lsdException w:name="heading 1" w:uiPriority="9" w:semiHidden="0" w:unhideWhenUsed="0" w:qFormat="1"/>
+    <w:lsdException w:name="heading 2" w:uiPriority="9" w:semiHidden="0" w:qFormat="1"/>
+    <w:lsdException w:name="heading 3" w:uiPriority="9" w:semiHidden="0" w:qFormat="1"/>
+    <w:lsdException w:name="heading 4" w:uiPriority="9" w:qFormat="1"/>
+    <w:lsdException w:name="heading 5" w:uiPriority="9" w:qFormat="1"/>
+    <w:lsdException w:name="heading 6" w:uiPriority="9" w:qFormat="1"/>
+    <w:lsdException w:name="heading 7" w:uiPriority="9" w:qFormat="1"/>
+    <w:lsdException w:name="heading 8" w:uiPriority="9" w:qFormat="1"/>
+    <w:lsdException w:name="heading 9" w:uiPriority="9" w:qFormat="1"/>
+    <w:lsdException w:name="index 1" w:uiPriority="99"/>
+    <w:lsdException w:name="index 2" w:uiPriority="99"/>
+    <w:lsdException w:name="index 3" w:uiPriority="99"/>
+    <w:lsdException w:name="index 4" w:uiPriority="99"/>
+    <w:lsdException w:name="index 5" w:uiPriority="99"/>
+    <w:lsdException w:name="index 6" w:uiPriority="99"/>
+    <w:lsdException w:name="index 7" w:uiPriority="99"/>
+    <w:lsdException w:name="index 8" w:uiPriority="99"/>
+    <w:lsdException w:name="index 9" w:uiPriority="99"/>
+    <w:lsdException w:name="toc 1" w:uiPriority="39"/>
+    <w:lsdException w:name="toc 2" w:uiPriority="39"/>
+    <w:lsdException w:name="toc 3" w:uiPriority="39"/>
+    <w:lsdException w:name="toc 4" w:uiPriority="39"/>
+    <w:lsdException w:name="toc 5" w:uiPriority="39"/>
+    <w:lsdException w:name="toc 6" w:uiPriority="39"/>
+    <w:lsdException w:name="toc 7" w:uiPriority="39"/>
+    <w:lsdException w:name="toc 8" w:uiPriority="39"/>
+    <w:lsdException w:name="toc 9" w:uiPriority="39"/>
+    <w:lsdException w:name="Normal Indent" w:uiPriority="99"/>
+    <w:lsdException w:name="footnote text" w:uiPriority="99"/>
+    <w:lsdException w:name="annotation text" w:uiPriority="99"/>
+    <w:lsdException w:name="header" w:uiPriority="99" w:semiHidden="0"/>
+    <w:lsdException w:name="footer" w:uiPriority="99" w:semiHidden="0"/>
+    <w:lsdException w:name="index heading" w:uiPriority="99"/>
+    <w:lsdException w:name="caption" w:uiPriority="35" w:qFormat="1"/>
+    <w:lsdException w:name="table of figures" w:uiPriority="99"/>
+    <w:lsdException w:name="envelope address" w:uiPriority="99"/>
+    <w:lsdException w:name="envelope return" w:uiPriority="99"/>
+    <w:lsdException w:name="footnote reference" w:uiPriority="99"/>
+    <w:lsdException w:name="annotation reference" w:uiPriority="99"/>
+    <w:lsdException w:name="line number" w:uiPriority="99"/>
+    <w:lsdException w:name="page number" w:uiPriority="99"/>
+    <w:lsdException w:name="endnote reference" w:uiPriority="99"/>
+    <w:lsdException w:name="endnote text" w:uiPriority="99"/>
+    <w:lsdException w:name="table of authorities" w:uiPriority="99"/>
+    <w:lsdException w:name="macro" w:uiPriority="99" w:semiHidden="0"/>
+    <w:lsdException w:name="toa heading" w:uiPriority="99"/>
+    <w:lsdException w:name="List" w:uiPriority="99" w:semiHidden="0"/>
+    <w:lsdException w:name="List Bullet" w:uiPriority="99" w:semiHidden="0" w:qFormat="1"/>
+    <w:lsdException w:name="List Number" w:uiPriority="99" w:semiHidden="0"/>
+    <w:lsdException w:name="List 2" w:uiPriority="99" w:semiHidden="0" w:qFormat="1"/>
+    <w:lsdException w:name="List 3" w:uiPriority="99" w:semiHidden="0"/>
+    <w:lsdException w:name="List 4" w:uiPriority="99"/>
+    <w:lsdException w:name="List 5" w:uiPriority="99"/>
+    <w:lsdException w:name="List Bullet 2" w:uiPriority="99" w:semiHidden="0"/>
+    <w:lsdException w:name="List Bullet 3" w:uiPriority="99" w:semiHidden="0"/>
+    <w:lsdException w:name="List Bullet 4" w:uiPriority="99"/>
+    <w:lsdException w:name="List Bullet 5" w:uiPriority="99"/>
+    <w:lsdException w:name="List Number 2" w:uiPriority="99" w:semiHidden="0" w:qFormat="1"/>
+    <w:lsdException w:name="List Number 3" w:uiPriority="99" w:semiHidden="0" w:qFormat="1"/>
+    <w:lsdException w:name="List Number 4" w:uiPriority="99"/>
+    <w:lsdException w:name="List Number 5" w:uiPriority="99"/>
+    <w:lsdException w:name="Title" w:uiPriority="10" w:semiHidden="0" w:unhideWhenUsed="0" w:qFormat="1"/>
+    <w:lsdException w:name="Closing" w:uiPriority="99"/>
+    <w:lsdException w:name="Signature" w:uiPriority="99"/>
+    <w:lsdException w:name="Default Paragraph Font" w:uiPriority="1"/>
+    <w:lsdException w:name="Body Text" w:uiPriority="99" w:semiHidden="0"/>
+    <w:lsdException w:name="Body Text Indent" w:uiPriority="99"/>
+    <w:lsdException w:name="List Continue" w:uiPriority="99" w:semiHidden="0" w:qFormat="1"/>
+    <w:lsdException w:name="List Continue 2" w:uiPriority="99" w:semiHidden="0"/>
+    <w:lsdException w:name="List Continue 3" w:uiPriority="99" w:semiHidden="0"/>
+    <w:lsdException w:name="List Continue 4" w:uiPriority="99"/>
+    <w:lsdException w:name="List Continue 5" w:uiPriority="99"/>
+    <w:lsdException w:name="Message Header" w:uiPriority="99"/>
+    <w:lsdException w:name="Subtitle" w:uiPriority="11" w:semiHidden="0" w:unhideWhenUsed="0" w:qFormat="1"/>
+    <w:lsdException w:name="Salutation" w:uiPriority="99"/>
+    <w:lsdException w:name="Date" w:uiPriority="99"/>
+    <w:lsdException w:name="Body Text First Indent" w:uiPriority="99"/>
+    <w:lsdException w:name="Body Text First Indent 2" w:uiPriority="99"/>
+    <w:lsdException w:name="Note Heading" w:uiPriority="99"/>
+    <w:lsdException w:name="Body Text 2" w:uiPriority="99" w:semiHidden="0"/>
+    <w:lsdException w:name="Body Text 3" w:uiPriority="99" w:semiHidden="0" w:qFormat="1"/>
+    <w:lsdException w:name="Body Text Indent 2" w:uiPriority="99"/>
+    <w:lsdException w:name="Body Text Indent 3" w:uiPriority="99"/>
+    <w:lsdException w:name="Block Text" w:uiPriority="99"/>
+    <w:lsdException w:name="Hyperlink" w:uiPriority="99"/>
+    <w:lsdException w:name="FollowedHyperlink" w:uiPriority="99"/>
+    <w:lsdException w:name="Strong" w:uiPriority="22" w:semiHidden="0" w:unhideWhenUsed="0" w:qFormat="1"/>
+    <w:lsdException w:name="Emphasis" w:uiPriority="20" w:semiHidden="0" w:unhideWhenUsed="0" w:qFormat="1"/>
+    <w:lsdException w:name="Document Map" w:uiPriority="99"/>
+    <w:lsdException w:name="Plain Text" w:uiPriority="99"/>
+    <w:lsdException w:name="E-mail Signature" w:uiPriority="99"/>
+    <w:lsdException w:name="Normal (Web)" w:uiPriority="99"/>
+    <w:lsdException w:name="HTML Acronym" w:uiPriority="99"/>
+    <w:lsdException w:name="HTML Address" w:uiPriority="99"/>
+    <w:lsdException w:name="HTML Cite" w:uiPriority="99"/>
+    <w:lsdException w:name="HTML Code" w:uiPriority="99"/>
+    <w:lsdException w:name="HTML Definition" w:uiPriority="99"/>
+    <w:lsdException w:name="HTML Keyboard" w:uiPriority="99"/>
+    <w:lsdException w:name="HTML Preformatted" w:uiPriority="99"/>
+    <w:lsdException w:name="HTML Sample" w:uiPriority="99"/>
+    <w:lsdException w:name="HTML Typewriter" w:uiPriority="99"/>
+    <w:lsdException w:name="HTML Variable" w:uiPriority="99"/>
+    <w:lsdException w:name="Normal Table" w:uiPriority="99"/>
+    <w:lsdException w:name="annotation subject" w:uiPriority="99"/>
+    <w:lsdException w:name="Table Simple 1" w:uiPriority="99"/>
+    <w:lsdException w:name="Table Simple 2" w:uiPriority="99"/>
+    <w:lsdException w:name="Table Simple 3" w:uiPriority="99"/>
+    <w:lsdException w:name="Table Classic 1" w:uiPriority="99"/>
+    <w:lsdException w:name="Table Classic 2" w:uiPriority="99"/>
+    <w:lsdException w:name="Table Classic 3" w:uiPriority="99"/>
+    <w:lsdException w:name="Table Classic 4" w:uiPriority="99"/>
+    <w:lsdException w:name="Table Colorful 1" w:uiPriority="99"/>
+    <w:lsdException w:name="Table Colorful 2" w:uiPriority="99"/>
+    <w:lsdException w:name="Table Colorful 3" w:uiPriority="99"/>
+    <w:lsdException w:name="Table Columns 1" w:uiPriority="99"/>
+    <w:lsdException w:name="Table Columns 2" w:uiPriority="99"/>
+    <w:lsdException w:name="Table Columns 3" w:uiPriority="99"/>
+    <w:lsdException w:name="Table Columns 4" w:uiPriority="99"/>
+    <w:lsdException w:name="Table Columns 5" w:uiPriority="99"/>
+    <w:lsdException w:name="Table Grid 1" w:uiPriority="99"/>
+    <w:lsdException w:name="Table Grid 2" w:uiPriority="99"/>
+    <w:lsdException w:name="Table Grid 3" w:uiPriority="99"/>
+    <w:lsdException w:name="Table Grid 4" w:uiPriority="99"/>
+    <w:lsdException w:name="Table Grid 5" w:uiPriority="99"/>
+    <w:lsdException w:name="Table Grid 6" w:uiPriority="99"/>
+    <w:lsdException w:name="Table Grid 7" w:uiPriority="99"/>
+    <w:lsdException w:name="Table Grid 8" w:uiPriority="99"/>
+    <w:lsdException w:name="Table List 1" w:uiPriority="99"/>
+    <w:lsdException w:name="Table List 2" w:uiPriority="99"/>
+    <w:lsdException w:name="Table List 3" w:uiPriority="99"/>
+    <w:lsdException w:name="Table List 4" w:uiPriority="99"/>
+    <w:lsdException w:name="Table List 5" w:uiPriority="99"/>
+    <w:lsdException w:name="Table List 6" w:uiPriority="99"/>
+    <w:lsdException w:name="Table List 7" w:uiPriority="99"/>
+    <w:lsdException w:name="Table List 8" w:uiPriority="99"/>
+    <w:lsdException w:name="Table 3D effects 1" w:uiPriority="99"/>
+    <w:lsdException w:name="Table 3D effects 2" w:uiPriority="99"/>
+    <w:lsdException w:name="Table 3D effects 3" w:uiPriority="99"/>
+    <w:lsdException w:name="Table Contemporary" w:uiPriority="99"/>
+    <w:lsdException w:name="Table Elegant" w:uiPriority="99"/>
+    <w:lsdException w:name="Table Professional" w:uiPriority="99"/>
+    <w:lsdException w:name="Table Subtle 1" w:uiPriority="99"/>
+    <w:lsdException w:name="Table Subtle 2" w:uiPriority="99"/>
+    <w:lsdException w:name="Table Web 1" w:uiPriority="99"/>
+    <w:lsdException w:name="Table Web 2" w:uiPriority="99"/>
+    <w:lsdException w:name="Table Web 3" w:uiPriority="99"/>
+    <w:lsdException w:name="Balloon Text" w:uiPriority="99"/>
+    <w:lsdException w:name="Table Grid" w:uiPriority="59" w:semiHidden="0" w:unhideWhenUsed="0" w:qFormat="1"/>
+    <w:lsdException w:name="Table Theme" w:uiPriority="99"/>
+    <w:lsdException w:name="No Spacing" w:uiPriority="1" w:semiHidden="0" w:unhideWhenUsed="0" w:qFormat="1"/>
+    <w:lsdException w:name="Light Shading" w:uiPriority="60" w:semiHidden="0" w:unhideWhenUsed="0" w:qFormat="1"/>
+    <w:lsdException w:name="Light List" w:uiPriority="61" w:semiHidden="0" w:unhideWhenUsed="0"/>
+    <w:lsdException w:name="Light Grid" w:uiPriority="62" w:semiHidden="0" w:unhideWhenUsed="0"/>
+    <w:lsdException w:name="Medium Shading 1" w:uiPriority="63" w:semiHidden="0" w:unhideWhenUsed="0"/>
+    <w:lsdException w:name="Medium Shading 2" w:uiPriority="64" w:semiHidden="0" w:unhideWhenUsed="0"/>
+    <w:lsdException w:name="Medium List 1" w:uiPriority="65" w:semiHidden="0" w:unhideWhenUsed="0"/>
+    <w:lsdException w:name="Medium List 2" w:uiPriority="66" w:semiHidden="0" w:unhideWhenUsed="0" w:qFormat="1"/>
+    <w:lsdException w:name="Medium Grid 1" w:uiPriority="67" w:semiHidden="0" w:unhideWhenUsed="0"/>
+    <w:lsdException w:name="Medium Grid 2" w:uiPriority="68" w:semiHidden="0" w:unhideWhenUsed="0"/>
+    <w:lsdException w:name="Medium Grid 3" w:uiPriority="69" w:semiHidden="0" w:unhideWhenUsed="0"/>
+    <w:lsdException w:name="Dark List" w:uiPriority="70" w:semiHidden="0" w:unhideWhenUsed="0"/>
+    <w:lsdException w:name="Colorful Shading" w:uiPriority="71" w:semiHidden="0" w:unhideWhenUsed="0"/>
+    <w:lsdException w:name="Colorful List" w:uiPriority="72" w:semiHidden="0" w:unhideWhenUsed="0"/>
+    <w:lsdException w:name="Colorful Grid" w:uiPriority="73" w:semiHidden="0" w:unhideWhenUsed="0"/>
+    <w:lsdException w:name="Light Shading Accent 1" w:uiPriority="60" w:semiHidden="0" w:unhideWhenUsed="0" w:qFormat="1"/>
+    <w:lsdException w:name="Light List Accent 1" w:uiPriority="61" w:semiHidden="0" w:unhideWhenUsed="0" w:qFormat="1"/>
+    <w:lsdException w:name="Light Grid Accent 1" w:uiPriority="62" w:semiHidden="0" w:unhideWhenUsed="0"/>
+    <w:lsdException w:name="Medium Shading 1 Accent 1" w:uiPriority="63" w:semiHidden="0" w:unhideWhenUsed="0"/>
+    <w:lsdException w:name="Medium Shading 2 Accent 1" w:uiPriority="64" w:semiHidden="0" w:unhideWhenUsed="0" w:qFormat="1"/>
+    <w:lsdException w:name="Medium List 1 Accent 1" w:uiPriority="65" w:semiHidden="0" w:unhideWhenUsed="0"/>
+    <w:lsdException w:name="List Paragraph" w:uiPriority="34" w:semiHidden="0" w:unhideWhenUsed="0" w:qFormat="1"/>
+    <w:lsdException w:name="Quote" w:uiPriority="29" w:semiHidden="0" w:unhideWhenUsed="0" w:qFormat="1"/>
+    <w:lsdException w:name="Intense Quote" w:uiPriority="30" w:semiHidden="0" w:unhideWhenUsed="0" w:qFormat="1"/>
+    <w:lsdException w:name="Medium List 2 Accent 1" w:uiPriority="66" w:semiHidden="0" w:unhideWhenUsed="0" w:qFormat="1"/>
+    <w:lsdException w:name="Medium Grid 1 Accent 1" w:uiPriority="67" w:semiHidden="0" w:unhideWhenUsed="0"/>
+    <w:lsdException w:name="Medium Grid 2 Accent 1" w:uiPriority="68" w:semiHidden="0" w:unhideWhenUsed="0"/>
+    <w:lsdException w:name="Medium Grid 3 Accent 1" w:uiPriority="69" w:semiHidden="0" w:unhideWhenUsed="0"/>
+    <w:lsdException w:name="Dark List Accent 1" w:uiPriority="70" w:semiHidden="0" w:unhideWhenUsed="0"/>
+    <w:lsdException w:name="Colorful Shading Accent 1" w:uiPriority="71" w:semiHidden="0" w:unhideWhenUsed="0"/>
+    <w:lsdException w:name="Colorful List Accent 1" w:uiPriority="72" w:semiHidden="0" w:unhideWhenUsed="0"/>
+    <w:lsdException w:name="Colorful Grid Accent 1" w:uiPriority="73" w:semiHidden="0" w:unhideWhenUsed="0"/>
+    <w:lsdException w:name="Light Shading Accent 2" w:uiPriority="60" w:semiHidden="0" w:unhideWhenUsed="0" w:qFormat="1"/>
+    <w:lsdException w:name="Light List Accent 2" w:uiPriority="61" w:semiHidden="0" w:unhideWhenUsed="0"/>
+    <w:lsdException w:name="Light Grid Accent 2" w:uiPriority="62" w:semiHidden="0" w:unhideWhenUsed="0"/>
+    <w:lsdException w:name="Medium Shading 1 Accent 2" w:uiPriority="63" w:semiHidden="0" w:unhideWhenUsed="0"/>
+    <w:lsdException w:name="Medium Shading 2 Accent 2" w:uiPriority="64" w:semiHidden="0" w:unhideWhenUsed="0"/>
+    <w:lsdException w:name="Medium List 1 Accent 2" w:uiPriority="65" w:semiHidden="0" w:unhideWhenUsed="0"/>
+    <w:lsdException w:name="Medium List 2 Accent 2" w:uiPriority="66" w:semiHidden="0" w:unhideWhenUsed="0"/>
+    <w:lsdException w:name="Medium Grid 1 Accent 2" w:uiPriority="67" w:semiHidden="0" w:unhideWhenUsed="0"/>
+    <w:lsdException w:name="Medium Grid 2 Accent 2" w:uiPriority="68" w:semiHidden="0" w:unhideWhenUsed="0"/>
+    <w:lsdException w:name="Medium Grid 3 Accent 2" w:uiPriority="69" w:semiHidden="0" w:unhideWhenUsed="0"/>
+    <w:lsdException w:name="Dark List Accent 2" w:uiPriority="70" w:semiHidden="0" w:unhideWhenUsed="0"/>
+    <w:lsdException w:name="Colorful Shading Accent 2" w:uiPriority="71" w:semiHidden="0" w:unhideWhenUsed="0"/>
+    <w:lsdException w:name="Colorful List Accent 2" w:uiPriority="72" w:semiHidden="0" w:unhideWhenUsed="0"/>
+    <w:lsdException w:name="Colorful Grid Accent 2" w:uiPriority="73" w:semiHidden="0" w:unhideWhenUsed="0"/>
+    <w:lsdException w:name="Light Shading Accent 3" w:uiPriority="60" w:semiHidden="0" w:unhideWhenUsed="0" w:qFormat="1"/>
+    <w:lsdException w:name="Light List Accent 3" w:uiPriority="61" w:semiHidden="0" w:unhideWhenUsed="0" w:qFormat="1"/>
+    <w:lsdException w:name="Light Grid Accent 3" w:uiPriority="62" w:semiHidden="0" w:unhideWhenUsed="0"/>
+    <w:lsdException w:name="Medium Shading 1 Accent 3" w:uiPriority="63" w:semiHidden="0" w:unhideWhenUsed="0"/>
+    <w:lsdException w:name="Medium Shading 2 Accent 3" w:uiPriority="64" w:semiHidden="0" w:unhideWhenUsed="0" w:qFormat="1"/>
+    <w:lsdException w:name="Medium List 1 Accent 3" w:uiPriority="65" w:semiHidden="0" w:unhideWhenUsed="0"/>
+    <w:lsdException w:name="Medium List 2 Accent 3" w:uiPriority="66" w:semiHidden="0" w:unhideWhenUsed="0"/>
+    <w:lsdException w:name="Medium Grid 1 Accent 3" w:uiPriority="67" w:semiHidden="0" w:unhideWhenUsed="0"/>
+    <w:lsdException w:name="Medium Grid 2 Accent 3" w:uiPriority="68" w:semiHidden="0" w:unhideWhenUsed="0"/>
+    <w:lsdException w:name="Medium Grid 3 Accent 3" w:uiPriority="69" w:semiHidden="0" w:unhideWhenUsed="0"/>
+    <w:lsdException w:name="Dark List Accent 3" w:uiPriority="70" w:semiHidden="0" w:unhideWhenUsed="0"/>
+    <w:lsdException w:name="Colorful Shading Accent 3" w:uiPriority="71" w:semiHidden="0" w:unhideWhenUsed="0"/>
+    <w:lsdException w:name="Colorful List Accent 3" w:uiPriority="72" w:semiHidden="0" w:unhideWhenUsed="0"/>
+    <w:lsdException w:name="Colorful Grid Accent 3" w:uiPriority="73" w:semiHidden="0" w:unhideWhenUsed="0"/>
+    <w:lsdException w:name="Light Shading Accent 4" w:uiPriority="60" w:semiHidden="0" w:unhideWhenUsed="0" w:qFormat="1"/>
+    <w:lsdException w:name="Light List Accent 4" w:uiPriority="61" w:semiHidden="0" w:unhideWhenUsed="0"/>
+    <w:lsdException w:name="Light Grid Accent 4" w:uiPriority="62" w:semiHidden="0" w:unhideWhenUsed="0"/>
+    <w:lsdException w:name="Medium Shading 1 Accent 4" w:uiPriority="63" w:semiHidden="0" w:unhideWhenUsed="0"/>
+    <w:lsdException w:name="Medium Shading 2 Accent 4" w:uiPriority="64" w:semiHidden="0" w:unhideWhenUsed="0"/>
+    <w:lsdException w:name="Medium List 1 Accent 4" w:uiPriority="65" w:semiHidden="0" w:unhideWhenUsed="0"/>
+    <w:lsdException w:name="Medium List 2 Accent 4" w:uiPriority="66" w:semiHidden="0" w:unhideWhenUsed="0"/>
+    <w:lsdException w:name="Medium Grid 1 Accent 4" w:uiPriority="67" w:semiHidden="0" w:unhideWhenUsed="0"/>
+    <w:lsdException w:name="Medium Grid 2 Accent 4" w:uiPriority="68" w:semiHidden="0" w:unhideWhenUsed="0"/>
+    <w:lsdException w:name="Medium Grid 3 Accent 4" w:uiPriority="69" w:semiHidden="0" w:unhideWhenUsed="0"/>
+    <w:lsdException w:name="Dark List Accent 4" w:uiPriority="70" w:semiHidden="0" w:unhideWhenUsed="0"/>
+    <w:lsdException w:name="Colorful Shading Accent 4" w:uiPriority="71" w:semiHidden="0" w:unhideWhenUsed="0"/>
+    <w:lsdException w:name="Colorful List Accent 4" w:uiPriority="72" w:semiHidden="0" w:unhideWhenUsed="0"/>
+    <w:lsdException w:name="Colorful Grid Accent 4" w:uiPriority="73" w:semiHidden="0" w:unhideWhenUsed="0"/>
+    <w:lsdException w:name="Light Shading Accent 5" w:uiPriority="60" w:semiHidden="0" w:unhideWhenUsed="0" w:qFormat="1"/>
+    <w:lsdException w:name="Light List Accent 5" w:uiPriority="61" w:semiHidden="0" w:unhideWhenUsed="0"/>
+    <w:lsdException w:name="Light Grid Accent 5" w:uiPriority="62" w:semiHidden="0" w:unhideWhenUsed="0"/>
+    <w:lsdException w:name="Medium Shading 1 Accent 5" w:uiPriority="63" w:semiHidden="0" w:unhideWhenUsed="0"/>
+    <w:lsdException w:name="Medium Shading 2 Accent 5" w:uiPriority="64" w:semiHidden="0" w:unhideWhenUsed="0"/>
+    <w:lsdException w:name="Medium List 1 Accent 5" w:uiPriority="65" w:semiHidden="0" w:unhideWhenUsed="0"/>
+    <w:lsdException w:name="Medium List 2 Accent 5" w:uiPriority="66" w:semiHidden="0" w:unhideWhenUsed="0"/>
+    <w:lsdException w:name="Medium Grid 1 Accent 5" w:uiPriority="67" w:semiHidden="0" w:unhideWhenUsed="0"/>
+    <w:lsdException w:name="Medium Grid 2 Accent 5" w:uiPriority="68" w:semiHidden="0" w:unhideWhenUsed="0"/>
+    <w:lsdException w:name="Medium Grid 3 Accent 5" w:uiPriority="69" w:semiHidden="0" w:unhideWhenUsed="0"/>
+    <w:lsdException w:name="Dark List Accent 5" w:uiPriority="70" w:semiHidden="0" w:unhideWhenUsed="0"/>
+    <w:lsdException w:name="Colorful Shading Accent 5" w:uiPriority="71" w:semiHidden="0" w:unhideWhenUsed="0"/>
+    <w:lsdException w:name="Colorful List Accent 5" w:uiPriority="72" w:semiHidden="0" w:unhideWhenUsed="0"/>
+    <w:lsdException w:name="Colorful Grid Accent 5" w:uiPriority="73" w:semiHidden="0" w:unhideWhenUsed="0"/>
+    <w:lsdException w:name="Light Shading Accent 6" w:uiPriority="60" w:semiHidden="0" w:unhideWhenUsed="0" w:qFormat="1"/>
+    <w:lsdException w:name="Light List Accent 6" w:uiPriority="61" w:semiHidden="0" w:unhideWhenUsed="0"/>
+    <w:lsdException w:name="Light Grid Accent 6" w:uiPriority="62" w:semiHidden="0" w:unhideWhenUsed="0"/>
+    <w:lsdException w:name="Medium Shading 1 Accent 6" w:uiPriority="63" w:semiHidden="0" w:unhideWhenUsed="0"/>
+    <w:lsdException w:name="Medium Shading 2 Accent 6" w:uiPriority="64" w:semiHidden="0" w:unhideWhenUsed="0"/>
+    <w:lsdException w:name="Medium List 1 Accent 6" w:uiPriority="65" w:semiHidden="0" w:unhideWhenUsed="0" w:qFormat="1"/>
+    <w:lsdException w:name="Medium List 2 Accent 6" w:uiPriority="66" w:semiHidden="0" w:unhideWhenUsed="0"/>
+    <w:lsdException w:name="Medium Grid 1 Accent 6" w:uiPriority="67" w:semiHidden="0" w:unhideWhenUsed="0"/>
+    <w:lsdException w:name="Medium Grid 2 Accent 6" w:uiPriority="68" w:semiHidden="0" w:unhideWhenUsed="0"/>
+    <w:lsdException w:name="Medium Grid 3 Accent 6" w:uiPriority="69" w:semiHidden="0" w:unhideWhenUsed="0"/>
+    <w:lsdException w:name="Dark List Accent 6" w:uiPriority="70" w:semiHidden="0" w:unhideWhenUsed="0"/>
+    <w:lsdException w:name="Colorful Shading Accent 6" w:uiPriority="71" w:semiHidden="0" w:unhideWhenUsed="0"/>
+    <w:lsdException w:name="Colorful List Accent 6" w:uiPriority="72" w:semiHidden="0" w:unhideWhenUsed="0"/>
+    <w:lsdException w:name="Colorful Grid Accent 6" w:uiPriority="73" w:semiHidden="0" w:unhideWhenUsed="0"/>
   </w:latentStyles>
-  <w:style w:type="paragraph" w:default="1" w:styleId="1">
+  <w:style w:type="paragraph" w:styleId="1" w:default="1">
     <w:name w:val="Normal"/>
+    <w:uiPriority w:val="0"/>
     <w:qFormat/>
-    <w:uiPriority w:val="0"/>
     <w:pPr>
       <w:spacing w:after="200" w:line="276" w:lineRule="auto"/>
     </w:pPr>
     <w:rPr>
-      <w:rFonts w:ascii="微软雅黑" w:hAnsi="微软雅黑" w:eastAsia="微软雅黑" w:cstheme="minorBidi"/>
+      <w:rFonts w:ascii="Times New Roman" w:hAnsi="Times New Roman" w:eastAsia="宋体" w:cstheme="minorBidi"/>
       <w:sz w:val="24"/>
       <w:szCs w:val="22"/>
       <w:lang w:val="en-US" w:eastAsia="en-US" w:bidi="ar-SA"/>
@@ -3048,8 +4336,8 @@
     <w:basedOn w:val="1"/>
     <w:next w:val="1"/>
     <w:link w:val="138"/>
+    <w:uiPriority w:val="9"/>
     <w:qFormat/>
-    <w:uiPriority w:val="9"/>
     <w:pPr>
       <w:keepNext/>
       <w:keepLines/>
@@ -3060,8 +4348,8 @@
       <w:rFonts w:asciiTheme="majorHAnsi" w:hAnsiTheme="majorHAnsi" w:eastAsiaTheme="majorEastAsia" w:cstheme="majorBidi"/>
       <w:b/>
       <w:bCs/>
-      <w:color w:val="376092" w:themeColor="accent1" w:themeShade="BF"/>
-      <w:sz w:val="28"/>
+      <w:color w:val="000000"/>
+      <w:sz w:val="32"/>
       <w:szCs w:val="28"/>
     </w:rPr>
   </w:style>
@@ -3070,9 +4358,9 @@
     <w:basedOn w:val="1"/>
     <w:next w:val="1"/>
     <w:link w:val="139"/>
+    <w:uiPriority w:val="9"/>
     <w:unhideWhenUsed/>
     <w:qFormat/>
-    <w:uiPriority w:val="9"/>
     <w:pPr>
       <w:keepNext/>
       <w:keepLines/>
@@ -3084,13 +4372,8 @@
       <w:b/>
       <w:bCs/>
       <w:color w:val="4F81BD" w:themeColor="accent1"/>
-      <w:sz w:val="26"/>
+      <w:sz w:val="28"/>
       <w:szCs w:val="26"/>
-      <w14:textFill>
-        <w14:solidFill>
-          <w14:schemeClr w14:val="accent1"/>
-        </w14:solidFill>
-      </w14:textFill>
     </w:rPr>
   </w:style>
   <w:style w:type="paragraph" w:styleId="5">
@@ -3098,9 +4381,9 @@
     <w:basedOn w:val="1"/>
     <w:next w:val="1"/>
     <w:link w:val="140"/>
+    <w:uiPriority w:val="9"/>
     <w:unhideWhenUsed/>
     <w:qFormat/>
-    <w:uiPriority w:val="9"/>
     <w:pPr>
       <w:keepNext/>
       <w:keepLines/>
@@ -3112,11 +4395,6 @@
       <w:b/>
       <w:bCs/>
       <w:color w:val="4F81BD" w:themeColor="accent1"/>
-      <w14:textFill>
-        <w14:solidFill>
-          <w14:schemeClr w14:val="accent1"/>
-        </w14:solidFill>
-      </w14:textFill>
     </w:rPr>
   </w:style>
   <w:style w:type="paragraph" w:styleId="6">
@@ -3124,10 +4402,10 @@
     <w:basedOn w:val="1"/>
     <w:next w:val="1"/>
     <w:link w:val="150"/>
+    <w:uiPriority w:val="9"/>
     <w:semiHidden/>
     <w:unhideWhenUsed/>
     <w:qFormat/>
-    <w:uiPriority w:val="9"/>
     <w:pPr>
       <w:keepNext/>
       <w:keepLines/>
@@ -3141,11 +4419,6 @@
       <w:i/>
       <w:iCs/>
       <w:color w:val="4F81BD" w:themeColor="accent1"/>
-      <w14:textFill>
-        <w14:solidFill>
-          <w14:schemeClr w14:val="accent1"/>
-        </w14:solidFill>
-      </w14:textFill>
     </w:rPr>
   </w:style>
   <w:style w:type="paragraph" w:styleId="7">
@@ -3153,10 +4426,10 @@
     <w:basedOn w:val="1"/>
     <w:next w:val="1"/>
     <w:link w:val="151"/>
+    <w:uiPriority w:val="9"/>
     <w:semiHidden/>
     <w:unhideWhenUsed/>
     <w:qFormat/>
-    <w:uiPriority w:val="9"/>
     <w:pPr>
       <w:keepNext/>
       <w:keepLines/>
@@ -3173,10 +4446,10 @@
     <w:basedOn w:val="1"/>
     <w:next w:val="1"/>
     <w:link w:val="152"/>
+    <w:uiPriority w:val="9"/>
     <w:semiHidden/>
     <w:unhideWhenUsed/>
     <w:qFormat/>
-    <w:uiPriority w:val="9"/>
     <w:pPr>
       <w:keepNext/>
       <w:keepLines/>
@@ -3195,10 +4468,10 @@
     <w:basedOn w:val="1"/>
     <w:next w:val="1"/>
     <w:link w:val="153"/>
+    <w:uiPriority w:val="9"/>
     <w:semiHidden/>
     <w:unhideWhenUsed/>
     <w:qFormat/>
-    <w:uiPriority w:val="9"/>
     <w:pPr>
       <w:keepNext/>
       <w:keepLines/>
@@ -3210,14 +4483,6 @@
       <w:i/>
       <w:iCs/>
       <w:color w:val="404040" w:themeColor="text1" w:themeTint="BF"/>
-      <w14:textFill>
-        <w14:solidFill>
-          <w14:schemeClr w14:val="tx1">
-            <w14:lumMod w14:val="75000"/>
-            <w14:lumOff w14:val="25000"/>
-          </w14:schemeClr>
-        </w14:solidFill>
-      </w14:textFill>
     </w:rPr>
   </w:style>
   <w:style w:type="paragraph" w:styleId="10">
@@ -3225,10 +4490,10 @@
     <w:basedOn w:val="1"/>
     <w:next w:val="1"/>
     <w:link w:val="154"/>
+    <w:uiPriority w:val="9"/>
     <w:semiHidden/>
     <w:unhideWhenUsed/>
     <w:qFormat/>
-    <w:uiPriority w:val="9"/>
     <w:pPr>
       <w:keepNext/>
       <w:keepLines/>
@@ -3240,11 +4505,6 @@
       <w:color w:val="4F81BD" w:themeColor="accent1"/>
       <w:sz w:val="20"/>
       <w:szCs w:val="20"/>
-      <w14:textFill>
-        <w14:solidFill>
-          <w14:schemeClr w14:val="accent1"/>
-        </w14:solidFill>
-      </w14:textFill>
     </w:rPr>
   </w:style>
   <w:style w:type="paragraph" w:styleId="11">
@@ -3252,10 +4512,10 @@
     <w:basedOn w:val="1"/>
     <w:next w:val="1"/>
     <w:link w:val="155"/>
+    <w:uiPriority w:val="9"/>
     <w:semiHidden/>
     <w:unhideWhenUsed/>
     <w:qFormat/>
-    <w:uiPriority w:val="9"/>
     <w:pPr>
       <w:keepNext/>
       <w:keepLines/>
@@ -3269,27 +4529,19 @@
       <w:color w:val="404040" w:themeColor="text1" w:themeTint="BF"/>
       <w:sz w:val="20"/>
       <w:szCs w:val="20"/>
-      <w14:textFill>
-        <w14:solidFill>
-          <w14:schemeClr w14:val="tx1">
-            <w14:lumMod w14:val="75000"/>
-            <w14:lumOff w14:val="25000"/>
-          </w14:schemeClr>
-        </w14:solidFill>
-      </w14:textFill>
     </w:rPr>
   </w:style>
-  <w:style w:type="character" w:default="1" w:styleId="132">
+  <w:style w:type="character" w:styleId="132" w:default="1">
     <w:name w:val="Default Paragraph Font"/>
+    <w:uiPriority w:val="1"/>
     <w:semiHidden/>
     <w:unhideWhenUsed/>
-    <w:uiPriority w:val="1"/>
-  </w:style>
-  <w:style w:type="table" w:default="1" w:styleId="32">
+  </w:style>
+  <w:style w:type="table" w:styleId="32" w:default="1">
     <w:name w:val="Normal Table"/>
+    <w:uiPriority w:val="99"/>
     <w:semiHidden/>
     <w:unhideWhenUsed/>
-    <w:uiPriority w:val="99"/>
     <w:tblPr>
       <w:tblCellMar>
         <w:top w:w="0" w:type="dxa"/>
@@ -3302,8 +4554,8 @@
   <w:style w:type="paragraph" w:styleId="2">
     <w:name w:val="macro"/>
     <w:link w:val="147"/>
+    <w:uiPriority w:val="99"/>
     <w:unhideWhenUsed/>
-    <w:uiPriority w:val="99"/>
     <w:pPr>
       <w:tabs>
         <w:tab w:val="left" w:pos="576"/>
@@ -3326,8 +4578,8 @@
   <w:style w:type="paragraph" w:styleId="12">
     <w:name w:val="List 3"/>
     <w:basedOn w:val="1"/>
+    <w:uiPriority w:val="99"/>
     <w:unhideWhenUsed/>
-    <w:uiPriority w:val="99"/>
     <w:pPr>
       <w:ind w:left="1080" w:hanging="360"/>
       <w:contextualSpacing/>
@@ -3336,8 +4588,9 @@
   <w:style w:type="paragraph" w:styleId="13">
     <w:name w:val="List Number 2"/>
     <w:basedOn w:val="1"/>
+    <w:uiPriority w:val="99"/>
     <w:unhideWhenUsed/>
-    <w:uiPriority w:val="99"/>
+    <w:qFormat/>
     <w:pPr>
       <w:numPr>
         <w:ilvl w:val="0"/>
@@ -3349,8 +4602,8 @@
   <w:style w:type="paragraph" w:styleId="14">
     <w:name w:val="List Number"/>
     <w:basedOn w:val="1"/>
+    <w:uiPriority w:val="99"/>
     <w:unhideWhenUsed/>
-    <w:uiPriority w:val="99"/>
     <w:pPr>
       <w:numPr>
         <w:ilvl w:val="0"/>
@@ -3363,10 +4616,10 @@
     <w:name w:val="caption"/>
     <w:basedOn w:val="1"/>
     <w:next w:val="1"/>
+    <w:uiPriority w:val="35"/>
     <w:semiHidden/>
     <w:unhideWhenUsed/>
     <w:qFormat/>
-    <w:uiPriority w:val="35"/>
     <w:pPr>
       <w:spacing w:line="240" w:lineRule="auto"/>
     </w:pPr>
@@ -3376,18 +4629,14 @@
       <w:color w:val="4F81BD" w:themeColor="accent1"/>
       <w:sz w:val="18"/>
       <w:szCs w:val="18"/>
-      <w14:textFill>
-        <w14:solidFill>
-          <w14:schemeClr w14:val="accent1"/>
-        </w14:solidFill>
-      </w14:textFill>
     </w:rPr>
   </w:style>
   <w:style w:type="paragraph" w:styleId="16">
     <w:name w:val="List Bullet"/>
     <w:basedOn w:val="1"/>
+    <w:uiPriority w:val="99"/>
     <w:unhideWhenUsed/>
-    <w:uiPriority w:val="99"/>
+    <w:qFormat/>
     <w:pPr>
       <w:numPr>
         <w:ilvl w:val="0"/>
@@ -3400,9 +4649,9 @@
     <w:name w:val="Body Text 3"/>
     <w:basedOn w:val="1"/>
     <w:link w:val="146"/>
+    <w:uiPriority w:val="99"/>
     <w:unhideWhenUsed/>
     <w:qFormat/>
-    <w:uiPriority w:val="99"/>
     <w:pPr>
       <w:spacing w:after="120"/>
     </w:pPr>
@@ -3414,8 +4663,8 @@
   <w:style w:type="paragraph" w:styleId="18">
     <w:name w:val="List Bullet 3"/>
     <w:basedOn w:val="1"/>
+    <w:uiPriority w:val="99"/>
     <w:unhideWhenUsed/>
-    <w:uiPriority w:val="99"/>
     <w:pPr>
       <w:numPr>
         <w:ilvl w:val="0"/>
@@ -3428,8 +4677,8 @@
     <w:name w:val="Body Text"/>
     <w:basedOn w:val="1"/>
     <w:link w:val="144"/>
+    <w:uiPriority w:val="99"/>
     <w:unhideWhenUsed/>
-    <w:uiPriority w:val="99"/>
     <w:pPr>
       <w:spacing w:after="120"/>
     </w:pPr>
@@ -3437,9 +4686,9 @@
   <w:style w:type="paragraph" w:styleId="20">
     <w:name w:val="List Number 3"/>
     <w:basedOn w:val="1"/>
+    <w:uiPriority w:val="99"/>
     <w:unhideWhenUsed/>
     <w:qFormat/>
-    <w:uiPriority w:val="99"/>
     <w:pPr>
       <w:numPr>
         <w:ilvl w:val="0"/>
@@ -3451,8 +4700,9 @@
   <w:style w:type="paragraph" w:styleId="21">
     <w:name w:val="List 2"/>
     <w:basedOn w:val="1"/>
+    <w:uiPriority w:val="99"/>
     <w:unhideWhenUsed/>
-    <w:uiPriority w:val="99"/>
+    <w:qFormat/>
     <w:pPr>
       <w:ind w:left="720" w:hanging="360"/>
       <w:contextualSpacing/>
@@ -3461,9 +4711,9 @@
   <w:style w:type="paragraph" w:styleId="22">
     <w:name w:val="List Continue"/>
     <w:basedOn w:val="1"/>
+    <w:uiPriority w:val="99"/>
     <w:unhideWhenUsed/>
     <w:qFormat/>
-    <w:uiPriority w:val="99"/>
     <w:pPr>
       <w:spacing w:after="120"/>
       <w:ind w:left="360"/>
@@ -3473,8 +4723,8 @@
   <w:style w:type="paragraph" w:styleId="23">
     <w:name w:val="List Bullet 2"/>
     <w:basedOn w:val="1"/>
+    <w:uiPriority w:val="99"/>
     <w:unhideWhenUsed/>
-    <w:uiPriority w:val="99"/>
     <w:pPr>
       <w:numPr>
         <w:ilvl w:val="0"/>
@@ -3487,8 +4737,8 @@
     <w:name w:val="footer"/>
     <w:basedOn w:val="1"/>
     <w:link w:val="136"/>
+    <w:uiPriority w:val="99"/>
     <w:unhideWhenUsed/>
-    <w:uiPriority w:val="99"/>
     <w:pPr>
       <w:tabs>
         <w:tab w:val="center" w:pos="4680"/>
@@ -3501,8 +4751,8 @@
     <w:name w:val="header"/>
     <w:basedOn w:val="1"/>
     <w:link w:val="135"/>
+    <w:uiPriority w:val="99"/>
     <w:unhideWhenUsed/>
-    <w:uiPriority w:val="99"/>
     <w:pPr>
       <w:tabs>
         <w:tab w:val="center" w:pos="4680"/>
@@ -3516,8 +4766,8 @@
     <w:basedOn w:val="1"/>
     <w:next w:val="1"/>
     <w:link w:val="142"/>
+    <w:uiPriority w:val="11"/>
     <w:qFormat/>
-    <w:uiPriority w:val="11"/>
     <w:rPr>
       <w:rFonts w:asciiTheme="majorHAnsi" w:hAnsiTheme="majorHAnsi" w:eastAsiaTheme="majorEastAsia" w:cstheme="majorBidi"/>
       <w:i/>
@@ -3526,18 +4776,13 @@
       <w:spacing w:val="15"/>
       <w:sz w:val="24"/>
       <w:szCs w:val="24"/>
-      <w14:textFill>
-        <w14:solidFill>
-          <w14:schemeClr w14:val="accent1"/>
-        </w14:solidFill>
-      </w14:textFill>
     </w:rPr>
   </w:style>
   <w:style w:type="paragraph" w:styleId="27">
     <w:name w:val="List"/>
     <w:basedOn w:val="1"/>
+    <w:uiPriority w:val="99"/>
     <w:unhideWhenUsed/>
-    <w:uiPriority w:val="99"/>
     <w:pPr>
       <w:ind w:left="360" w:hanging="360"/>
       <w:contextualSpacing/>
@@ -3547,8 +4792,8 @@
     <w:name w:val="Body Text 2"/>
     <w:basedOn w:val="1"/>
     <w:link w:val="145"/>
+    <w:uiPriority w:val="99"/>
     <w:unhideWhenUsed/>
-    <w:uiPriority w:val="99"/>
     <w:pPr>
       <w:spacing w:after="120" w:line="480" w:lineRule="auto"/>
     </w:pPr>
@@ -3556,8 +4801,8 @@
   <w:style w:type="paragraph" w:styleId="29">
     <w:name w:val="List Continue 2"/>
     <w:basedOn w:val="1"/>
+    <w:uiPriority w:val="99"/>
     <w:unhideWhenUsed/>
-    <w:uiPriority w:val="99"/>
     <w:pPr>
       <w:spacing w:after="120"/>
       <w:ind w:left="720"/>
@@ -3567,8 +4812,8 @@
   <w:style w:type="paragraph" w:styleId="30">
     <w:name w:val="List Continue 3"/>
     <w:basedOn w:val="1"/>
+    <w:uiPriority w:val="99"/>
     <w:unhideWhenUsed/>
-    <w:uiPriority w:val="99"/>
     <w:pPr>
       <w:spacing w:after="120"/>
       <w:ind w:left="1080"/>
@@ -3580,8 +4825,8 @@
     <w:basedOn w:val="1"/>
     <w:next w:val="1"/>
     <w:link w:val="141"/>
+    <w:uiPriority w:val="10"/>
     <w:qFormat/>
-    <w:uiPriority w:val="10"/>
     <w:pPr>
       <w:pBdr>
         <w:bottom w:val="single" w:color="4F81BD" w:themeColor="accent1" w:sz="8" w:space="4"/>
@@ -3601,8 +4846,8 @@
   <w:style w:type="table" w:styleId="33">
     <w:name w:val="Table Grid"/>
     <w:basedOn w:val="32"/>
+    <w:uiPriority w:val="59"/>
     <w:qFormat/>
-    <w:uiPriority w:val="59"/>
     <w:pPr>
       <w:spacing w:after="0" w:line="240" w:lineRule="auto"/>
     </w:pPr>
@@ -3626,8 +4871,8 @@
   <w:style w:type="table" w:styleId="34">
     <w:name w:val="Light Shading"/>
     <w:basedOn w:val="32"/>
+    <w:uiPriority w:val="60"/>
     <w:qFormat/>
-    <w:uiPriority w:val="60"/>
     <w:pPr>
       <w:spacing w:after="0" w:line="240" w:lineRule="auto"/>
     </w:pPr>
@@ -3726,8 +4971,8 @@
   <w:style w:type="table" w:styleId="35">
     <w:name w:val="Light Shading Accent 1"/>
     <w:basedOn w:val="32"/>
+    <w:uiPriority w:val="60"/>
     <w:qFormat/>
-    <w:uiPriority w:val="60"/>
     <w:pPr>
       <w:spacing w:after="0" w:line="240" w:lineRule="auto"/>
     </w:pPr>
@@ -3826,8 +5071,8 @@
   <w:style w:type="table" w:styleId="36">
     <w:name w:val="Light Shading Accent 2"/>
     <w:basedOn w:val="32"/>
+    <w:uiPriority w:val="60"/>
     <w:qFormat/>
-    <w:uiPriority w:val="60"/>
     <w:pPr>
       <w:spacing w:after="0" w:line="240" w:lineRule="auto"/>
     </w:pPr>
@@ -3926,8 +5171,8 @@
   <w:style w:type="table" w:styleId="37">
     <w:name w:val="Light Shading Accent 3"/>
     <w:basedOn w:val="32"/>
+    <w:uiPriority w:val="60"/>
     <w:qFormat/>
-    <w:uiPriority w:val="60"/>
     <w:pPr>
       <w:spacing w:after="0" w:line="240" w:lineRule="auto"/>
     </w:pPr>
@@ -4026,8 +5271,8 @@
   <w:style w:type="table" w:styleId="38">
     <w:name w:val="Light Shading Accent 4"/>
     <w:basedOn w:val="32"/>
+    <w:uiPriority w:val="60"/>
     <w:qFormat/>
-    <w:uiPriority w:val="60"/>
     <w:pPr>
       <w:spacing w:after="0" w:line="240" w:lineRule="auto"/>
     </w:pPr>
@@ -4126,8 +5371,8 @@
   <w:style w:type="table" w:styleId="39">
     <w:name w:val="Light Shading Accent 5"/>
     <w:basedOn w:val="32"/>
+    <w:uiPriority w:val="60"/>
     <w:qFormat/>
-    <w:uiPriority w:val="60"/>
     <w:pPr>
       <w:spacing w:after="0" w:line="240" w:lineRule="auto"/>
     </w:pPr>
@@ -4226,8 +5471,8 @@
   <w:style w:type="table" w:styleId="40">
     <w:name w:val="Light Shading Accent 6"/>
     <w:basedOn w:val="32"/>
+    <w:uiPriority w:val="60"/>
     <w:qFormat/>
-    <w:uiPriority w:val="60"/>
     <w:pPr>
       <w:spacing w:after="0" w:line="240" w:lineRule="auto"/>
     </w:pPr>
@@ -4352,11 +5597,6 @@
         <w:b/>
         <w:bCs/>
         <w:color w:val="FFFFFF" w:themeColor="background1"/>
-        <w14:textFill>
-          <w14:solidFill>
-            <w14:schemeClr w14:val="bg1"/>
-          </w14:solidFill>
-        </w14:textFill>
       </w:rPr>
       <w:tblPr/>
       <w:tcPr>
@@ -4420,6 +5660,7 @@
     <w:name w:val="Light List Accent 1"/>
     <w:basedOn w:val="32"/>
     <w:uiPriority w:val="61"/>
+    <w:qFormat/>
     <w:pPr>
       <w:spacing w:after="0" w:line="240" w:lineRule="auto"/>
     </w:pPr>
@@ -4445,11 +5686,6 @@
         <w:b/>
         <w:bCs/>
         <w:color w:val="FFFFFF" w:themeColor="background1"/>
-        <w14:textFill>
-          <w14:solidFill>
-            <w14:schemeClr w14:val="bg1"/>
-          </w14:solidFill>
-        </w14:textFill>
       </w:rPr>
       <w:tblPr/>
       <w:tcPr>
@@ -4538,11 +5774,6 @@
         <w:b/>
         <w:bCs/>
         <w:color w:val="FFFFFF" w:themeColor="background1"/>
-        <w14:textFill>
-          <w14:solidFill>
-            <w14:schemeClr w14:val="bg1"/>
-          </w14:solidFill>
-        </w14:textFill>
       </w:rPr>
       <w:tblPr/>
       <w:tcPr>
@@ -4605,8 +5836,8 @@
   <w:style w:type="table" w:styleId="44">
     <w:name w:val="Light List Accent 3"/>
     <w:basedOn w:val="32"/>
+    <w:uiPriority w:val="61"/>
     <w:qFormat/>
-    <w:uiPriority w:val="61"/>
     <w:pPr>
       <w:spacing w:after="0" w:line="240" w:lineRule="auto"/>
     </w:pPr>
@@ -4632,11 +5863,6 @@
         <w:b/>
         <w:bCs/>
         <w:color w:val="FFFFFF" w:themeColor="background1"/>
-        <w14:textFill>
-          <w14:solidFill>
-            <w14:schemeClr w14:val="bg1"/>
-          </w14:solidFill>
-        </w14:textFill>
       </w:rPr>
       <w:tblPr/>
       <w:tcPr>
@@ -4725,11 +5951,6 @@
         <w:b/>
         <w:bCs/>
         <w:color w:val="FFFFFF" w:themeColor="background1"/>
-        <w14:textFill>
-          <w14:solidFill>
-            <w14:schemeClr w14:val="bg1"/>
-          </w14:solidFill>
-        </w14:textFill>
       </w:rPr>
       <w:tblPr/>
       <w:tcPr>
@@ -4818,11 +6039,6 @@
         <w:b/>
         <w:bCs/>
         <w:color w:val="FFFFFF" w:themeColor="background1"/>
-        <w14:textFill>
-          <w14:solidFill>
-            <w14:schemeClr w14:val="bg1"/>
-          </w14:solidFill>
-        </w14:textFill>
       </w:rPr>
       <w:tblPr/>
       <w:tcPr>
@@ -4911,11 +6127,6 @@
         <w:b/>
         <w:bCs/>
         <w:color w:val="FFFFFF" w:themeColor="background1"/>
-        <w14:textFill>
-          <w14:solidFill>
-            <w14:schemeClr w14:val="bg1"/>
-          </w14:solidFill>
-        </w14:textFill>
       </w:rPr>
       <w:tblPr/>
       <w:tcPr>
@@ -5887,11 +7098,6 @@
         <w:b/>
         <w:bCs/>
         <w:color w:val="FFFFFF" w:themeColor="background1"/>
-        <w14:textFill>
-          <w14:solidFill>
-            <w14:schemeClr w14:val="bg1"/>
-          </w14:solidFill>
-        </w14:textFill>
       </w:rPr>
       <w:tblPr/>
       <w:tcPr>
@@ -5994,11 +7200,6 @@
         <w:b/>
         <w:bCs/>
         <w:color w:val="FFFFFF" w:themeColor="background1"/>
-        <w14:textFill>
-          <w14:solidFill>
-            <w14:schemeClr w14:val="bg1"/>
-          </w14:solidFill>
-        </w14:textFill>
       </w:rPr>
       <w:tblPr/>
       <w:tcPr>
@@ -6101,11 +7302,6 @@
         <w:b/>
         <w:bCs/>
         <w:color w:val="FFFFFF" w:themeColor="background1"/>
-        <w14:textFill>
-          <w14:solidFill>
-            <w14:schemeClr w14:val="bg1"/>
-          </w14:solidFill>
-        </w14:textFill>
       </w:rPr>
       <w:tblPr/>
       <w:tcPr>
@@ -6208,11 +7404,6 @@
         <w:b/>
         <w:bCs/>
         <w:color w:val="FFFFFF" w:themeColor="background1"/>
-        <w14:textFill>
-          <w14:solidFill>
-            <w14:schemeClr w14:val="bg1"/>
-          </w14:solidFill>
-        </w14:textFill>
       </w:rPr>
       <w:tblPr/>
       <w:tcPr>
@@ -6315,11 +7506,6 @@
         <w:b/>
         <w:bCs/>
         <w:color w:val="FFFFFF" w:themeColor="background1"/>
-        <w14:textFill>
-          <w14:solidFill>
-            <w14:schemeClr w14:val="bg1"/>
-          </w14:solidFill>
-        </w14:textFill>
       </w:rPr>
       <w:tblPr/>
       <w:tcPr>
@@ -6422,11 +7608,6 @@
         <w:b/>
         <w:bCs/>
         <w:color w:val="FFFFFF" w:themeColor="background1"/>
-        <w14:textFill>
-          <w14:solidFill>
-            <w14:schemeClr w14:val="bg1"/>
-          </w14:solidFill>
-        </w14:textFill>
       </w:rPr>
       <w:tblPr/>
       <w:tcPr>
@@ -6529,11 +7710,6 @@
         <w:b/>
         <w:bCs/>
         <w:color w:val="FFFFFF" w:themeColor="background1"/>
-        <w14:textFill>
-          <w14:solidFill>
-            <w14:schemeClr w14:val="bg1"/>
-          </w14:solidFill>
-        </w14:textFill>
       </w:rPr>
       <w:tblPr/>
       <w:tcPr>
@@ -6633,11 +7809,6 @@
         <w:b/>
         <w:bCs/>
         <w:color w:val="FFFFFF" w:themeColor="background1"/>
-        <w14:textFill>
-          <w14:solidFill>
-            <w14:schemeClr w14:val="bg1"/>
-          </w14:solidFill>
-        </w14:textFill>
       </w:rPr>
       <w:tblPr/>
       <w:tcPr>
@@ -6677,11 +7848,6 @@
         <w:b/>
         <w:bCs/>
         <w:color w:val="FFFFFF" w:themeColor="background1"/>
-        <w14:textFill>
-          <w14:solidFill>
-            <w14:schemeClr w14:val="bg1"/>
-          </w14:solidFill>
-        </w14:textFill>
       </w:rPr>
       <w:tblPr/>
       <w:tcPr>
@@ -6701,11 +7867,6 @@
         <w:b/>
         <w:bCs/>
         <w:color w:val="FFFFFF" w:themeColor="background1"/>
-        <w14:textFill>
-          <w14:solidFill>
-            <w14:schemeClr w14:val="bg1"/>
-          </w14:solidFill>
-        </w14:textFill>
       </w:rPr>
       <w:tblPr/>
       <w:tcPr>
@@ -6752,11 +7913,6 @@
     <w:tblStylePr w:type="nwCell">
       <w:rPr>
         <w:color w:val="FFFFFF" w:themeColor="background1"/>
-        <w14:textFill>
-          <w14:solidFill>
-            <w14:schemeClr w14:val="bg1"/>
-          </w14:solidFill>
-        </w14:textFill>
       </w:rPr>
       <w:tblPr/>
       <w:tcPr>
@@ -6774,8 +7930,8 @@
   <w:style w:type="table" w:styleId="63">
     <w:name w:val="Medium Shading 2 Accent 1"/>
     <w:basedOn w:val="32"/>
+    <w:uiPriority w:val="64"/>
     <w:qFormat/>
-    <w:uiPriority w:val="64"/>
     <w:pPr>
       <w:spacing w:after="0" w:line="240" w:lineRule="auto"/>
     </w:pPr>
@@ -6799,11 +7955,6 @@
         <w:b/>
         <w:bCs/>
         <w:color w:val="FFFFFF" w:themeColor="background1"/>
-        <w14:textFill>
-          <w14:solidFill>
-            <w14:schemeClr w14:val="bg1"/>
-          </w14:solidFill>
-        </w14:textFill>
       </w:rPr>
       <w:tblPr/>
       <w:tcPr>
@@ -6843,11 +7994,6 @@
         <w:b/>
         <w:bCs/>
         <w:color w:val="FFFFFF" w:themeColor="background1"/>
-        <w14:textFill>
-          <w14:solidFill>
-            <w14:schemeClr w14:val="bg1"/>
-          </w14:solidFill>
-        </w14:textFill>
       </w:rPr>
       <w:tblPr/>
       <w:tcPr>
@@ -6867,11 +8013,6 @@
         <w:b/>
         <w:bCs/>
         <w:color w:val="FFFFFF" w:themeColor="background1"/>
-        <w14:textFill>
-          <w14:solidFill>
-            <w14:schemeClr w14:val="bg1"/>
-          </w14:solidFill>
-        </w14:textFill>
       </w:rPr>
       <w:tblPr/>
       <w:tcPr>
@@ -6918,11 +8059,6 @@
     <w:tblStylePr w:type="nwCell">
       <w:rPr>
         <w:color w:val="FFFFFF" w:themeColor="background1"/>
-        <w14:textFill>
-          <w14:solidFill>
-            <w14:schemeClr w14:val="bg1"/>
-          </w14:solidFill>
-        </w14:textFill>
       </w:rPr>
       <w:tblPr/>
       <w:tcPr>
@@ -6964,11 +8100,6 @@
         <w:b/>
         <w:bCs/>
         <w:color w:val="FFFFFF" w:themeColor="background1"/>
-        <w14:textFill>
-          <w14:solidFill>
-            <w14:schemeClr w14:val="bg1"/>
-          </w14:solidFill>
-        </w14:textFill>
       </w:rPr>
       <w:tblPr/>
       <w:tcPr>
@@ -7008,11 +8139,6 @@
         <w:b/>
         <w:bCs/>
         <w:color w:val="FFFFFF" w:themeColor="background1"/>
-        <w14:textFill>
-          <w14:solidFill>
-            <w14:schemeClr w14:val="bg1"/>
-          </w14:solidFill>
-        </w14:textFill>
       </w:rPr>
       <w:tblPr/>
       <w:tcPr>
@@ -7032,11 +8158,6 @@
         <w:b/>
         <w:bCs/>
         <w:color w:val="FFFFFF" w:themeColor="background1"/>
-        <w14:textFill>
-          <w14:solidFill>
-            <w14:schemeClr w14:val="bg1"/>
-          </w14:solidFill>
-        </w14:textFill>
       </w:rPr>
       <w:tblPr/>
       <w:tcPr>
@@ -7083,11 +8204,6 @@
     <w:tblStylePr w:type="nwCell">
       <w:rPr>
         <w:color w:val="FFFFFF" w:themeColor="background1"/>
-        <w14:textFill>
-          <w14:solidFill>
-            <w14:schemeClr w14:val="bg1"/>
-          </w14:solidFill>
-        </w14:textFill>
       </w:rPr>
       <w:tblPr/>
       <w:tcPr>
@@ -7105,8 +8221,8 @@
   <w:style w:type="table" w:styleId="65">
     <w:name w:val="Medium Shading 2 Accent 3"/>
     <w:basedOn w:val="32"/>
+    <w:uiPriority w:val="64"/>
     <w:qFormat/>
-    <w:uiPriority w:val="64"/>
     <w:pPr>
       <w:spacing w:after="0" w:line="240" w:lineRule="auto"/>
     </w:pPr>
@@ -7130,11 +8246,6 @@
         <w:b/>
         <w:bCs/>
         <w:color w:val="FFFFFF" w:themeColor="background1"/>
-        <w14:textFill>
-          <w14:solidFill>
-            <w14:schemeClr w14:val="bg1"/>
-          </w14:solidFill>
-        </w14:textFill>
       </w:rPr>
       <w:tblPr/>
       <w:tcPr>
@@ -7174,11 +8285,6 @@
         <w:b/>
         <w:bCs/>
         <w:color w:val="FFFFFF" w:themeColor="background1"/>
-        <w14:textFill>
-          <w14:solidFill>
-            <w14:schemeClr w14:val="bg1"/>
-          </w14:solidFill>
-        </w14:textFill>
       </w:rPr>
       <w:tblPr/>
       <w:tcPr>
@@ -7198,11 +8304,6 @@
         <w:b/>
         <w:bCs/>
         <w:color w:val="FFFFFF" w:themeColor="background1"/>
-        <w14:textFill>
-          <w14:solidFill>
-            <w14:schemeClr w14:val="bg1"/>
-          </w14:solidFill>
-        </w14:textFill>
       </w:rPr>
       <w:tblPr/>
       <w:tcPr>
@@ -7249,11 +8350,6 @@
     <w:tblStylePr w:type="nwCell">
       <w:rPr>
         <w:color w:val="FFFFFF" w:themeColor="background1"/>
-        <w14:textFill>
-          <w14:solidFill>
-            <w14:schemeClr w14:val="bg1"/>
-          </w14:solidFill>
-        </w14:textFill>
       </w:rPr>
       <w:tblPr/>
       <w:tcPr>
@@ -7295,11 +8391,6 @@
         <w:b/>
         <w:bCs/>
         <w:color w:val="FFFFFF" w:themeColor="background1"/>
-        <w14:textFill>
-          <w14:solidFill>
-            <w14:schemeClr w14:val="bg1"/>
-          </w14:solidFill>
-        </w14:textFill>
       </w:rPr>
       <w:tblPr/>
       <w:tcPr>
@@ -7339,11 +8430,6 @@
         <w:b/>
         <w:bCs/>
         <w:color w:val="FFFFFF" w:themeColor="background1"/>
-        <w14:textFill>
-          <w14:solidFill>
-            <w14:schemeClr w14:val="bg1"/>
-          </w14:solidFill>
-        </w14:textFill>
       </w:rPr>
       <w:tblPr/>
       <w:tcPr>
@@ -7363,11 +8449,6 @@
         <w:b/>
         <w:bCs/>
         <w:color w:val="FFFFFF" w:themeColor="background1"/>
-        <w14:textFill>
-          <w14:solidFill>
-            <w14:schemeClr w14:val="bg1"/>
-          </w14:solidFill>
-        </w14:textFill>
       </w:rPr>
       <w:tblPr/>
       <w:tcPr>
@@ -7414,11 +8495,6 @@
     <w:tblStylePr w:type="nwCell">
       <w:rPr>
         <w:color w:val="FFFFFF" w:themeColor="background1"/>
-        <w14:textFill>
-          <w14:solidFill>
-            <w14:schemeClr w14:val="bg1"/>
-          </w14:solidFill>
-        </w14:textFill>
       </w:rPr>
       <w:tblPr/>
       <w:tcPr>
@@ -7460,11 +8536,6 @@
         <w:b/>
         <w:bCs/>
         <w:color w:val="FFFFFF" w:themeColor="background1"/>
-        <w14:textFill>
-          <w14:solidFill>
-            <w14:schemeClr w14:val="bg1"/>
-          </w14:solidFill>
-        </w14:textFill>
       </w:rPr>
       <w:tblPr/>
       <w:tcPr>
@@ -7504,11 +8575,6 @@
         <w:b/>
         <w:bCs/>
         <w:color w:val="FFFFFF" w:themeColor="background1"/>
-        <w14:textFill>
-          <w14:solidFill>
-            <w14:schemeClr w14:val="bg1"/>
-          </w14:solidFill>
-        </w14:textFill>
       </w:rPr>
       <w:tblPr/>
       <w:tcPr>
@@ -7528,11 +8594,6 @@
         <w:b/>
         <w:bCs/>
         <w:color w:val="FFFFFF" w:themeColor="background1"/>
-        <w14:textFill>
-          <w14:solidFill>
-            <w14:schemeClr w14:val="bg1"/>
-          </w14:solidFill>
-        </w14:textFill>
       </w:rPr>
       <w:tblPr/>
       <w:tcPr>
@@ -7579,11 +8640,6 @@
     <w:tblStylePr w:type="nwCell">
       <w:rPr>
         <w:color w:val="FFFFFF" w:themeColor="background1"/>
-        <w14:textFill>
-          <w14:solidFill>
-            <w14:schemeClr w14:val="bg1"/>
-          </w14:solidFill>
-        </w14:textFill>
       </w:rPr>
       <w:tblPr/>
       <w:tcPr>
@@ -7625,11 +8681,6 @@
         <w:b/>
         <w:bCs/>
         <w:color w:val="FFFFFF" w:themeColor="background1"/>
-        <w14:textFill>
-          <w14:solidFill>
-            <w14:schemeClr w14:val="bg1"/>
-          </w14:solidFill>
-        </w14:textFill>
       </w:rPr>
       <w:tblPr/>
       <w:tcPr>
@@ -7669,11 +8720,6 @@
         <w:b/>
         <w:bCs/>
         <w:color w:val="FFFFFF" w:themeColor="background1"/>
-        <w14:textFill>
-          <w14:solidFill>
-            <w14:schemeClr w14:val="bg1"/>
-          </w14:solidFill>
-        </w14:textFill>
       </w:rPr>
       <w:tblPr/>
       <w:tcPr>
@@ -7693,11 +8739,6 @@
         <w:b/>
         <w:bCs/>
         <w:color w:val="FFFFFF" w:themeColor="background1"/>
-        <w14:textFill>
-          <w14:solidFill>
-            <w14:schemeClr w14:val="bg1"/>
-          </w14:solidFill>
-        </w14:textFill>
       </w:rPr>
       <w:tblPr/>
       <w:tcPr>
@@ -7744,11 +8785,6 @@
     <w:tblStylePr w:type="nwCell">
       <w:rPr>
         <w:color w:val="FFFFFF" w:themeColor="background1"/>
-        <w14:textFill>
-          <w14:solidFill>
-            <w14:schemeClr w14:val="bg1"/>
-          </w14:solidFill>
-        </w14:textFill>
       </w:rPr>
       <w:tblPr/>
       <w:tcPr>
@@ -7772,11 +8808,6 @@
     </w:pPr>
     <w:rPr>
       <w:color w:val="000000" w:themeColor="text1"/>
-      <w14:textFill>
-        <w14:solidFill>
-          <w14:schemeClr w14:val="tx1"/>
-        </w14:solidFill>
-      </w14:textFill>
     </w:rPr>
     <w:tblPr>
       <w:tblBorders>
@@ -7807,11 +8838,6 @@
         <w:b/>
         <w:bCs/>
         <w:color w:val="1F497D" w:themeColor="text2"/>
-        <w14:textFill>
-          <w14:solidFill>
-            <w14:schemeClr w14:val="tx2"/>
-          </w14:solidFill>
-        </w14:textFill>
       </w:rPr>
       <w:tblPr/>
       <w:tcPr>
@@ -7862,11 +8888,6 @@
     </w:pPr>
     <w:rPr>
       <w:color w:val="000000" w:themeColor="text1"/>
-      <w14:textFill>
-        <w14:solidFill>
-          <w14:schemeClr w14:val="tx1"/>
-        </w14:solidFill>
-      </w14:textFill>
     </w:rPr>
     <w:tblPr>
       <w:tblBorders>
@@ -7897,11 +8918,6 @@
         <w:b/>
         <w:bCs/>
         <w:color w:val="1F497D" w:themeColor="text2"/>
-        <w14:textFill>
-          <w14:solidFill>
-            <w14:schemeClr w14:val="tx2"/>
-          </w14:solidFill>
-        </w14:textFill>
       </w:rPr>
       <w:tblPr/>
       <w:tcPr>
@@ -7952,11 +8968,6 @@
     </w:pPr>
     <w:rPr>
       <w:color w:val="000000" w:themeColor="text1"/>
-      <w14:textFill>
-        <w14:solidFill>
-          <w14:schemeClr w14:val="tx1"/>
-        </w14:solidFill>
-      </w14:textFill>
     </w:rPr>
     <w:tblPr>
       <w:tblBorders>
@@ -7987,11 +8998,6 @@
         <w:b/>
         <w:bCs/>
         <w:color w:val="1F497D" w:themeColor="text2"/>
-        <w14:textFill>
-          <w14:solidFill>
-            <w14:schemeClr w14:val="tx2"/>
-          </w14:solidFill>
-        </w14:textFill>
       </w:rPr>
       <w:tblPr/>
       <w:tcPr>
@@ -8042,11 +9048,6 @@
     </w:pPr>
     <w:rPr>
       <w:color w:val="000000" w:themeColor="text1"/>
-      <w14:textFill>
-        <w14:solidFill>
-          <w14:schemeClr w14:val="tx1"/>
-        </w14:solidFill>
-      </w14:textFill>
     </w:rPr>
     <w:tblPr>
       <w:tblBorders>
@@ -8077,11 +9078,6 @@
         <w:b/>
         <w:bCs/>
         <w:color w:val="1F497D" w:themeColor="text2"/>
-        <w14:textFill>
-          <w14:solidFill>
-            <w14:schemeClr w14:val="tx2"/>
-          </w14:solidFill>
-        </w14:textFill>
       </w:rPr>
       <w:tblPr/>
       <w:tcPr>
@@ -8132,11 +9128,6 @@
     </w:pPr>
     <w:rPr>
       <w:color w:val="000000" w:themeColor="text1"/>
-      <w14:textFill>
-        <w14:solidFill>
-          <w14:schemeClr w14:val="tx1"/>
-        </w14:solidFill>
-      </w14:textFill>
     </w:rPr>
     <w:tblPr>
       <w:tblBorders>
@@ -8167,11 +9158,6 @@
         <w:b/>
         <w:bCs/>
         <w:color w:val="1F497D" w:themeColor="text2"/>
-        <w14:textFill>
-          <w14:solidFill>
-            <w14:schemeClr w14:val="tx2"/>
-          </w14:solidFill>
-        </w14:textFill>
       </w:rPr>
       <w:tblPr/>
       <w:tcPr>
@@ -8222,11 +9208,6 @@
     </w:pPr>
     <w:rPr>
       <w:color w:val="000000" w:themeColor="text1"/>
-      <w14:textFill>
-        <w14:solidFill>
-          <w14:schemeClr w14:val="tx1"/>
-        </w14:solidFill>
-      </w14:textFill>
     </w:rPr>
     <w:tblPr>
       <w:tblBorders>
@@ -8257,11 +9238,6 @@
         <w:b/>
         <w:bCs/>
         <w:color w:val="1F497D" w:themeColor="text2"/>
-        <w14:textFill>
-          <w14:solidFill>
-            <w14:schemeClr w14:val="tx2"/>
-          </w14:solidFill>
-        </w14:textFill>
       </w:rPr>
       <w:tblPr/>
       <w:tcPr>
@@ -8307,16 +9283,12 @@
     <w:name w:val="Medium List 1 Accent 6"/>
     <w:basedOn w:val="32"/>
     <w:uiPriority w:val="65"/>
+    <w:qFormat/>
     <w:pPr>
       <w:spacing w:after="0" w:line="240" w:lineRule="auto"/>
     </w:pPr>
     <w:rPr>
       <w:color w:val="000000" w:themeColor="text1"/>
-      <w14:textFill>
-        <w14:solidFill>
-          <w14:schemeClr w14:val="tx1"/>
-        </w14:solidFill>
-      </w14:textFill>
     </w:rPr>
     <w:tblPr>
       <w:tblBorders>
@@ -8347,11 +9319,6 @@
         <w:b/>
         <w:bCs/>
         <w:color w:val="1F497D" w:themeColor="text2"/>
-        <w14:textFill>
-          <w14:solidFill>
-            <w14:schemeClr w14:val="tx2"/>
-          </w14:solidFill>
-        </w14:textFill>
       </w:rPr>
       <w:tblPr/>
       <w:tcPr>
@@ -8397,17 +9364,13 @@
     <w:name w:val="Medium List 2"/>
     <w:basedOn w:val="32"/>
     <w:uiPriority w:val="66"/>
+    <w:qFormat/>
     <w:pPr>
       <w:spacing w:after="0" w:line="240" w:lineRule="auto"/>
     </w:pPr>
     <w:rPr>
       <w:rFonts w:asciiTheme="majorHAnsi" w:hAnsiTheme="majorHAnsi" w:eastAsiaTheme="majorEastAsia" w:cstheme="majorBidi"/>
       <w:color w:val="000000" w:themeColor="text1"/>
-      <w14:textFill>
-        <w14:solidFill>
-          <w14:schemeClr w14:val="tx1"/>
-        </w14:solidFill>
-      </w14:textFill>
     </w:rPr>
     <w:tblPr>
       <w:tblBorders>
@@ -8526,17 +9489,13 @@
     <w:name w:val="Medium List 2 Accent 1"/>
     <w:basedOn w:val="32"/>
     <w:uiPriority w:val="66"/>
+    <w:qFormat/>
     <w:pPr>
       <w:spacing w:after="0" w:line="240" w:lineRule="auto"/>
     </w:pPr>
     <w:rPr>
       <w:rFonts w:asciiTheme="majorHAnsi" w:hAnsiTheme="majorHAnsi" w:eastAsiaTheme="majorEastAsia" w:cstheme="majorBidi"/>
       <w:color w:val="000000" w:themeColor="text1"/>
-      <w14:textFill>
-        <w14:solidFill>
-          <w14:schemeClr w14:val="tx1"/>
-        </w14:solidFill>
-      </w14:textFill>
     </w:rPr>
     <w:tblPr>
       <w:tblBorders>
@@ -8661,11 +9620,6 @@
     <w:rPr>
       <w:rFonts w:asciiTheme="majorHAnsi" w:hAnsiTheme="majorHAnsi" w:eastAsiaTheme="majorEastAsia" w:cstheme="majorBidi"/>
       <w:color w:val="000000" w:themeColor="text1"/>
-      <w14:textFill>
-        <w14:solidFill>
-          <w14:schemeClr w14:val="tx1"/>
-        </w14:solidFill>
-      </w14:textFill>
     </w:rPr>
     <w:tblPr>
       <w:tblBorders>
@@ -8790,11 +9744,6 @@
     <w:rPr>
       <w:rFonts w:asciiTheme="majorHAnsi" w:hAnsiTheme="majorHAnsi" w:eastAsiaTheme="majorEastAsia" w:cstheme="majorBidi"/>
       <w:color w:val="000000" w:themeColor="text1"/>
-      <w14:textFill>
-        <w14:solidFill>
-          <w14:schemeClr w14:val="tx1"/>
-        </w14:solidFill>
-      </w14:textFill>
     </w:rPr>
     <w:tblPr>
       <w:tblBorders>
@@ -8919,11 +9868,6 @@
     <w:rPr>
       <w:rFonts w:asciiTheme="majorHAnsi" w:hAnsiTheme="majorHAnsi" w:eastAsiaTheme="majorEastAsia" w:cstheme="majorBidi"/>
       <w:color w:val="000000" w:themeColor="text1"/>
-      <w14:textFill>
-        <w14:solidFill>
-          <w14:schemeClr w14:val="tx1"/>
-        </w14:solidFill>
-      </w14:textFill>
     </w:rPr>
     <w:tblPr>
       <w:tblBorders>
@@ -9048,11 +9992,6 @@
     <w:rPr>
       <w:rFonts w:asciiTheme="majorHAnsi" w:hAnsiTheme="majorHAnsi" w:eastAsiaTheme="majorEastAsia" w:cstheme="majorBidi"/>
       <w:color w:val="000000" w:themeColor="text1"/>
-      <w14:textFill>
-        <w14:solidFill>
-          <w14:schemeClr w14:val="tx1"/>
-        </w14:solidFill>
-      </w14:textFill>
     </w:rPr>
     <w:tblPr>
       <w:tblBorders>
@@ -9177,11 +10116,6 @@
     <w:rPr>
       <w:rFonts w:asciiTheme="majorHAnsi" w:hAnsiTheme="majorHAnsi" w:eastAsiaTheme="majorEastAsia" w:cstheme="majorBidi"/>
       <w:color w:val="000000" w:themeColor="text1"/>
-      <w14:textFill>
-        <w14:solidFill>
-          <w14:schemeClr w14:val="tx1"/>
-        </w14:solidFill>
-      </w14:textFill>
     </w:rPr>
     <w:tblPr>
       <w:tblBorders>
@@ -9789,11 +10723,6 @@
     <w:rPr>
       <w:rFonts w:asciiTheme="majorHAnsi" w:hAnsiTheme="majorHAnsi" w:eastAsiaTheme="majorEastAsia" w:cstheme="majorBidi"/>
       <w:color w:val="000000" w:themeColor="text1"/>
-      <w14:textFill>
-        <w14:solidFill>
-          <w14:schemeClr w14:val="tx1"/>
-        </w14:solidFill>
-      </w14:textFill>
     </w:rPr>
     <w:tblPr>
       <w:tblBorders>
@@ -9819,11 +10748,6 @@
         <w:b/>
         <w:bCs/>
         <w:color w:val="000000" w:themeColor="text1"/>
-        <w14:textFill>
-          <w14:solidFill>
-            <w14:schemeClr w14:val="tx1"/>
-          </w14:solidFill>
-        </w14:textFill>
       </w:rPr>
       <w:tblPr/>
       <w:tcPr>
@@ -9835,11 +10759,6 @@
         <w:b/>
         <w:bCs/>
         <w:color w:val="000000" w:themeColor="text1"/>
-        <w14:textFill>
-          <w14:solidFill>
-            <w14:schemeClr w14:val="tx1"/>
-          </w14:solidFill>
-        </w14:textFill>
       </w:rPr>
       <w:tblPr/>
       <w:tcPr>
@@ -9859,11 +10778,6 @@
         <w:b/>
         <w:bCs/>
         <w:color w:val="000000" w:themeColor="text1"/>
-        <w14:textFill>
-          <w14:solidFill>
-            <w14:schemeClr w14:val="tx1"/>
-          </w14:solidFill>
-        </w14:textFill>
       </w:rPr>
       <w:tblPr/>
       <w:tcPr>
@@ -9883,11 +10797,6 @@
         <w:b w:val="0"/>
         <w:bCs w:val="0"/>
         <w:color w:val="000000" w:themeColor="text1"/>
-        <w14:textFill>
-          <w14:solidFill>
-            <w14:schemeClr w14:val="tx1"/>
-          </w14:solidFill>
-        </w14:textFill>
       </w:rPr>
       <w:tblPr/>
       <w:tcPr>
@@ -9935,11 +10844,6 @@
     <w:rPr>
       <w:rFonts w:asciiTheme="majorHAnsi" w:hAnsiTheme="majorHAnsi" w:eastAsiaTheme="majorEastAsia" w:cstheme="majorBidi"/>
       <w:color w:val="000000" w:themeColor="text1"/>
-      <w14:textFill>
-        <w14:solidFill>
-          <w14:schemeClr w14:val="tx1"/>
-        </w14:solidFill>
-      </w14:textFill>
     </w:rPr>
     <w:tblPr>
       <w:tblBorders>
@@ -9965,11 +10869,6 @@
         <w:b/>
         <w:bCs/>
         <w:color w:val="000000" w:themeColor="text1"/>
-        <w14:textFill>
-          <w14:solidFill>
-            <w14:schemeClr w14:val="tx1"/>
-          </w14:solidFill>
-        </w14:textFill>
       </w:rPr>
       <w:tblPr/>
       <w:tcPr>
@@ -9981,11 +10880,6 @@
         <w:b/>
         <w:bCs/>
         <w:color w:val="000000" w:themeColor="text1"/>
-        <w14:textFill>
-          <w14:solidFill>
-            <w14:schemeClr w14:val="tx1"/>
-          </w14:solidFill>
-        </w14:textFill>
       </w:rPr>
       <w:tblPr/>
       <w:tcPr>
@@ -10005,11 +10899,6 @@
         <w:b/>
         <w:bCs/>
         <w:color w:val="000000" w:themeColor="text1"/>
-        <w14:textFill>
-          <w14:solidFill>
-            <w14:schemeClr w14:val="tx1"/>
-          </w14:solidFill>
-        </w14:textFill>
       </w:rPr>
       <w:tblPr/>
       <w:tcPr>
@@ -10029,11 +10918,6 @@
         <w:b w:val="0"/>
         <w:bCs w:val="0"/>
         <w:color w:val="000000" w:themeColor="text1"/>
-        <w14:textFill>
-          <w14:solidFill>
-            <w14:schemeClr w14:val="tx1"/>
-          </w14:solidFill>
-        </w14:textFill>
       </w:rPr>
       <w:tblPr/>
       <w:tcPr>
@@ -10081,11 +10965,6 @@
     <w:rPr>
       <w:rFonts w:asciiTheme="majorHAnsi" w:hAnsiTheme="majorHAnsi" w:eastAsiaTheme="majorEastAsia" w:cstheme="majorBidi"/>
       <w:color w:val="000000" w:themeColor="text1"/>
-      <w14:textFill>
-        <w14:solidFill>
-          <w14:schemeClr w14:val="tx1"/>
-        </w14:solidFill>
-      </w14:textFill>
     </w:rPr>
     <w:tblPr>
       <w:tblBorders>
@@ -10111,11 +10990,6 @@
         <w:b/>
         <w:bCs/>
         <w:color w:val="000000" w:themeColor="text1"/>
-        <w14:textFill>
-          <w14:solidFill>
-            <w14:schemeClr w14:val="tx1"/>
-          </w14:solidFill>
-        </w14:textFill>
       </w:rPr>
       <w:tblPr/>
       <w:tcPr>
@@ -10127,11 +11001,6 @@
         <w:b/>
         <w:bCs/>
         <w:color w:val="000000" w:themeColor="text1"/>
-        <w14:textFill>
-          <w14:solidFill>
-            <w14:schemeClr w14:val="tx1"/>
-          </w14:solidFill>
-        </w14:textFill>
       </w:rPr>
       <w:tblPr/>
       <w:tcPr>
@@ -10151,11 +11020,6 @@
         <w:b/>
         <w:bCs/>
         <w:color w:val="000000" w:themeColor="text1"/>
-        <w14:textFill>
-          <w14:solidFill>
-            <w14:schemeClr w14:val="tx1"/>
-          </w14:solidFill>
-        </w14:textFill>
       </w:rPr>
       <w:tblPr/>
       <w:tcPr>
@@ -10175,11 +11039,6 @@
         <w:b w:val="0"/>
         <w:bCs w:val="0"/>
         <w:color w:val="000000" w:themeColor="text1"/>
-        <w14:textFill>
-          <w14:solidFill>
-            <w14:schemeClr w14:val="tx1"/>
-          </w14:solidFill>
-        </w14:textFill>
       </w:rPr>
       <w:tblPr/>
       <w:tcPr>
@@ -10227,11 +11086,6 @@
     <w:rPr>
       <w:rFonts w:asciiTheme="majorHAnsi" w:hAnsiTheme="majorHAnsi" w:eastAsiaTheme="majorEastAsia" w:cstheme="majorBidi"/>
       <w:color w:val="000000" w:themeColor="text1"/>
-      <w14:textFill>
-        <w14:solidFill>
-          <w14:schemeClr w14:val="tx1"/>
-        </w14:solidFill>
-      </w14:textFill>
     </w:rPr>
     <w:tblPr>
       <w:tblBorders>
@@ -10257,11 +11111,6 @@
         <w:b/>
         <w:bCs/>
         <w:color w:val="000000" w:themeColor="text1"/>
-        <w14:textFill>
-          <w14:solidFill>
-            <w14:schemeClr w14:val="tx1"/>
-          </w14:solidFill>
-        </w14:textFill>
       </w:rPr>
       <w:tblPr/>
       <w:tcPr>
@@ -10273,11 +11122,6 @@
         <w:b/>
         <w:bCs/>
         <w:color w:val="000000" w:themeColor="text1"/>
-        <w14:textFill>
-          <w14:solidFill>
-            <w14:schemeClr w14:val="tx1"/>
-          </w14:solidFill>
-        </w14:textFill>
       </w:rPr>
       <w:tblPr/>
       <w:tcPr>
@@ -10297,11 +11141,6 @@
         <w:b/>
         <w:bCs/>
         <w:color w:val="000000" w:themeColor="text1"/>
-        <w14:textFill>
-          <w14:solidFill>
-            <w14:schemeClr w14:val="tx1"/>
-          </w14:solidFill>
-        </w14:textFill>
       </w:rPr>
       <w:tblPr/>
       <w:tcPr>
@@ -10321,11 +11160,6 @@
         <w:b w:val="0"/>
         <w:bCs w:val="0"/>
         <w:color w:val="000000" w:themeColor="text1"/>
-        <w14:textFill>
-          <w14:solidFill>
-            <w14:schemeClr w14:val="tx1"/>
-          </w14:solidFill>
-        </w14:textFill>
       </w:rPr>
       <w:tblPr/>
       <w:tcPr>
@@ -10373,11 +11207,6 @@
     <w:rPr>
       <w:rFonts w:asciiTheme="majorHAnsi" w:hAnsiTheme="majorHAnsi" w:eastAsiaTheme="majorEastAsia" w:cstheme="majorBidi"/>
       <w:color w:val="000000" w:themeColor="text1"/>
-      <w14:textFill>
-        <w14:solidFill>
-          <w14:schemeClr w14:val="tx1"/>
-        </w14:solidFill>
-      </w14:textFill>
     </w:rPr>
     <w:tblPr>
       <w:tblBorders>
@@ -10403,11 +11232,6 @@
         <w:b/>
         <w:bCs/>
         <w:color w:val="000000" w:themeColor="text1"/>
-        <w14:textFill>
-          <w14:solidFill>
-            <w14:schemeClr w14:val="tx1"/>
-          </w14:solidFill>
-        </w14:textFill>
       </w:rPr>
       <w:tblPr/>
       <w:tcPr>
@@ -10419,11 +11243,6 @@
         <w:b/>
         <w:bCs/>
         <w:color w:val="000000" w:themeColor="text1"/>
-        <w14:textFill>
-          <w14:solidFill>
-            <w14:schemeClr w14:val="tx1"/>
-          </w14:solidFill>
-        </w14:textFill>
       </w:rPr>
       <w:tblPr/>
       <w:tcPr>
@@ -10443,11 +11262,6 @@
         <w:b/>
         <w:bCs/>
         <w:color w:val="000000" w:themeColor="text1"/>
-        <w14:textFill>
-          <w14:solidFill>
-            <w14:schemeClr w14:val="tx1"/>
-          </w14:solidFill>
-        </w14:textFill>
       </w:rPr>
       <w:tblPr/>
       <w:tcPr>
@@ -10467,11 +11281,6 @@
         <w:b w:val="0"/>
         <w:bCs w:val="0"/>
         <w:color w:val="000000" w:themeColor="text1"/>
-        <w14:textFill>
-          <w14:solidFill>
-            <w14:schemeClr w14:val="tx1"/>
-          </w14:solidFill>
-        </w14:textFill>
       </w:rPr>
       <w:tblPr/>
       <w:tcPr>
@@ -10519,11 +11328,6 @@
     <w:rPr>
       <w:rFonts w:asciiTheme="majorHAnsi" w:hAnsiTheme="majorHAnsi" w:eastAsiaTheme="majorEastAsia" w:cstheme="majorBidi"/>
       <w:color w:val="000000" w:themeColor="text1"/>
-      <w14:textFill>
-        <w14:solidFill>
-          <w14:schemeClr w14:val="tx1"/>
-        </w14:solidFill>
-      </w14:textFill>
     </w:rPr>
     <w:tblPr>
       <w:tblBorders>
@@ -10549,11 +11353,6 @@
         <w:b/>
         <w:bCs/>
         <w:color w:val="000000" w:themeColor="text1"/>
-        <w14:textFill>
-          <w14:solidFill>
-            <w14:schemeClr w14:val="tx1"/>
-          </w14:solidFill>
-        </w14:textFill>
       </w:rPr>
       <w:tblPr/>
       <w:tcPr>
@@ -10565,11 +11364,6 @@
         <w:b/>
         <w:bCs/>
         <w:color w:val="000000" w:themeColor="text1"/>
-        <w14:textFill>
-          <w14:solidFill>
-            <w14:schemeClr w14:val="tx1"/>
-          </w14:solidFill>
-        </w14:textFill>
       </w:rPr>
       <w:tblPr/>
       <w:tcPr>
@@ -10589,11 +11383,6 @@
         <w:b/>
         <w:bCs/>
         <w:color w:val="000000" w:themeColor="text1"/>
-        <w14:textFill>
-          <w14:solidFill>
-            <w14:schemeClr w14:val="tx1"/>
-          </w14:solidFill>
-        </w14:textFill>
       </w:rPr>
       <w:tblPr/>
       <w:tcPr>
@@ -10613,11 +11402,6 @@
         <w:b w:val="0"/>
         <w:bCs w:val="0"/>
         <w:color w:val="000000" w:themeColor="text1"/>
-        <w14:textFill>
-          <w14:solidFill>
-            <w14:schemeClr w14:val="tx1"/>
-          </w14:solidFill>
-        </w14:textFill>
       </w:rPr>
       <w:tblPr/>
       <w:tcPr>
@@ -10665,11 +11449,6 @@
     <w:rPr>
       <w:rFonts w:asciiTheme="majorHAnsi" w:hAnsiTheme="majorHAnsi" w:eastAsiaTheme="majorEastAsia" w:cstheme="majorBidi"/>
       <w:color w:val="000000" w:themeColor="text1"/>
-      <w14:textFill>
-        <w14:solidFill>
-          <w14:schemeClr w14:val="tx1"/>
-        </w14:solidFill>
-      </w14:textFill>
     </w:rPr>
     <w:tblPr>
       <w:tblBorders>
@@ -10695,11 +11474,6 @@
         <w:b/>
         <w:bCs/>
         <w:color w:val="000000" w:themeColor="text1"/>
-        <w14:textFill>
-          <w14:solidFill>
-            <w14:schemeClr w14:val="tx1"/>
-          </w14:solidFill>
-        </w14:textFill>
       </w:rPr>
       <w:tblPr/>
       <w:tcPr>
@@ -10711,11 +11485,6 @@
         <w:b/>
         <w:bCs/>
         <w:color w:val="000000" w:themeColor="text1"/>
-        <w14:textFill>
-          <w14:solidFill>
-            <w14:schemeClr w14:val="tx1"/>
-          </w14:solidFill>
-        </w14:textFill>
       </w:rPr>
       <w:tblPr/>
       <w:tcPr>
@@ -10735,11 +11504,6 @@
         <w:b/>
         <w:bCs/>
         <w:color w:val="000000" w:themeColor="text1"/>
-        <w14:textFill>
-          <w14:solidFill>
-            <w14:schemeClr w14:val="tx1"/>
-          </w14:solidFill>
-        </w14:textFill>
       </w:rPr>
       <w:tblPr/>
       <w:tcPr>
@@ -10759,11 +11523,6 @@
         <w:b w:val="0"/>
         <w:bCs w:val="0"/>
         <w:color w:val="000000" w:themeColor="text1"/>
-        <w14:textFill>
-          <w14:solidFill>
-            <w14:schemeClr w14:val="tx1"/>
-          </w14:solidFill>
-        </w14:textFill>
       </w:rPr>
       <w:tblPr/>
       <w:tcPr>
@@ -10834,11 +11593,6 @@
         <w:i w:val="0"/>
         <w:iCs w:val="0"/>
         <w:color w:val="FFFFFF" w:themeColor="background1"/>
-        <w14:textFill>
-          <w14:solidFill>
-            <w14:schemeClr w14:val="bg1"/>
-          </w14:solidFill>
-        </w14:textFill>
       </w:rPr>
       <w:tblPr/>
       <w:tcPr>
@@ -10860,11 +11614,6 @@
         <w:i w:val="0"/>
         <w:iCs w:val="0"/>
         <w:color w:val="FFFFFF" w:themeColor="background1"/>
-        <w14:textFill>
-          <w14:solidFill>
-            <w14:schemeClr w14:val="bg1"/>
-          </w14:solidFill>
-        </w14:textFill>
       </w:rPr>
       <w:tblPr/>
       <w:tcPr>
@@ -10886,11 +11635,6 @@
         <w:i w:val="0"/>
         <w:iCs w:val="0"/>
         <w:color w:val="FFFFFF" w:themeColor="background1"/>
-        <w14:textFill>
-          <w14:solidFill>
-            <w14:schemeClr w14:val="bg1"/>
-          </w14:solidFill>
-        </w14:textFill>
       </w:rPr>
       <w:tblPr/>
       <w:tcPr>
@@ -10910,11 +11654,6 @@
         <w:i w:val="0"/>
         <w:iCs w:val="0"/>
         <w:color w:val="FFFFFF" w:themeColor="background1"/>
-        <w14:textFill>
-          <w14:solidFill>
-            <w14:schemeClr w14:val="bg1"/>
-          </w14:solidFill>
-        </w14:textFill>
       </w:rPr>
       <w:tblPr/>
       <w:tcPr>
@@ -10991,11 +11730,6 @@
         <w:i w:val="0"/>
         <w:iCs w:val="0"/>
         <w:color w:val="FFFFFF" w:themeColor="background1"/>
-        <w14:textFill>
-          <w14:solidFill>
-            <w14:schemeClr w14:val="bg1"/>
-          </w14:solidFill>
-        </w14:textFill>
       </w:rPr>
       <w:tblPr/>
       <w:tcPr>
@@ -11017,11 +11751,6 @@
         <w:i w:val="0"/>
         <w:iCs w:val="0"/>
         <w:color w:val="FFFFFF" w:themeColor="background1"/>
-        <w14:textFill>
-          <w14:solidFill>
-            <w14:schemeClr w14:val="bg1"/>
-          </w14:solidFill>
-        </w14:textFill>
       </w:rPr>
       <w:tblPr/>
       <w:tcPr>
@@ -11043,11 +11772,6 @@
         <w:i w:val="0"/>
         <w:iCs w:val="0"/>
         <w:color w:val="FFFFFF" w:themeColor="background1"/>
-        <w14:textFill>
-          <w14:solidFill>
-            <w14:schemeClr w14:val="bg1"/>
-          </w14:solidFill>
-        </w14:textFill>
       </w:rPr>
       <w:tblPr/>
       <w:tcPr>
@@ -11067,11 +11791,6 @@
         <w:i w:val="0"/>
         <w:iCs w:val="0"/>
         <w:color w:val="FFFFFF" w:themeColor="background1"/>
-        <w14:textFill>
-          <w14:solidFill>
-            <w14:schemeClr w14:val="bg1"/>
-          </w14:solidFill>
-        </w14:textFill>
       </w:rPr>
       <w:tblPr/>
       <w:tcPr>
@@ -11148,11 +11867,6 @@
         <w:i w:val="0"/>
         <w:iCs w:val="0"/>
         <w:color w:val="FFFFFF" w:themeColor="background1"/>
-        <w14:textFill>
-          <w14:solidFill>
-            <w14:schemeClr w14:val="bg1"/>
-          </w14:solidFill>
-        </w14:textFill>
       </w:rPr>
       <w:tblPr/>
       <w:tcPr>
@@ -11174,11 +11888,6 @@
         <w:i w:val="0"/>
         <w:iCs w:val="0"/>
         <w:color w:val="FFFFFF" w:themeColor="background1"/>
-        <w14:textFill>
-          <w14:solidFill>
-            <w14:schemeClr w14:val="bg1"/>
-          </w14:solidFill>
-        </w14:textFill>
       </w:rPr>
       <w:tblPr/>
       <w:tcPr>
@@ -11200,11 +11909,6 @@
         <w:i w:val="0"/>
         <w:iCs w:val="0"/>
         <w:color w:val="FFFFFF" w:themeColor="background1"/>
-        <w14:textFill>
-          <w14:solidFill>
-            <w14:schemeClr w14:val="bg1"/>
-          </w14:solidFill>
-        </w14:textFill>
       </w:rPr>
       <w:tblPr/>
       <w:tcPr>
@@ -11224,11 +11928,6 @@
         <w:i w:val="0"/>
         <w:iCs w:val="0"/>
         <w:color w:val="FFFFFF" w:themeColor="background1"/>
-        <w14:textFill>
-          <w14:solidFill>
-            <w14:schemeClr w14:val="bg1"/>
-          </w14:solidFill>
-        </w14:textFill>
       </w:rPr>
       <w:tblPr/>
       <w:tcPr>
@@ -11305,11 +12004,6 @@
         <w:i w:val="0"/>
         <w:iCs w:val="0"/>
         <w:color w:val="FFFFFF" w:themeColor="background1"/>
-        <w14:textFill>
-          <w14:solidFill>
-            <w14:schemeClr w14:val="bg1"/>
-          </w14:solidFill>
-        </w14:textFill>
       </w:rPr>
       <w:tblPr/>
       <w:tcPr>
@@ -11331,11 +12025,6 @@
         <w:i w:val="0"/>
         <w:iCs w:val="0"/>
         <w:color w:val="FFFFFF" w:themeColor="background1"/>
-        <w14:textFill>
-          <w14:solidFill>
-            <w14:schemeClr w14:val="bg1"/>
-          </w14:solidFill>
-        </w14:textFill>
       </w:rPr>
       <w:tblPr/>
       <w:tcPr>
@@ -11357,11 +12046,6 @@
         <w:i w:val="0"/>
         <w:iCs w:val="0"/>
         <w:color w:val="FFFFFF" w:themeColor="background1"/>
-        <w14:textFill>
-          <w14:solidFill>
-            <w14:schemeClr w14:val="bg1"/>
-          </w14:solidFill>
-        </w14:textFill>
       </w:rPr>
       <w:tblPr/>
       <w:tcPr>
@@ -11381,11 +12065,6 @@
         <w:i w:val="0"/>
         <w:iCs w:val="0"/>
         <w:color w:val="FFFFFF" w:themeColor="background1"/>
-        <w14:textFill>
-          <w14:solidFill>
-            <w14:schemeClr w14:val="bg1"/>
-          </w14:solidFill>
-        </w14:textFill>
       </w:rPr>
       <w:tblPr/>
       <w:tcPr>
@@ -11462,11 +12141,6 @@
         <w:i w:val="0"/>
         <w:iCs w:val="0"/>
         <w:color w:val="FFFFFF" w:themeColor="background1"/>
-        <w14:textFill>
-          <w14:solidFill>
-            <w14:schemeClr w14:val="bg1"/>
-          </w14:solidFill>
-        </w14:textFill>
       </w:rPr>
       <w:tblPr/>
       <w:tcPr>
@@ -11488,11 +12162,6 @@
         <w:i w:val="0"/>
         <w:iCs w:val="0"/>
         <w:color w:val="FFFFFF" w:themeColor="background1"/>
-        <w14:textFill>
-          <w14:solidFill>
-            <w14:schemeClr w14:val="bg1"/>
-          </w14:solidFill>
-        </w14:textFill>
       </w:rPr>
       <w:tblPr/>
       <w:tcPr>
@@ -11514,11 +12183,6 @@
         <w:i w:val="0"/>
         <w:iCs w:val="0"/>
         <w:color w:val="FFFFFF" w:themeColor="background1"/>
-        <w14:textFill>
-          <w14:solidFill>
-            <w14:schemeClr w14:val="bg1"/>
-          </w14:solidFill>
-        </w14:textFill>
       </w:rPr>
       <w:tblPr/>
       <w:tcPr>
@@ -11538,11 +12202,6 @@
         <w:i w:val="0"/>
         <w:iCs w:val="0"/>
         <w:color w:val="FFFFFF" w:themeColor="background1"/>
-        <w14:textFill>
-          <w14:solidFill>
-            <w14:schemeClr w14:val="bg1"/>
-          </w14:solidFill>
-        </w14:textFill>
       </w:rPr>
       <w:tblPr/>
       <w:tcPr>
@@ -11619,11 +12278,6 @@
         <w:i w:val="0"/>
         <w:iCs w:val="0"/>
         <w:color w:val="FFFFFF" w:themeColor="background1"/>
-        <w14:textFill>
-          <w14:solidFill>
-            <w14:schemeClr w14:val="bg1"/>
-          </w14:solidFill>
-        </w14:textFill>
       </w:rPr>
       <w:tblPr/>
       <w:tcPr>
@@ -11645,11 +12299,6 @@
         <w:i w:val="0"/>
         <w:iCs w:val="0"/>
         <w:color w:val="FFFFFF" w:themeColor="background1"/>
-        <w14:textFill>
-          <w14:solidFill>
-            <w14:schemeClr w14:val="bg1"/>
-          </w14:solidFill>
-        </w14:textFill>
       </w:rPr>
       <w:tblPr/>
       <w:tcPr>
@@ -11671,11 +12320,6 @@
         <w:i w:val="0"/>
         <w:iCs w:val="0"/>
         <w:color w:val="FFFFFF" w:themeColor="background1"/>
-        <w14:textFill>
-          <w14:solidFill>
-            <w14:schemeClr w14:val="bg1"/>
-          </w14:solidFill>
-        </w14:textFill>
       </w:rPr>
       <w:tblPr/>
       <w:tcPr>
@@ -11695,11 +12339,6 @@
         <w:i w:val="0"/>
         <w:iCs w:val="0"/>
         <w:color w:val="FFFFFF" w:themeColor="background1"/>
-        <w14:textFill>
-          <w14:solidFill>
-            <w14:schemeClr w14:val="bg1"/>
-          </w14:solidFill>
-        </w14:textFill>
       </w:rPr>
       <w:tblPr/>
       <w:tcPr>
@@ -11776,11 +12415,6 @@
         <w:i w:val="0"/>
         <w:iCs w:val="0"/>
         <w:color w:val="FFFFFF" w:themeColor="background1"/>
-        <w14:textFill>
-          <w14:solidFill>
-            <w14:schemeClr w14:val="bg1"/>
-          </w14:solidFill>
-        </w14:textFill>
       </w:rPr>
       <w:tblPr/>
       <w:tcPr>
@@ -11802,11 +12436,6 @@
         <w:i w:val="0"/>
         <w:iCs w:val="0"/>
         <w:color w:val="FFFFFF" w:themeColor="background1"/>
-        <w14:textFill>
-          <w14:solidFill>
-            <w14:schemeClr w14:val="bg1"/>
-          </w14:solidFill>
-        </w14:textFill>
       </w:rPr>
       <w:tblPr/>
       <w:tcPr>
@@ -11828,11 +12457,6 @@
         <w:i w:val="0"/>
         <w:iCs w:val="0"/>
         <w:color w:val="FFFFFF" w:themeColor="background1"/>
-        <w14:textFill>
-          <w14:solidFill>
-            <w14:schemeClr w14:val="bg1"/>
-          </w14:solidFill>
-        </w14:textFill>
       </w:rPr>
       <w:tblPr/>
       <w:tcPr>
@@ -11852,11 +12476,6 @@
         <w:i w:val="0"/>
         <w:iCs w:val="0"/>
         <w:color w:val="FFFFFF" w:themeColor="background1"/>
-        <w14:textFill>
-          <w14:solidFill>
-            <w14:schemeClr w14:val="bg1"/>
-          </w14:solidFill>
-        </w14:textFill>
       </w:rPr>
       <w:tblPr/>
       <w:tcPr>
@@ -11909,11 +12528,6 @@
     </w:pPr>
     <w:rPr>
       <w:color w:val="FFFFFF" w:themeColor="background1"/>
-      <w14:textFill>
-        <w14:solidFill>
-          <w14:schemeClr w14:val="bg1"/>
-        </w14:solidFill>
-      </w14:textFill>
     </w:rPr>
     <w:tblPr>
       <w:tblCellMar>
@@ -12024,11 +12638,6 @@
     </w:pPr>
     <w:rPr>
       <w:color w:val="FFFFFF" w:themeColor="background1"/>
-      <w14:textFill>
-        <w14:solidFill>
-          <w14:schemeClr w14:val="bg1"/>
-        </w14:solidFill>
-      </w14:textFill>
     </w:rPr>
     <w:tblPr>
       <w:tblCellMar>
@@ -12139,11 +12748,6 @@
     </w:pPr>
     <w:rPr>
       <w:color w:val="FFFFFF" w:themeColor="background1"/>
-      <w14:textFill>
-        <w14:solidFill>
-          <w14:schemeClr w14:val="bg1"/>
-        </w14:solidFill>
-      </w14:textFill>
     </w:rPr>
     <w:tblPr>
       <w:tblCellMar>
@@ -12254,11 +12858,6 @@
     </w:pPr>
     <w:rPr>
       <w:color w:val="FFFFFF" w:themeColor="background1"/>
-      <w14:textFill>
-        <w14:solidFill>
-          <w14:schemeClr w14:val="bg1"/>
-        </w14:solidFill>
-      </w14:textFill>
     </w:rPr>
     <w:tblPr>
       <w:tblCellMar>
@@ -12369,11 +12968,6 @@
     </w:pPr>
     <w:rPr>
       <w:color w:val="FFFFFF" w:themeColor="background1"/>
-      <w14:textFill>
-        <w14:solidFill>
-          <w14:schemeClr w14:val="bg1"/>
-        </w14:solidFill>
-      </w14:textFill>
     </w:rPr>
     <w:tblPr>
       <w:tblCellMar>
@@ -12484,11 +13078,6 @@
     </w:pPr>
     <w:rPr>
       <w:color w:val="FFFFFF" w:themeColor="background1"/>
-      <w14:textFill>
-        <w14:solidFill>
-          <w14:schemeClr w14:val="bg1"/>
-        </w14:solidFill>
-      </w14:textFill>
     </w:rPr>
     <w:tblPr>
       <w:tblCellMar>
@@ -12599,11 +13188,6 @@
     </w:pPr>
     <w:rPr>
       <w:color w:val="FFFFFF" w:themeColor="background1"/>
-      <w14:textFill>
-        <w14:solidFill>
-          <w14:schemeClr w14:val="bg1"/>
-        </w14:solidFill>
-      </w14:textFill>
     </w:rPr>
     <w:tblPr>
       <w:tblCellMar>
@@ -12714,11 +13298,6 @@
     </w:pPr>
     <w:rPr>
       <w:color w:val="000000" w:themeColor="text1"/>
-      <w14:textFill>
-        <w14:solidFill>
-          <w14:schemeClr w14:val="tx1"/>
-        </w14:solidFill>
-      </w14:textFill>
     </w:rPr>
     <w:tblPr>
       <w:tblBorders>
@@ -12762,11 +13341,6 @@
         <w:b/>
         <w:bCs/>
         <w:color w:val="FFFFFF" w:themeColor="background1"/>
-        <w14:textFill>
-          <w14:solidFill>
-            <w14:schemeClr w14:val="bg1"/>
-          </w14:solidFill>
-        </w14:textFill>
       </w:rPr>
       <w:tblPr/>
       <w:tcPr>
@@ -12779,11 +13353,6 @@
     <w:tblStylePr w:type="firstCol">
       <w:rPr>
         <w:color w:val="FFFFFF" w:themeColor="background1"/>
-        <w14:textFill>
-          <w14:solidFill>
-            <w14:schemeClr w14:val="bg1"/>
-          </w14:solidFill>
-        </w14:textFill>
       </w:rPr>
       <w:tblPr/>
       <w:tcPr>
@@ -12801,11 +13370,6 @@
     <w:tblStylePr w:type="lastCol">
       <w:rPr>
         <w:color w:val="FFFFFF" w:themeColor="background1"/>
-        <w14:textFill>
-          <w14:solidFill>
-            <w14:schemeClr w14:val="bg1"/>
-          </w14:solidFill>
-        </w14:textFill>
       </w:rPr>
       <w:tblPr/>
       <w:tcPr>
@@ -12835,21 +13399,11 @@
     <w:tblStylePr w:type="neCell">
       <w:rPr>
         <w:color w:val="000000" w:themeColor="text1"/>
-        <w14:textFill>
-          <w14:solidFill>
-            <w14:schemeClr w14:val="tx1"/>
-          </w14:solidFill>
-        </w14:textFill>
       </w:rPr>
     </w:tblStylePr>
     <w:tblStylePr w:type="nwCell">
       <w:rPr>
         <w:color w:val="000000" w:themeColor="text1"/>
-        <w14:textFill>
-          <w14:solidFill>
-            <w14:schemeClr w14:val="tx1"/>
-          </w14:solidFill>
-        </w14:textFill>
       </w:rPr>
     </w:tblStylePr>
   </w:style>
@@ -12862,11 +13416,6 @@
     </w:pPr>
     <w:rPr>
       <w:color w:val="000000" w:themeColor="text1"/>
-      <w14:textFill>
-        <w14:solidFill>
-          <w14:schemeClr w14:val="tx1"/>
-        </w14:solidFill>
-      </w14:textFill>
     </w:rPr>
     <w:tblPr>
       <w:tblBorders>
@@ -12910,11 +13459,6 @@
         <w:b/>
         <w:bCs/>
         <w:color w:val="FFFFFF" w:themeColor="background1"/>
-        <w14:textFill>
-          <w14:solidFill>
-            <w14:schemeClr w14:val="bg1"/>
-          </w14:solidFill>
-        </w14:textFill>
       </w:rPr>
       <w:tblPr/>
       <w:tcPr>
@@ -12927,11 +13471,6 @@
     <w:tblStylePr w:type="firstCol">
       <w:rPr>
         <w:color w:val="FFFFFF" w:themeColor="background1"/>
-        <w14:textFill>
-          <w14:solidFill>
-            <w14:schemeClr w14:val="bg1"/>
-          </w14:solidFill>
-        </w14:textFill>
       </w:rPr>
       <w:tblPr/>
       <w:tcPr>
@@ -12949,11 +13488,6 @@
     <w:tblStylePr w:type="lastCol">
       <w:rPr>
         <w:color w:val="FFFFFF" w:themeColor="background1"/>
-        <w14:textFill>
-          <w14:solidFill>
-            <w14:schemeClr w14:val="bg1"/>
-          </w14:solidFill>
-        </w14:textFill>
       </w:rPr>
       <w:tblPr/>
       <w:tcPr>
@@ -12983,21 +13517,11 @@
     <w:tblStylePr w:type="neCell">
       <w:rPr>
         <w:color w:val="000000" w:themeColor="text1"/>
-        <w14:textFill>
-          <w14:solidFill>
-            <w14:schemeClr w14:val="tx1"/>
-          </w14:solidFill>
-        </w14:textFill>
       </w:rPr>
     </w:tblStylePr>
     <w:tblStylePr w:type="nwCell">
       <w:rPr>
         <w:color w:val="000000" w:themeColor="text1"/>
-        <w14:textFill>
-          <w14:solidFill>
-            <w14:schemeClr w14:val="tx1"/>
-          </w14:solidFill>
-        </w14:textFill>
       </w:rPr>
     </w:tblStylePr>
   </w:style>
@@ -13010,11 +13534,6 @@
     </w:pPr>
     <w:rPr>
       <w:color w:val="000000" w:themeColor="text1"/>
-      <w14:textFill>
-        <w14:solidFill>
-          <w14:schemeClr w14:val="tx1"/>
-        </w14:solidFill>
-      </w14:textFill>
     </w:rPr>
     <w:tblPr>
       <w:tblBorders>
@@ -13058,11 +13577,6 @@
         <w:b/>
         <w:bCs/>
         <w:color w:val="FFFFFF" w:themeColor="background1"/>
-        <w14:textFill>
-          <w14:solidFill>
-            <w14:schemeClr w14:val="bg1"/>
-          </w14:solidFill>
-        </w14:textFill>
       </w:rPr>
       <w:tblPr/>
       <w:tcPr>
@@ -13075,11 +13589,6 @@
     <w:tblStylePr w:type="firstCol">
       <w:rPr>
         <w:color w:val="FFFFFF" w:themeColor="background1"/>
-        <w14:textFill>
-          <w14:solidFill>
-            <w14:schemeClr w14:val="bg1"/>
-          </w14:solidFill>
-        </w14:textFill>
       </w:rPr>
       <w:tblPr/>
       <w:tcPr>
@@ -13097,11 +13606,6 @@
     <w:tblStylePr w:type="lastCol">
       <w:rPr>
         <w:color w:val="FFFFFF" w:themeColor="background1"/>
-        <w14:textFill>
-          <w14:solidFill>
-            <w14:schemeClr w14:val="bg1"/>
-          </w14:solidFill>
-        </w14:textFill>
       </w:rPr>
       <w:tblPr/>
       <w:tcPr>
@@ -13131,21 +13635,11 @@
     <w:tblStylePr w:type="neCell">
       <w:rPr>
         <w:color w:val="000000" w:themeColor="text1"/>
-        <w14:textFill>
-          <w14:solidFill>
-            <w14:schemeClr w14:val="tx1"/>
-          </w14:solidFill>
-        </w14:textFill>
       </w:rPr>
     </w:tblStylePr>
     <w:tblStylePr w:type="nwCell">
       <w:rPr>
         <w:color w:val="000000" w:themeColor="text1"/>
-        <w14:textFill>
-          <w14:solidFill>
-            <w14:schemeClr w14:val="tx1"/>
-          </w14:solidFill>
-        </w14:textFill>
       </w:rPr>
     </w:tblStylePr>
   </w:style>
@@ -13158,11 +13652,6 @@
     </w:pPr>
     <w:rPr>
       <w:color w:val="000000" w:themeColor="text1"/>
-      <w14:textFill>
-        <w14:solidFill>
-          <w14:schemeClr w14:val="tx1"/>
-        </w14:solidFill>
-      </w14:textFill>
     </w:rPr>
     <w:tblPr>
       <w:tblBorders>
@@ -13206,11 +13695,6 @@
         <w:b/>
         <w:bCs/>
         <w:color w:val="FFFFFF" w:themeColor="background1"/>
-        <w14:textFill>
-          <w14:solidFill>
-            <w14:schemeClr w14:val="bg1"/>
-          </w14:solidFill>
-        </w14:textFill>
       </w:rPr>
       <w:tblPr/>
       <w:tcPr>
@@ -13223,11 +13707,6 @@
     <w:tblStylePr w:type="firstCol">
       <w:rPr>
         <w:color w:val="FFFFFF" w:themeColor="background1"/>
-        <w14:textFill>
-          <w14:solidFill>
-            <w14:schemeClr w14:val="bg1"/>
-          </w14:solidFill>
-        </w14:textFill>
       </w:rPr>
       <w:tblPr/>
       <w:tcPr>
@@ -13245,11 +13724,6 @@
     <w:tblStylePr w:type="lastCol">
       <w:rPr>
         <w:color w:val="FFFFFF" w:themeColor="background1"/>
-        <w14:textFill>
-          <w14:solidFill>
-            <w14:schemeClr w14:val="bg1"/>
-          </w14:solidFill>
-        </w14:textFill>
       </w:rPr>
       <w:tblPr/>
       <w:tcPr>
@@ -13286,11 +13760,6 @@
     </w:pPr>
     <w:rPr>
       <w:color w:val="000000" w:themeColor="text1"/>
-      <w14:textFill>
-        <w14:solidFill>
-          <w14:schemeClr w14:val="tx1"/>
-        </w14:solidFill>
-      </w14:textFill>
     </w:rPr>
     <w:tblPr>
       <w:tblBorders>
@@ -13334,11 +13803,6 @@
         <w:b/>
         <w:bCs/>
         <w:color w:val="FFFFFF" w:themeColor="background1"/>
-        <w14:textFill>
-          <w14:solidFill>
-            <w14:schemeClr w14:val="bg1"/>
-          </w14:solidFill>
-        </w14:textFill>
       </w:rPr>
       <w:tblPr/>
       <w:tcPr>
@@ -13351,11 +13815,6 @@
     <w:tblStylePr w:type="firstCol">
       <w:rPr>
         <w:color w:val="FFFFFF" w:themeColor="background1"/>
-        <w14:textFill>
-          <w14:solidFill>
-            <w14:schemeClr w14:val="bg1"/>
-          </w14:solidFill>
-        </w14:textFill>
       </w:rPr>
       <w:tblPr/>
       <w:tcPr>
@@ -13373,11 +13832,6 @@
     <w:tblStylePr w:type="lastCol">
       <w:rPr>
         <w:color w:val="FFFFFF" w:themeColor="background1"/>
-        <w14:textFill>
-          <w14:solidFill>
-            <w14:schemeClr w14:val="bg1"/>
-          </w14:solidFill>
-        </w14:textFill>
       </w:rPr>
       <w:tblPr/>
       <w:tcPr>
@@ -13407,21 +13861,11 @@
     <w:tblStylePr w:type="neCell">
       <w:rPr>
         <w:color w:val="000000" w:themeColor="text1"/>
-        <w14:textFill>
-          <w14:solidFill>
-            <w14:schemeClr w14:val="tx1"/>
-          </w14:solidFill>
-        </w14:textFill>
       </w:rPr>
     </w:tblStylePr>
     <w:tblStylePr w:type="nwCell">
       <w:rPr>
         <w:color w:val="000000" w:themeColor="text1"/>
-        <w14:textFill>
-          <w14:solidFill>
-            <w14:schemeClr w14:val="tx1"/>
-          </w14:solidFill>
-        </w14:textFill>
       </w:rPr>
     </w:tblStylePr>
   </w:style>
@@ -13434,11 +13878,6 @@
     </w:pPr>
     <w:rPr>
       <w:color w:val="000000" w:themeColor="text1"/>
-      <w14:textFill>
-        <w14:solidFill>
-          <w14:schemeClr w14:val="tx1"/>
-        </w14:solidFill>
-      </w14:textFill>
     </w:rPr>
     <w:tblPr>
       <w:tblBorders>
@@ -13482,11 +13921,6 @@
         <w:b/>
         <w:bCs/>
         <w:color w:val="FFFFFF" w:themeColor="background1"/>
-        <w14:textFill>
-          <w14:solidFill>
-            <w14:schemeClr w14:val="bg1"/>
-          </w14:solidFill>
-        </w14:textFill>
       </w:rPr>
       <w:tblPr/>
       <w:tcPr>
@@ -13499,11 +13933,6 @@
     <w:tblStylePr w:type="firstCol">
       <w:rPr>
         <w:color w:val="FFFFFF" w:themeColor="background1"/>
-        <w14:textFill>
-          <w14:solidFill>
-            <w14:schemeClr w14:val="bg1"/>
-          </w14:solidFill>
-        </w14:textFill>
       </w:rPr>
       <w:tblPr/>
       <w:tcPr>
@@ -13521,11 +13950,6 @@
     <w:tblStylePr w:type="lastCol">
       <w:rPr>
         <w:color w:val="FFFFFF" w:themeColor="background1"/>
-        <w14:textFill>
-          <w14:solidFill>
-            <w14:schemeClr w14:val="bg1"/>
-          </w14:solidFill>
-        </w14:textFill>
       </w:rPr>
       <w:tblPr/>
       <w:tcPr>
@@ -13555,21 +13979,11 @@
     <w:tblStylePr w:type="neCell">
       <w:rPr>
         <w:color w:val="000000" w:themeColor="text1"/>
-        <w14:textFill>
-          <w14:solidFill>
-            <w14:schemeClr w14:val="tx1"/>
-          </w14:solidFill>
-        </w14:textFill>
       </w:rPr>
     </w:tblStylePr>
     <w:tblStylePr w:type="nwCell">
       <w:rPr>
         <w:color w:val="000000" w:themeColor="text1"/>
-        <w14:textFill>
-          <w14:solidFill>
-            <w14:schemeClr w14:val="tx1"/>
-          </w14:solidFill>
-        </w14:textFill>
       </w:rPr>
     </w:tblStylePr>
   </w:style>
@@ -13582,11 +13996,6 @@
     </w:pPr>
     <w:rPr>
       <w:color w:val="000000" w:themeColor="text1"/>
-      <w14:textFill>
-        <w14:solidFill>
-          <w14:schemeClr w14:val="tx1"/>
-        </w14:solidFill>
-      </w14:textFill>
     </w:rPr>
     <w:tblPr>
       <w:tblBorders>
@@ -13630,11 +14039,6 @@
         <w:b/>
         <w:bCs/>
         <w:color w:val="FFFFFF" w:themeColor="background1"/>
-        <w14:textFill>
-          <w14:solidFill>
-            <w14:schemeClr w14:val="bg1"/>
-          </w14:solidFill>
-        </w14:textFill>
       </w:rPr>
       <w:tblPr/>
       <w:tcPr>
@@ -13647,11 +14051,6 @@
     <w:tblStylePr w:type="firstCol">
       <w:rPr>
         <w:color w:val="FFFFFF" w:themeColor="background1"/>
-        <w14:textFill>
-          <w14:solidFill>
-            <w14:schemeClr w14:val="bg1"/>
-          </w14:solidFill>
-        </w14:textFill>
       </w:rPr>
       <w:tblPr/>
       <w:tcPr>
@@ -13669,11 +14068,6 @@
     <w:tblStylePr w:type="lastCol">
       <w:rPr>
         <w:color w:val="FFFFFF" w:themeColor="background1"/>
-        <w14:textFill>
-          <w14:solidFill>
-            <w14:schemeClr w14:val="bg1"/>
-          </w14:solidFill>
-        </w14:textFill>
       </w:rPr>
       <w:tblPr/>
       <w:tcPr>
@@ -13703,21 +14097,11 @@
     <w:tblStylePr w:type="neCell">
       <w:rPr>
         <w:color w:val="000000" w:themeColor="text1"/>
-        <w14:textFill>
-          <w14:solidFill>
-            <w14:schemeClr w14:val="tx1"/>
-          </w14:solidFill>
-        </w14:textFill>
       </w:rPr>
     </w:tblStylePr>
     <w:tblStylePr w:type="nwCell">
       <w:rPr>
         <w:color w:val="000000" w:themeColor="text1"/>
-        <w14:textFill>
-          <w14:solidFill>
-            <w14:schemeClr w14:val="tx1"/>
-          </w14:solidFill>
-        </w14:textFill>
       </w:rPr>
     </w:tblStylePr>
   </w:style>
@@ -13730,11 +14114,6 @@
     </w:pPr>
     <w:rPr>
       <w:color w:val="000000" w:themeColor="text1"/>
-      <w14:textFill>
-        <w14:solidFill>
-          <w14:schemeClr w14:val="tx1"/>
-        </w14:solidFill>
-      </w14:textFill>
     </w:rPr>
     <w:tblPr>
       <w:tblCellMar>
@@ -13752,11 +14131,6 @@
         <w:b/>
         <w:bCs/>
         <w:color w:val="FFFFFF" w:themeColor="background1"/>
-        <w14:textFill>
-          <w14:solidFill>
-            <w14:schemeClr w14:val="bg1"/>
-          </w14:solidFill>
-        </w14:textFill>
       </w:rPr>
       <w:tblPr/>
       <w:tcPr>
@@ -13822,11 +14196,6 @@
     </w:pPr>
     <w:rPr>
       <w:color w:val="000000" w:themeColor="text1"/>
-      <w14:textFill>
-        <w14:solidFill>
-          <w14:schemeClr w14:val="tx1"/>
-        </w14:solidFill>
-      </w14:textFill>
     </w:rPr>
     <w:tblPr>
       <w:tblCellMar>
@@ -13844,11 +14213,6 @@
         <w:b/>
         <w:bCs/>
         <w:color w:val="FFFFFF" w:themeColor="background1"/>
-        <w14:textFill>
-          <w14:solidFill>
-            <w14:schemeClr w14:val="bg1"/>
-          </w14:solidFill>
-        </w14:textFill>
       </w:rPr>
       <w:tblPr/>
       <w:tcPr>
@@ -13914,11 +14278,6 @@
     </w:pPr>
     <w:rPr>
       <w:color w:val="000000" w:themeColor="text1"/>
-      <w14:textFill>
-        <w14:solidFill>
-          <w14:schemeClr w14:val="tx1"/>
-        </w14:solidFill>
-      </w14:textFill>
     </w:rPr>
     <w:tblPr>
       <w:tblCellMar>
@@ -13936,11 +14295,6 @@
         <w:b/>
         <w:bCs/>
         <w:color w:val="FFFFFF" w:themeColor="background1"/>
-        <w14:textFill>
-          <w14:solidFill>
-            <w14:schemeClr w14:val="bg1"/>
-          </w14:solidFill>
-        </w14:textFill>
       </w:rPr>
       <w:tblPr/>
       <w:tcPr>
@@ -14006,11 +14360,6 @@
     </w:pPr>
     <w:rPr>
       <w:color w:val="000000" w:themeColor="text1"/>
-      <w14:textFill>
-        <w14:solidFill>
-          <w14:schemeClr w14:val="tx1"/>
-        </w14:solidFill>
-      </w14:textFill>
     </w:rPr>
     <w:tblPr>
       <w:tblCellMar>
@@ -14028,11 +14377,6 @@
         <w:b/>
         <w:bCs/>
         <w:color w:val="FFFFFF" w:themeColor="background1"/>
-        <w14:textFill>
-          <w14:solidFill>
-            <w14:schemeClr w14:val="bg1"/>
-          </w14:solidFill>
-        </w14:textFill>
       </w:rPr>
       <w:tblPr/>
       <w:tcPr>
@@ -14098,11 +14442,6 @@
     </w:pPr>
     <w:rPr>
       <w:color w:val="000000" w:themeColor="text1"/>
-      <w14:textFill>
-        <w14:solidFill>
-          <w14:schemeClr w14:val="tx1"/>
-        </w14:solidFill>
-      </w14:textFill>
     </w:rPr>
     <w:tblPr>
       <w:tblCellMar>
@@ -14120,11 +14459,6 @@
         <w:b/>
         <w:bCs/>
         <w:color w:val="FFFFFF" w:themeColor="background1"/>
-        <w14:textFill>
-          <w14:solidFill>
-            <w14:schemeClr w14:val="bg1"/>
-          </w14:solidFill>
-        </w14:textFill>
       </w:rPr>
       <w:tblPr/>
       <w:tcPr>
@@ -14190,11 +14524,6 @@
     </w:pPr>
     <w:rPr>
       <w:color w:val="000000" w:themeColor="text1"/>
-      <w14:textFill>
-        <w14:solidFill>
-          <w14:schemeClr w14:val="tx1"/>
-        </w14:solidFill>
-      </w14:textFill>
     </w:rPr>
     <w:tblPr>
       <w:tblCellMar>
@@ -14212,11 +14541,6 @@
         <w:b/>
         <w:bCs/>
         <w:color w:val="FFFFFF" w:themeColor="background1"/>
-        <w14:textFill>
-          <w14:solidFill>
-            <w14:schemeClr w14:val="bg1"/>
-          </w14:solidFill>
-        </w14:textFill>
       </w:rPr>
       <w:tblPr/>
       <w:tcPr>
@@ -14282,11 +14606,6 @@
     </w:pPr>
     <w:rPr>
       <w:color w:val="000000" w:themeColor="text1"/>
-      <w14:textFill>
-        <w14:solidFill>
-          <w14:schemeClr w14:val="tx1"/>
-        </w14:solidFill>
-      </w14:textFill>
     </w:rPr>
     <w:tblPr>
       <w:tblCellMar>
@@ -14304,11 +14623,6 @@
         <w:b/>
         <w:bCs/>
         <w:color w:val="FFFFFF" w:themeColor="background1"/>
-        <w14:textFill>
-          <w14:solidFill>
-            <w14:schemeClr w14:val="bg1"/>
-          </w14:solidFill>
-        </w14:textFill>
       </w:rPr>
       <w:tblPr/>
       <w:tcPr>
@@ -14374,11 +14688,6 @@
     </w:pPr>
     <w:rPr>
       <w:color w:val="000000" w:themeColor="text1"/>
-      <w14:textFill>
-        <w14:solidFill>
-          <w14:schemeClr w14:val="tx1"/>
-        </w14:solidFill>
-      </w14:textFill>
     </w:rPr>
     <w:tblPr>
       <w:tblBorders>
@@ -14409,11 +14718,6 @@
         <w:b/>
         <w:bCs/>
         <w:color w:val="000000" w:themeColor="text1"/>
-        <w14:textFill>
-          <w14:solidFill>
-            <w14:schemeClr w14:val="tx1"/>
-          </w14:solidFill>
-        </w14:textFill>
       </w:rPr>
       <w:tblPr/>
       <w:tcPr>
@@ -14423,11 +14727,6 @@
     <w:tblStylePr w:type="firstCol">
       <w:rPr>
         <w:color w:val="FFFFFF" w:themeColor="background1"/>
-        <w14:textFill>
-          <w14:solidFill>
-            <w14:schemeClr w14:val="bg1"/>
-          </w14:solidFill>
-        </w14:textFill>
       </w:rPr>
       <w:tblPr/>
       <w:tcPr>
@@ -14437,11 +14736,6 @@
     <w:tblStylePr w:type="lastCol">
       <w:rPr>
         <w:color w:val="FFFFFF" w:themeColor="background1"/>
-        <w14:textFill>
-          <w14:solidFill>
-            <w14:schemeClr w14:val="bg1"/>
-          </w14:solidFill>
-        </w14:textFill>
       </w:rPr>
       <w:tblPr/>
       <w:tcPr>
@@ -14470,11 +14764,6 @@
     </w:pPr>
     <w:rPr>
       <w:color w:val="000000" w:themeColor="text1"/>
-      <w14:textFill>
-        <w14:solidFill>
-          <w14:schemeClr w14:val="tx1"/>
-        </w14:solidFill>
-      </w14:textFill>
     </w:rPr>
     <w:tblPr>
       <w:tblBorders>
@@ -14505,11 +14794,6 @@
         <w:b/>
         <w:bCs/>
         <w:color w:val="000000" w:themeColor="text1"/>
-        <w14:textFill>
-          <w14:solidFill>
-            <w14:schemeClr w14:val="tx1"/>
-          </w14:solidFill>
-        </w14:textFill>
       </w:rPr>
       <w:tblPr/>
       <w:tcPr>
@@ -14519,11 +14803,6 @@
     <w:tblStylePr w:type="firstCol">
       <w:rPr>
         <w:color w:val="FFFFFF" w:themeColor="background1"/>
-        <w14:textFill>
-          <w14:solidFill>
-            <w14:schemeClr w14:val="bg1"/>
-          </w14:solidFill>
-        </w14:textFill>
       </w:rPr>
       <w:tblPr/>
       <w:tcPr>
@@ -14533,11 +14812,6 @@
     <w:tblStylePr w:type="lastCol">
       <w:rPr>
         <w:color w:val="FFFFFF" w:themeColor="background1"/>
-        <w14:textFill>
-          <w14:solidFill>
-            <w14:schemeClr w14:val="bg1"/>
-          </w14:solidFill>
-        </w14:textFill>
       </w:rPr>
       <w:tblPr/>
       <w:tcPr>
@@ -14566,11 +14840,6 @@
     </w:pPr>
     <w:rPr>
       <w:color w:val="000000" w:themeColor="text1"/>
-      <w14:textFill>
-        <w14:solidFill>
-          <w14:schemeClr w14:val="tx1"/>
-        </w14:solidFill>
-      </w14:textFill>
     </w:rPr>
     <w:tblPr>
       <w:tblBorders>
@@ -14601,11 +14870,6 @@
         <w:b/>
         <w:bCs/>
         <w:color w:val="000000" w:themeColor="text1"/>
-        <w14:textFill>
-          <w14:solidFill>
-            <w14:schemeClr w14:val="tx1"/>
-          </w14:solidFill>
-        </w14:textFill>
       </w:rPr>
       <w:tblPr/>
       <w:tcPr>
@@ -14615,11 +14879,6 @@
     <w:tblStylePr w:type="firstCol">
       <w:rPr>
         <w:color w:val="FFFFFF" w:themeColor="background1"/>
-        <w14:textFill>
-          <w14:solidFill>
-            <w14:schemeClr w14:val="bg1"/>
-          </w14:solidFill>
-        </w14:textFill>
       </w:rPr>
       <w:tblPr/>
       <w:tcPr>
@@ -14629,11 +14888,6 @@
     <w:tblStylePr w:type="lastCol">
       <w:rPr>
         <w:color w:val="FFFFFF" w:themeColor="background1"/>
-        <w14:textFill>
-          <w14:solidFill>
-            <w14:schemeClr w14:val="bg1"/>
-          </w14:solidFill>
-        </w14:textFill>
       </w:rPr>
       <w:tblPr/>
       <w:tcPr>
@@ -14662,11 +14916,6 @@
     </w:pPr>
     <w:rPr>
       <w:color w:val="000000" w:themeColor="text1"/>
-      <w14:textFill>
-        <w14:solidFill>
-          <w14:schemeClr w14:val="tx1"/>
-        </w14:solidFill>
-      </w14:textFill>
     </w:rPr>
     <w:tblPr>
       <w:tblBorders>
@@ -14697,11 +14946,6 @@
         <w:b/>
         <w:bCs/>
         <w:color w:val="000000" w:themeColor="text1"/>
-        <w14:textFill>
-          <w14:solidFill>
-            <w14:schemeClr w14:val="tx1"/>
-          </w14:solidFill>
-        </w14:textFill>
       </w:rPr>
       <w:tblPr/>
       <w:tcPr>
@@ -14711,11 +14955,6 @@
     <w:tblStylePr w:type="firstCol">
       <w:rPr>
         <w:color w:val="FFFFFF" w:themeColor="background1"/>
-        <w14:textFill>
-          <w14:solidFill>
-            <w14:schemeClr w14:val="bg1"/>
-          </w14:solidFill>
-        </w14:textFill>
       </w:rPr>
       <w:tblPr/>
       <w:tcPr>
@@ -14725,11 +14964,6 @@
     <w:tblStylePr w:type="lastCol">
       <w:rPr>
         <w:color w:val="FFFFFF" w:themeColor="background1"/>
-        <w14:textFill>
-          <w14:solidFill>
-            <w14:schemeClr w14:val="bg1"/>
-          </w14:solidFill>
-        </w14:textFill>
       </w:rPr>
       <w:tblPr/>
       <w:tcPr>
@@ -14758,11 +14992,6 @@
     </w:pPr>
     <w:rPr>
       <w:color w:val="000000" w:themeColor="text1"/>
-      <w14:textFill>
-        <w14:solidFill>
-          <w14:schemeClr w14:val="tx1"/>
-        </w14:solidFill>
-      </w14:textFill>
     </w:rPr>
     <w:tblPr>
       <w:tblBorders>
@@ -14793,11 +15022,6 @@
         <w:b/>
         <w:bCs/>
         <w:color w:val="000000" w:themeColor="text1"/>
-        <w14:textFill>
-          <w14:solidFill>
-            <w14:schemeClr w14:val="tx1"/>
-          </w14:solidFill>
-        </w14:textFill>
       </w:rPr>
       <w:tblPr/>
       <w:tcPr>
@@ -14807,11 +15031,6 @@
     <w:tblStylePr w:type="firstCol">
       <w:rPr>
         <w:color w:val="FFFFFF" w:themeColor="background1"/>
-        <w14:textFill>
-          <w14:solidFill>
-            <w14:schemeClr w14:val="bg1"/>
-          </w14:solidFill>
-        </w14:textFill>
       </w:rPr>
       <w:tblPr/>
       <w:tcPr>
@@ -14821,11 +15040,6 @@
     <w:tblStylePr w:type="lastCol">
       <w:rPr>
         <w:color w:val="FFFFFF" w:themeColor="background1"/>
-        <w14:textFill>
-          <w14:solidFill>
-            <w14:schemeClr w14:val="bg1"/>
-          </w14:solidFill>
-        </w14:textFill>
       </w:rPr>
       <w:tblPr/>
       <w:tcPr>
@@ -14854,11 +15068,6 @@
     </w:pPr>
     <w:rPr>
       <w:color w:val="000000" w:themeColor="text1"/>
-      <w14:textFill>
-        <w14:solidFill>
-          <w14:schemeClr w14:val="tx1"/>
-        </w14:solidFill>
-      </w14:textFill>
     </w:rPr>
     <w:tblPr>
       <w:tblBorders>
@@ -14889,11 +15098,6 @@
         <w:b/>
         <w:bCs/>
         <w:color w:val="000000" w:themeColor="text1"/>
-        <w14:textFill>
-          <w14:solidFill>
-            <w14:schemeClr w14:val="tx1"/>
-          </w14:solidFill>
-        </w14:textFill>
       </w:rPr>
       <w:tblPr/>
       <w:tcPr>
@@ -14903,11 +15107,6 @@
     <w:tblStylePr w:type="firstCol">
       <w:rPr>
         <w:color w:val="FFFFFF" w:themeColor="background1"/>
-        <w14:textFill>
-          <w14:solidFill>
-            <w14:schemeClr w14:val="bg1"/>
-          </w14:solidFill>
-        </w14:textFill>
       </w:rPr>
       <w:tblPr/>
       <w:tcPr>
@@ -14917,11 +15116,6 @@
     <w:tblStylePr w:type="lastCol">
       <w:rPr>
         <w:color w:val="FFFFFF" w:themeColor="background1"/>
-        <w14:textFill>
-          <w14:solidFill>
-            <w14:schemeClr w14:val="bg1"/>
-          </w14:solidFill>
-        </w14:textFill>
       </w:rPr>
       <w:tblPr/>
       <w:tcPr>
@@ -14950,11 +15144,6 @@
     </w:pPr>
     <w:rPr>
       <w:color w:val="000000" w:themeColor="text1"/>
-      <w14:textFill>
-        <w14:solidFill>
-          <w14:schemeClr w14:val="tx1"/>
-        </w14:solidFill>
-      </w14:textFill>
     </w:rPr>
     <w:tblPr>
       <w:tblBorders>
@@ -14985,11 +15174,6 @@
         <w:b/>
         <w:bCs/>
         <w:color w:val="000000" w:themeColor="text1"/>
-        <w14:textFill>
-          <w14:solidFill>
-            <w14:schemeClr w14:val="tx1"/>
-          </w14:solidFill>
-        </w14:textFill>
       </w:rPr>
       <w:tblPr/>
       <w:tcPr>
@@ -14999,11 +15183,6 @@
     <w:tblStylePr w:type="firstCol">
       <w:rPr>
         <w:color w:val="FFFFFF" w:themeColor="background1"/>
-        <w14:textFill>
-          <w14:solidFill>
-            <w14:schemeClr w14:val="bg1"/>
-          </w14:solidFill>
-        </w14:textFill>
       </w:rPr>
       <w:tblPr/>
       <w:tcPr>
@@ -15013,11 +15192,6 @@
     <w:tblStylePr w:type="lastCol">
       <w:rPr>
         <w:color w:val="FFFFFF" w:themeColor="background1"/>
-        <w14:textFill>
-          <w14:solidFill>
-            <w14:schemeClr w14:val="bg1"/>
-          </w14:solidFill>
-        </w14:textFill>
       </w:rPr>
       <w:tblPr/>
       <w:tcPr>
@@ -15040,8 +15214,8 @@
   <w:style w:type="character" w:styleId="133">
     <w:name w:val="Strong"/>
     <w:basedOn w:val="132"/>
+    <w:uiPriority w:val="22"/>
     <w:qFormat/>
-    <w:uiPriority w:val="22"/>
     <w:rPr>
       <w:b/>
       <w:bCs/>
@@ -15050,20 +15224,20 @@
   <w:style w:type="character" w:styleId="134">
     <w:name w:val="Emphasis"/>
     <w:basedOn w:val="132"/>
+    <w:uiPriority w:val="20"/>
     <w:qFormat/>
-    <w:uiPriority w:val="20"/>
     <w:rPr>
       <w:i/>
       <w:iCs/>
     </w:rPr>
   </w:style>
-  <w:style w:type="character" w:customStyle="1" w:styleId="135">
+  <w:style w:type="character" w:styleId="135" w:customStyle="1">
     <w:name w:val="Header Char"/>
     <w:basedOn w:val="132"/>
     <w:link w:val="25"/>
     <w:uiPriority w:val="99"/>
   </w:style>
-  <w:style w:type="character" w:customStyle="1" w:styleId="136">
+  <w:style w:type="character" w:styleId="136" w:customStyle="1">
     <w:name w:val="Footer Char"/>
     <w:basedOn w:val="132"/>
     <w:link w:val="24"/>
@@ -15071,8 +15245,8 @@
   </w:style>
   <w:style w:type="paragraph" w:styleId="137">
     <w:name w:val="No Spacing"/>
+    <w:uiPriority w:val="1"/>
     <w:qFormat/>
-    <w:uiPriority w:val="1"/>
     <w:pPr>
       <w:spacing w:after="0" w:line="240" w:lineRule="auto"/>
     </w:pPr>
@@ -15083,7 +15257,7 @@
       <w:lang w:val="en-US" w:eastAsia="en-US" w:bidi="ar-SA"/>
     </w:rPr>
   </w:style>
-  <w:style w:type="character" w:customStyle="1" w:styleId="138">
+  <w:style w:type="character" w:styleId="138" w:customStyle="1">
     <w:name w:val="Heading 1 Char"/>
     <w:basedOn w:val="132"/>
     <w:link w:val="3"/>
@@ -15097,7 +15271,7 @@
       <w:szCs w:val="28"/>
     </w:rPr>
   </w:style>
-  <w:style w:type="character" w:customStyle="1" w:styleId="139">
+  <w:style w:type="character" w:styleId="139" w:customStyle="1">
     <w:name w:val="Heading 2 Char"/>
     <w:basedOn w:val="132"/>
     <w:link w:val="4"/>
@@ -15109,14 +15283,9 @@
       <w:color w:val="4F81BD" w:themeColor="accent1"/>
       <w:sz w:val="26"/>
       <w:szCs w:val="26"/>
-      <w14:textFill>
-        <w14:solidFill>
-          <w14:schemeClr w14:val="accent1"/>
-        </w14:solidFill>
-      </w14:textFill>
     </w:rPr>
   </w:style>
-  <w:style w:type="character" w:customStyle="1" w:styleId="140">
+  <w:style w:type="character" w:styleId="140" w:customStyle="1">
     <w:name w:val="Heading 3 Char"/>
     <w:basedOn w:val="132"/>
     <w:link w:val="5"/>
@@ -15126,14 +15295,9 @@
       <w:b/>
       <w:bCs/>
       <w:color w:val="4F81BD" w:themeColor="accent1"/>
-      <w14:textFill>
-        <w14:solidFill>
-          <w14:schemeClr w14:val="accent1"/>
-        </w14:solidFill>
-      </w14:textFill>
     </w:rPr>
   </w:style>
-  <w:style w:type="character" w:customStyle="1" w:styleId="141">
+  <w:style w:type="character" w:styleId="141" w:customStyle="1">
     <w:name w:val="Title Char"/>
     <w:basedOn w:val="132"/>
     <w:link w:val="31"/>
@@ -15147,7 +15311,7 @@
       <w:szCs w:val="52"/>
     </w:rPr>
   </w:style>
-  <w:style w:type="character" w:customStyle="1" w:styleId="142">
+  <w:style w:type="character" w:styleId="142" w:customStyle="1">
     <w:name w:val="Subtitle Char"/>
     <w:basedOn w:val="132"/>
     <w:link w:val="26"/>
@@ -15160,38 +15324,33 @@
       <w:spacing w:val="15"/>
       <w:sz w:val="24"/>
       <w:szCs w:val="24"/>
-      <w14:textFill>
-        <w14:solidFill>
-          <w14:schemeClr w14:val="accent1"/>
-        </w14:solidFill>
-      </w14:textFill>
     </w:rPr>
   </w:style>
   <w:style w:type="paragraph" w:styleId="143">
     <w:name w:val="List Paragraph"/>
     <w:basedOn w:val="1"/>
+    <w:uiPriority w:val="34"/>
     <w:qFormat/>
-    <w:uiPriority w:val="34"/>
     <w:pPr>
       <w:ind w:left="720"/>
       <w:contextualSpacing/>
     </w:pPr>
   </w:style>
-  <w:style w:type="character" w:customStyle="1" w:styleId="144">
+  <w:style w:type="character" w:styleId="144" w:customStyle="1">
     <w:name w:val="Body Text Char"/>
     <w:basedOn w:val="132"/>
     <w:link w:val="19"/>
+    <w:uiPriority w:val="99"/>
     <w:qFormat/>
-    <w:uiPriority w:val="99"/>
-  </w:style>
-  <w:style w:type="character" w:customStyle="1" w:styleId="145">
+  </w:style>
+  <w:style w:type="character" w:styleId="145" w:customStyle="1">
     <w:name w:val="Body Text 2 Char"/>
     <w:basedOn w:val="132"/>
     <w:link w:val="28"/>
+    <w:uiPriority w:val="99"/>
     <w:qFormat/>
-    <w:uiPriority w:val="99"/>
-  </w:style>
-  <w:style w:type="character" w:customStyle="1" w:styleId="146">
+  </w:style>
+  <w:style w:type="character" w:styleId="146" w:customStyle="1">
     <w:name w:val="Body Text 3 Char"/>
     <w:basedOn w:val="132"/>
     <w:link w:val="17"/>
@@ -15201,7 +15360,7 @@
       <w:szCs w:val="16"/>
     </w:rPr>
   </w:style>
-  <w:style w:type="character" w:customStyle="1" w:styleId="147">
+  <w:style w:type="character" w:styleId="147" w:customStyle="1">
     <w:name w:val="Macro Text Char"/>
     <w:basedOn w:val="132"/>
     <w:link w:val="2"/>
@@ -15217,20 +15376,15 @@
     <w:basedOn w:val="1"/>
     <w:next w:val="1"/>
     <w:link w:val="149"/>
+    <w:uiPriority w:val="29"/>
     <w:qFormat/>
-    <w:uiPriority w:val="29"/>
     <w:rPr>
       <w:i/>
       <w:iCs/>
       <w:color w:val="000000" w:themeColor="text1"/>
-      <w14:textFill>
-        <w14:solidFill>
-          <w14:schemeClr w14:val="tx1"/>
-        </w14:solidFill>
-      </w14:textFill>
     </w:rPr>
   </w:style>
-  <w:style w:type="character" w:customStyle="1" w:styleId="149">
+  <w:style w:type="character" w:styleId="149" w:customStyle="1">
     <w:name w:val="Quote Char"/>
     <w:basedOn w:val="132"/>
     <w:link w:val="148"/>
@@ -15239,20 +15393,15 @@
       <w:i/>
       <w:iCs/>
       <w:color w:val="000000" w:themeColor="text1"/>
-      <w14:textFill>
-        <w14:solidFill>
-          <w14:schemeClr w14:val="tx1"/>
-        </w14:solidFill>
-      </w14:textFill>
     </w:rPr>
   </w:style>
-  <w:style w:type="character" w:customStyle="1" w:styleId="150">
+  <w:style w:type="character" w:styleId="150" w:customStyle="1">
     <w:name w:val="Heading 4 Char"/>
     <w:basedOn w:val="132"/>
     <w:link w:val="6"/>
+    <w:uiPriority w:val="9"/>
     <w:semiHidden/>
     <w:qFormat/>
-    <w:uiPriority w:val="9"/>
     <w:rPr>
       <w:rFonts w:asciiTheme="majorHAnsi" w:hAnsiTheme="majorHAnsi" w:eastAsiaTheme="majorEastAsia" w:cstheme="majorBidi"/>
       <w:b/>
@@ -15260,31 +15409,26 @@
       <w:i/>
       <w:iCs/>
       <w:color w:val="4F81BD" w:themeColor="accent1"/>
-      <w14:textFill>
-        <w14:solidFill>
-          <w14:schemeClr w14:val="accent1"/>
-        </w14:solidFill>
-      </w14:textFill>
     </w:rPr>
   </w:style>
-  <w:style w:type="character" w:customStyle="1" w:styleId="151">
+  <w:style w:type="character" w:styleId="151" w:customStyle="1">
     <w:name w:val="Heading 5 Char"/>
     <w:basedOn w:val="132"/>
     <w:link w:val="7"/>
+    <w:uiPriority w:val="9"/>
     <w:semiHidden/>
-    <w:uiPriority w:val="9"/>
     <w:rPr>
       <w:rFonts w:asciiTheme="majorHAnsi" w:hAnsiTheme="majorHAnsi" w:eastAsiaTheme="majorEastAsia" w:cstheme="majorBidi"/>
       <w:color w:val="254061" w:themeColor="accent1" w:themeShade="80"/>
     </w:rPr>
   </w:style>
-  <w:style w:type="character" w:customStyle="1" w:styleId="152">
+  <w:style w:type="character" w:styleId="152" w:customStyle="1">
     <w:name w:val="Heading 6 Char"/>
     <w:basedOn w:val="132"/>
     <w:link w:val="8"/>
+    <w:uiPriority w:val="9"/>
     <w:semiHidden/>
     <w:qFormat/>
-    <w:uiPriority w:val="9"/>
     <w:rPr>
       <w:rFonts w:asciiTheme="majorHAnsi" w:hAnsiTheme="majorHAnsi" w:eastAsiaTheme="majorEastAsia" w:cstheme="majorBidi"/>
       <w:i/>
@@ -15292,53 +15436,40 @@
       <w:color w:val="254061" w:themeColor="accent1" w:themeShade="80"/>
     </w:rPr>
   </w:style>
-  <w:style w:type="character" w:customStyle="1" w:styleId="153">
+  <w:style w:type="character" w:styleId="153" w:customStyle="1">
     <w:name w:val="Heading 7 Char"/>
     <w:basedOn w:val="132"/>
     <w:link w:val="9"/>
+    <w:uiPriority w:val="9"/>
     <w:semiHidden/>
     <w:qFormat/>
-    <w:uiPriority w:val="9"/>
     <w:rPr>
       <w:rFonts w:asciiTheme="majorHAnsi" w:hAnsiTheme="majorHAnsi" w:eastAsiaTheme="majorEastAsia" w:cstheme="majorBidi"/>
       <w:i/>
       <w:iCs/>
       <w:color w:val="404040" w:themeColor="text1" w:themeTint="BF"/>
-      <w14:textFill>
-        <w14:solidFill>
-          <w14:schemeClr w14:val="tx1">
-            <w14:lumMod w14:val="75000"/>
-            <w14:lumOff w14:val="25000"/>
-          </w14:schemeClr>
-        </w14:solidFill>
-      </w14:textFill>
     </w:rPr>
   </w:style>
-  <w:style w:type="character" w:customStyle="1" w:styleId="154">
+  <w:style w:type="character" w:styleId="154" w:customStyle="1">
     <w:name w:val="Heading 8 Char"/>
     <w:basedOn w:val="132"/>
     <w:link w:val="10"/>
+    <w:uiPriority w:val="9"/>
     <w:semiHidden/>
     <w:qFormat/>
-    <w:uiPriority w:val="9"/>
     <w:rPr>
       <w:rFonts w:asciiTheme="majorHAnsi" w:hAnsiTheme="majorHAnsi" w:eastAsiaTheme="majorEastAsia" w:cstheme="majorBidi"/>
       <w:color w:val="4F81BD" w:themeColor="accent1"/>
       <w:sz w:val="20"/>
       <w:szCs w:val="20"/>
-      <w14:textFill>
-        <w14:solidFill>
-          <w14:schemeClr w14:val="accent1"/>
-        </w14:solidFill>
-      </w14:textFill>
     </w:rPr>
   </w:style>
-  <w:style w:type="character" w:customStyle="1" w:styleId="155">
+  <w:style w:type="character" w:styleId="155" w:customStyle="1">
     <w:name w:val="Heading 9 Char"/>
     <w:basedOn w:val="132"/>
     <w:link w:val="11"/>
+    <w:uiPriority w:val="9"/>
     <w:semiHidden/>
-    <w:uiPriority w:val="9"/>
     <w:rPr>
       <w:rFonts w:asciiTheme="majorHAnsi" w:hAnsiTheme="majorHAnsi" w:eastAsiaTheme="majorEastAsia" w:cstheme="majorBidi"/>
       <w:i/>
@@ -15346,14 +15477,6 @@
       <w:color w:val="404040" w:themeColor="text1" w:themeTint="BF"/>
       <w:sz w:val="20"/>
       <w:szCs w:val="20"/>
-      <w14:textFill>
-        <w14:solidFill>
-          <w14:schemeClr w14:val="tx1">
-            <w14:lumMod w14:val="75000"/>
-            <w14:lumOff w14:val="25000"/>
-          </w14:schemeClr>
-        </w14:solidFill>
-      </w14:textFill>
     </w:rPr>
   </w:style>
   <w:style w:type="paragraph" w:styleId="156">
@@ -15361,8 +15484,8 @@
     <w:basedOn w:val="1"/>
     <w:next w:val="1"/>
     <w:link w:val="157"/>
+    <w:uiPriority w:val="30"/>
     <w:qFormat/>
-    <w:uiPriority w:val="30"/>
     <w:pPr>
       <w:pBdr>
         <w:bottom w:val="single" w:color="4F81BD" w:themeColor="accent1" w:sz="4" w:space="4"/>
@@ -15376,14 +15499,9 @@
       <w:i/>
       <w:iCs/>
       <w:color w:val="4F81BD" w:themeColor="accent1"/>
-      <w14:textFill>
-        <w14:solidFill>
-          <w14:schemeClr w14:val="accent1"/>
-        </w14:solidFill>
-      </w14:textFill>
     </w:rPr>
   </w:style>
-  <w:style w:type="character" w:customStyle="1" w:styleId="157">
+  <w:style w:type="character" w:styleId="157" w:customStyle="1">
     <w:name w:val="Intense Quote Char"/>
     <w:basedOn w:val="132"/>
     <w:link w:val="156"/>
@@ -15394,71 +15512,48 @@
       <w:i/>
       <w:iCs/>
       <w:color w:val="4F81BD" w:themeColor="accent1"/>
-      <w14:textFill>
-        <w14:solidFill>
-          <w14:schemeClr w14:val="accent1"/>
-        </w14:solidFill>
-      </w14:textFill>
     </w:rPr>
   </w:style>
-  <w:style w:type="character" w:customStyle="1" w:styleId="158">
+  <w:style w:type="character" w:styleId="158" w:customStyle="1">
     <w:name w:val="Subtle Emphasis"/>
     <w:basedOn w:val="132"/>
+    <w:uiPriority w:val="19"/>
     <w:qFormat/>
-    <w:uiPriority w:val="19"/>
     <w:rPr>
       <w:i/>
       <w:iCs/>
       <w:color w:val="808080" w:themeColor="text1" w:themeTint="80"/>
-      <w14:textFill>
-        <w14:solidFill>
-          <w14:schemeClr w14:val="tx1">
-            <w14:lumMod w14:val="50000"/>
-            <w14:lumOff w14:val="50000"/>
-          </w14:schemeClr>
-        </w14:solidFill>
-      </w14:textFill>
     </w:rPr>
   </w:style>
-  <w:style w:type="character" w:customStyle="1" w:styleId="159">
+  <w:style w:type="character" w:styleId="159" w:customStyle="1">
     <w:name w:val="Intense Emphasis"/>
     <w:basedOn w:val="132"/>
+    <w:uiPriority w:val="21"/>
     <w:qFormat/>
-    <w:uiPriority w:val="21"/>
     <w:rPr>
       <w:b/>
       <w:bCs/>
       <w:i/>
       <w:iCs/>
       <w:color w:val="4F81BD" w:themeColor="accent1"/>
-      <w14:textFill>
-        <w14:solidFill>
-          <w14:schemeClr w14:val="accent1"/>
-        </w14:solidFill>
-      </w14:textFill>
     </w:rPr>
   </w:style>
-  <w:style w:type="character" w:customStyle="1" w:styleId="160">
+  <w:style w:type="character" w:styleId="160" w:customStyle="1">
     <w:name w:val="Subtle Reference"/>
     <w:basedOn w:val="132"/>
+    <w:uiPriority w:val="31"/>
     <w:qFormat/>
-    <w:uiPriority w:val="31"/>
     <w:rPr>
       <w:smallCaps/>
       <w:color w:val="C0504D" w:themeColor="accent2"/>
       <w:u w:val="single"/>
-      <w14:textFill>
-        <w14:solidFill>
-          <w14:schemeClr w14:val="accent2"/>
-        </w14:solidFill>
-      </w14:textFill>
     </w:rPr>
   </w:style>
-  <w:style w:type="character" w:customStyle="1" w:styleId="161">
+  <w:style w:type="character" w:styleId="161" w:customStyle="1">
     <w:name w:val="Intense Reference"/>
     <w:basedOn w:val="132"/>
+    <w:uiPriority w:val="32"/>
     <w:qFormat/>
-    <w:uiPriority w:val="32"/>
     <w:rPr>
       <w:b/>
       <w:bCs/>
@@ -15466,18 +15561,13 @@
       <w:color w:val="C0504D" w:themeColor="accent2"/>
       <w:spacing w:val="5"/>
       <w:u w:val="single"/>
-      <w14:textFill>
-        <w14:solidFill>
-          <w14:schemeClr w14:val="accent2"/>
-        </w14:solidFill>
-      </w14:textFill>
     </w:rPr>
   </w:style>
-  <w:style w:type="character" w:customStyle="1" w:styleId="162">
+  <w:style w:type="character" w:styleId="162" w:customStyle="1">
     <w:name w:val="Book Title"/>
     <w:basedOn w:val="132"/>
+    <w:uiPriority w:val="33"/>
     <w:qFormat/>
-    <w:uiPriority w:val="33"/>
     <w:rPr>
       <w:b/>
       <w:bCs/>
@@ -15485,14 +15575,14 @@
       <w:spacing w:val="5"/>
     </w:rPr>
   </w:style>
-  <w:style w:type="paragraph" w:customStyle="1" w:styleId="163">
+  <w:style w:type="paragraph" w:styleId="163" w:customStyle="1">
     <w:name w:val="TOC Heading"/>
     <w:basedOn w:val="3"/>
     <w:next w:val="1"/>
+    <w:uiPriority w:val="39"/>
     <w:semiHidden/>
     <w:unhideWhenUsed/>
     <w:qFormat/>
-    <w:uiPriority w:val="39"/>
     <w:pPr>
       <w:outlineLvl w:val="9"/>
     </w:pPr>
@@ -15505,10 +15595,10 @@
   <a:themeElements>
     <a:clrScheme name="Office">
       <a:dk1>
-        <a:sysClr val="windowText" lastClr="000000"/>
+        <a:srgbClr val="000000"/>
       </a:dk1>
       <a:lt1>
-        <a:sysClr val="window" lastClr="FFFFFF"/>
+        <a:srgbClr val="FFFFFF"/>
       </a:lt1>
       <a:dk2>
         <a:srgbClr val="1F497D"/>
@@ -15546,71 +15636,71 @@
         <a:latin typeface="Calibri"/>
         <a:ea typeface=""/>
         <a:cs typeface=""/>
-        <a:font script="Jpan" typeface="ＭＳ ゴシック"/>
+        <a:font script="Arab" typeface="Times New Roman"/>
+        <a:font script="Beng" typeface="Vrinda"/>
+        <a:font script="Cans" typeface="Euphemia"/>
+        <a:font script="Cher" typeface="Plantagenet Cherokee"/>
+        <a:font script="Deva" typeface="Mangal"/>
+        <a:font script="Ethi" typeface="Nyala"/>
+        <a:font script="Geor" typeface="Sylfaen"/>
+        <a:font script="Gujr" typeface="Shruti"/>
+        <a:font script="Guru" typeface="Raavi"/>
         <a:font script="Hang" typeface="맑은 고딕"/>
         <a:font script="Hans" typeface="宋体"/>
         <a:font script="Hant" typeface="新細明體"/>
-        <a:font script="Arab" typeface="Times New Roman"/>
         <a:font script="Hebr" typeface="Times New Roman"/>
-        <a:font script="Thai" typeface="Angsana New"/>
-        <a:font script="Ethi" typeface="Nyala"/>
-        <a:font script="Beng" typeface="Vrinda"/>
-        <a:font script="Gujr" typeface="Shruti"/>
+        <a:font script="Jpan" typeface="ＭＳ ゴシック"/>
         <a:font script="Khmr" typeface="MoolBoran"/>
         <a:font script="Knda" typeface="Tunga"/>
-        <a:font script="Guru" typeface="Raavi"/>
-        <a:font script="Cans" typeface="Euphemia"/>
-        <a:font script="Cher" typeface="Plantagenet Cherokee"/>
+        <a:font script="Laoo" typeface="DokChampa"/>
+        <a:font script="Mlym" typeface="Kartika"/>
+        <a:font script="Mong" typeface="Mongolian Baiti"/>
+        <a:font script="Orya" typeface="Kalinga"/>
+        <a:font script="Sinh" typeface="Iskoola Pota"/>
+        <a:font script="Syrc" typeface="Estrangelo Edessa"/>
+        <a:font script="Taml" typeface="Latha"/>
+        <a:font script="Telu" typeface="Gautami"/>
+        <a:font script="Thaa" typeface="MV Boli"/>
+        <a:font script="Thai" typeface="Angsana New"/>
+        <a:font script="Tibt" typeface="Microsoft Himalaya"/>
+        <a:font script="Uigh" typeface="Microsoft Uighur"/>
+        <a:font script="Viet" typeface="Times New Roman"/>
         <a:font script="Yiii" typeface="Microsoft Yi Baiti"/>
-        <a:font script="Tibt" typeface="Microsoft Himalaya"/>
-        <a:font script="Thaa" typeface="MV Boli"/>
-        <a:font script="Deva" typeface="Mangal"/>
-        <a:font script="Telu" typeface="Gautami"/>
-        <a:font script="Taml" typeface="Latha"/>
-        <a:font script="Syrc" typeface="Estrangelo Edessa"/>
-        <a:font script="Orya" typeface="Kalinga"/>
-        <a:font script="Mlym" typeface="Kartika"/>
-        <a:font script="Laoo" typeface="DokChampa"/>
-        <a:font script="Sinh" typeface="Iskoola Pota"/>
-        <a:font script="Mong" typeface="Mongolian Baiti"/>
-        <a:font script="Viet" typeface="Times New Roman"/>
-        <a:font script="Uigh" typeface="Microsoft Uighur"/>
-        <a:font script="Geor" typeface="Sylfaen"/>
       </a:majorFont>
       <a:minorFont>
         <a:latin typeface="Cambria"/>
         <a:ea typeface=""/>
         <a:cs typeface=""/>
-        <a:font script="Jpan" typeface="ＭＳ 明朝"/>
+        <a:font script="Arab" typeface="Arial"/>
+        <a:font script="Beng" typeface="Vrinda"/>
+        <a:font script="Cans" typeface="Euphemia"/>
+        <a:font script="Cher" typeface="Plantagenet Cherokee"/>
+        <a:font script="Deva" typeface="Mangal"/>
+        <a:font script="Ethi" typeface="Nyala"/>
+        <a:font script="Geor" typeface="Sylfaen"/>
+        <a:font script="Gujr" typeface="Shruti"/>
+        <a:font script="Guru" typeface="Raavi"/>
         <a:font script="Hang" typeface="맑은 고딕"/>
         <a:font script="Hans" typeface="宋体"/>
         <a:font script="Hant" typeface="新細明體"/>
-        <a:font script="Arab" typeface="Arial"/>
         <a:font script="Hebr" typeface="Arial"/>
-        <a:font script="Thai" typeface="Cordia New"/>
-        <a:font script="Ethi" typeface="Nyala"/>
-        <a:font script="Beng" typeface="Vrinda"/>
-        <a:font script="Gujr" typeface="Shruti"/>
+        <a:font script="Jpan" typeface="ＭＳ 明朝"/>
         <a:font script="Khmr" typeface="DaunPenh"/>
         <a:font script="Knda" typeface="Tunga"/>
-        <a:font script="Guru" typeface="Raavi"/>
-        <a:font script="Cans" typeface="Euphemia"/>
-        <a:font script="Cher" typeface="Plantagenet Cherokee"/>
+        <a:font script="Laoo" typeface="DokChampa"/>
+        <a:font script="Mlym" typeface="Kartika"/>
+        <a:font script="Mong" typeface="Mongolian Baiti"/>
+        <a:font script="Orya" typeface="Kalinga"/>
+        <a:font script="Sinh" typeface="Iskoola Pota"/>
+        <a:font script="Syrc" typeface="Estrangelo Edessa"/>
+        <a:font script="Taml" typeface="Latha"/>
+        <a:font script="Telu" typeface="Gautami"/>
+        <a:font script="Thaa" typeface="MV Boli"/>
+        <a:font script="Thai" typeface="Cordia New"/>
+        <a:font script="Tibt" typeface="Microsoft Himalaya"/>
+        <a:font script="Uigh" typeface="Microsoft Uighur"/>
+        <a:font script="Viet" typeface="Arial"/>
         <a:font script="Yiii" typeface="Microsoft Yi Baiti"/>
-        <a:font script="Tibt" typeface="Microsoft Himalaya"/>
-        <a:font script="Thaa" typeface="MV Boli"/>
-        <a:font script="Deva" typeface="Mangal"/>
-        <a:font script="Telu" typeface="Gautami"/>
-        <a:font script="Taml" typeface="Latha"/>
-        <a:font script="Syrc" typeface="Estrangelo Edessa"/>
-        <a:font script="Orya" typeface="Kalinga"/>
-        <a:font script="Mlym" typeface="Kartika"/>
-        <a:font script="Laoo" typeface="DokChampa"/>
-        <a:font script="Sinh" typeface="Iskoola Pota"/>
-        <a:font script="Mong" typeface="Mongolian Baiti"/>
-        <a:font script="Viet" typeface="Arial"/>
-        <a:font script="Uigh" typeface="Microsoft Uighur"/>
-        <a:font script="Geor" typeface="Sylfaen"/>
       </a:minorFont>
     </a:fontScheme>
     <a:fmtScheme name="Office">
@@ -15776,46 +15866,6 @@
       </a:bgFillStyleLst>
     </a:fmtScheme>
   </a:themeElements>
-  <a:objectDefaults>
-    <a:spDef>
-      <a:spPr/>
-      <a:bodyPr/>
-      <a:lstStyle/>
-      <a:style>
-        <a:lnRef idx="1">
-          <a:schemeClr val="accent1"/>
-        </a:lnRef>
-        <a:fillRef idx="3">
-          <a:schemeClr val="accent1"/>
-        </a:fillRef>
-        <a:effectRef idx="2">
-          <a:schemeClr val="accent1"/>
-        </a:effectRef>
-        <a:fontRef idx="minor">
-          <a:schemeClr val="lt1"/>
-        </a:fontRef>
-      </a:style>
-    </a:spDef>
-    <a:lnDef>
-      <a:spPr/>
-      <a:bodyPr/>
-      <a:lstStyle/>
-      <a:style>
-        <a:lnRef idx="2">
-          <a:schemeClr val="accent1"/>
-        </a:lnRef>
-        <a:fillRef idx="0">
-          <a:schemeClr val="accent1"/>
-        </a:fillRef>
-        <a:effectRef idx="1">
-          <a:schemeClr val="accent1"/>
-        </a:effectRef>
-        <a:fontRef idx="minor">
-          <a:schemeClr val="tx1"/>
-        </a:fontRef>
-      </a:style>
-    </a:lnDef>
-  </a:objectDefaults>
 </a:theme>
 </file>
 
@@ -15824,7 +15874,5 @@
 </file>
 
 <file path=customXml/itemProps1.xml><?xml version="1.0" encoding="utf-8"?>
-<ds:datastoreItem xmlns:ds="http://schemas.openxmlformats.org/officeDocument/2006/customXml" ds:itemID="{EF278816-EC6F-A645-907D-7F25AECB1D4A}">
-  <ds:schemaRefs/>
-</ds:datastoreItem>
+<cx:datastoreItem xmlns:cx="http://schemas.openxmlformats.org/officeDocument/2006/customXml" cx:itemID="{EF278816-EC6F-A645-907D-7F25AECB1D4A}"/>
 </file>
--- a/机器学习课程实践_第一次阶段验收汇报.docx
+++ b/机器学习课程实践_第一次阶段验收汇报.docx
@@ -2894,10 +2894,13 @@
           <w:szCs w:val="24"/>
         </w:rPr>
         <w:t xml:space="preserve">   • 四季编码：season_春/夏/秋/冬（one-hot编码）</w:t>
+        <w:br/>
+        <w:t xml:space="preserve">   • 月份编码：doy_sin, doy_cos, month_sin, month_cos（三角周期编码）</w:t>
+        <w:br/>
+        <w:t xml:space="preserve">   共9个特征（含月份整数列 month）</w:t>
       </w:r>
       <w:r>
         <w:rPr/>
-        <w:br/>
       </w:r>
       <w:r>
         <w:rPr>
@@ -2905,11 +2908,9 @@
           <w:sz w:val="24"/>
           <w:szCs w:val="24"/>
         </w:rPr>
-        <w:t xml:space="preserve">   • 月份编码：doy_sin, doy_cos, month_sin, month_cos（三角周期编码）</w:t>
       </w:r>
       <w:r>
         <w:rPr/>
-        <w:br/>
       </w:r>
       <w:r>
         <w:rPr>
@@ -2917,7 +2918,6 @@
           <w:sz w:val="24"/>
           <w:szCs w:val="24"/>
         </w:rPr>
-        <w:t xml:space="preserve">   共8个特征</w:t>
       </w:r>
     </w:p>
     <w:p>
@@ -3030,10 +3030,15 @@
           <w:szCs w:val="24"/>
         </w:rPr>
         <w:t xml:space="preserve">   • 变量：Discharge, Prcp</w:t>
+        <w:br/>
+        <w:t xml:space="preserve">   • 窗口长度：3, 7, 14, 30天</w:t>
+        <w:br/>
+        <w:t xml:space="preserve">   • 统计量：mean, std, max</w:t>
+        <w:br/>
+        <w:t xml:space="preserve">   共24个特征</w:t>
       </w:r>
       <w:r>
         <w:rPr/>
-        <w:br/>
       </w:r>
       <w:r>
         <w:rPr>
@@ -3041,11 +3046,9 @@
           <w:sz w:val="24"/>
           <w:szCs w:val="24"/>
         </w:rPr>
-        <w:t xml:space="preserve">   • 窗口长度：3, 7, 14, 30天</w:t>
       </w:r>
       <w:r>
         <w:rPr/>
-        <w:br/>
       </w:r>
       <w:r>
         <w:rPr>
@@ -3053,11 +3056,9 @@
           <w:sz w:val="24"/>
           <w:szCs w:val="24"/>
         </w:rPr>
-        <w:t xml:space="preserve">   • 统计量：mean, std, max</w:t>
       </w:r>
       <w:r>
         <w:rPr/>
-        <w:br/>
       </w:r>
       <w:r>
         <w:rPr>
@@ -3065,7 +3066,6 @@
           <w:sz w:val="24"/>
           <w:szCs w:val="24"/>
         </w:rPr>
-        <w:t xml:space="preserve">   共25个特征</w:t>
       </w:r>
     </w:p>
     <w:p>
@@ -3133,7 +3133,7 @@
         <w:rPr>
           <w:rFonts w:ascii="Times New Roman" w:hAnsi="Times New Roman" w:eastAsia="宋体"/>
         </w:rPr>
-        <w:t>各类特征对径流的互信息总得分：窗口特征（25个）以19.356居首，滞后特征（36个）以11.865次之，说明径流自身的近期历史状态是最强的预测信息；原始气象因子、月份/日序与季节编码贡献较低。</w:t>
+        <w:t>各类特征对径流的互信息总得分：窗口特征（24个）以18.854居首，滞后特征（36个）以11.865次之，说明径流自身的近期历史状态是最强的预测信息；月份/日序编码（5个，含月份整数列）2.191、派生气象特征（6个）2.032 与原始气象因子（6个）1.524、季节编码（4个）0.383 贡献较低。</w:t>
       </w:r>
     </w:p>
     <w:p>
@@ -3238,7 +3238,7 @@
         </w:rPr>
         <w:drawing>
           <wp:inline xmlns:wp="http://schemas.openxmlformats.org/drawingml/2006/wordprocessingDrawing" distT="0" distB="0" distL="114300" distR="114300">
-            <wp:extent cx="5040000" cy="1315962"/>
+            <wp:extent cx="5040000" cy="1333238"/>
             <wp:effectExtent l="0" t="0" r="10795" b="3810"/>
             <wp:docPr id="7" name="image7.png" descr="fig7_归一化对比"/>
             <a:graphic xmlns:a="http://schemas.openxmlformats.org/drawingml/2006/main">
@@ -3254,7 +3254,7 @@
                   </pic:blipFill>
                   <pic:spPr>
                     <a:xfrm>
-                      <a:ext cx="5040000" cy="1315962"/>
+                      <a:ext cx="5040000" cy="1333238"/>
                     </a:xfrm>
                     <a:prstGeom prst="rect"/>
                   </pic:spPr>
@@ -3288,7 +3288,7 @@
         <w:rPr>
           <w:rFonts w:ascii="Times New Roman" w:hAnsi="Times New Roman" w:eastAsia="宋体"/>
         </w:rPr>
-        <w:t>对比了原始数据与两种归一化方法下各特征的取值分布：原始数据量纲差异大且含极端值，Min-Max归一化后取值区间被极端值压缩，Z-score标准化后各特征分布更均衡、对异常值更稳健，因此最终采用Z-score标准化。</w:t>
+        <w:t>对比了全部 81 个候选特征在原始数据与两种归一化方法下的取值分布：原始数据量纲差异大且含极端值，Min-Max 归一化后取值区间被极端值压缩，Z-score 标准化后各特征分布更均衡、对异常值更稳健。所有特征（含滞后特征、窗口特征、派生气象特征）均参与归一化，归一化统计量仅在训练集上估计（防止数据泄漏），最终采用 Z-score 标准化。</w:t>
       </w:r>
     </w:p>
     <w:p>
@@ -3303,7 +3303,7 @@
           <w:sz w:val="24"/>
           <w:szCs w:val="24"/>
         </w:rPr>
-        <w:t xml:space="preserve">经对比，Z-score标准化对异常值更稳健，更适合本数据集的强右偏分布特征，因此最终采用Z-score标准化方法。</w:t>
+        <w:t>经对比，Z-score 标准化对异常值更稳健，更适合本数据集的强右偏分布特征；滞后、窗口等全部特征均在建模前完成归一化，因此最终采用 Z-score 标准化方法。</w:t>
       </w:r>
     </w:p>
     <w:p>
